--- a/rapports/16_02_2026/MAMADOU_DIOP/coh_EQ31_sup_133201020015.docx
+++ b/rapports/16_02_2026/MAMADOU_DIOP/coh_EQ31_sup_133201020015.docx
@@ -25,7 +25,7 @@
         <w:br/>
         <w:t>Grappe: 133201020015</w:t>
         <w:br/>
-        <w:t>Date: 16/02/2026 a 12:41</w:t>
+        <w:t>Date: 16/02/2026 a 12:58</w:t>
       </w:r>
     </w:p>
     <w:p/>

--- a/rapports/16_02_2026/MAMADOU_DIOP/coh_EQ31_sup_133201020015.docx
+++ b/rapports/16_02_2026/MAMADOU_DIOP/coh_EQ31_sup_133201020015.docx
@@ -25,7 +25,7 @@
         <w:br/>
         <w:t>Grappe: 133201020015</w:t>
         <w:br/>
-        <w:t>Date: 16/02/2026 a 12:58</w:t>
+        <w:t>Date: 16/02/2026 a 13:05</w:t>
       </w:r>
     </w:p>
     <w:p/>
@@ -97,7 +97,7 @@
           </w:tcPr>
           <w:p>
             <w:r>
-              <w:t>1</w:t>
+              <w:t>12</w:t>
             </w:r>
           </w:p>
         </w:tc>
@@ -119,7 +119,7 @@
           </w:tcPr>
           <w:p>
             <w:r>
-              <w:t>7</w:t>
+              <w:t>20</w:t>
             </w:r>
           </w:p>
         </w:tc>
@@ -219,7 +219,135 @@
           </w:tcPr>
           <w:p>
             <w:r>
-              <w:t>1</w:t>
+              <w:t>12</w:t>
+            </w:r>
+          </w:p>
+        </w:tc>
+      </w:tr>
+      <w:tr>
+        <w:tc>
+          <w:tcPr>
+            <w:tcW w:type="dxa" w:w="3324"/>
+          </w:tcPr>
+          <w:p>
+            <w:r>
+              <w:t>Section2</w:t>
+            </w:r>
+          </w:p>
+        </w:tc>
+        <w:tc>
+          <w:tcPr>
+            <w:tcW w:type="dxa" w:w="3324"/>
+          </w:tcPr>
+          <w:p>
+            <w:r>
+              <w:t>Education</w:t>
+            </w:r>
+          </w:p>
+        </w:tc>
+        <w:tc>
+          <w:tcPr>
+            <w:tcW w:type="dxa" w:w="3324"/>
+          </w:tcPr>
+          <w:p>
+            <w:r>
+              <w:t>12</w:t>
+            </w:r>
+          </w:p>
+        </w:tc>
+      </w:tr>
+      <w:tr>
+        <w:tc>
+          <w:tcPr>
+            <w:tcW w:type="dxa" w:w="3324"/>
+          </w:tcPr>
+          <w:p>
+            <w:r>
+              <w:t>Section7b</w:t>
+            </w:r>
+          </w:p>
+        </w:tc>
+        <w:tc>
+          <w:tcPr>
+            <w:tcW w:type="dxa" w:w="3324"/>
+          </w:tcPr>
+          <w:p>
+            <w:r>
+              <w:t>Consommation alimentaire - 7 jours</w:t>
+            </w:r>
+          </w:p>
+        </w:tc>
+        <w:tc>
+          <w:tcPr>
+            <w:tcW w:type="dxa" w:w="3324"/>
+          </w:tcPr>
+          <w:p>
+            <w:r>
+              <w:t>12</w:t>
+            </w:r>
+          </w:p>
+        </w:tc>
+      </w:tr>
+      <w:tr>
+        <w:tc>
+          <w:tcPr>
+            <w:tcW w:type="dxa" w:w="3324"/>
+          </w:tcPr>
+          <w:p>
+            <w:r>
+              <w:t>Section16a</w:t>
+            </w:r>
+          </w:p>
+        </w:tc>
+        <w:tc>
+          <w:tcPr>
+            <w:tcW w:type="dxa" w:w="3324"/>
+          </w:tcPr>
+          <w:p>
+            <w:r>
+              <w:t>Champs et parcelles</w:t>
+            </w:r>
+          </w:p>
+        </w:tc>
+        <w:tc>
+          <w:tcPr>
+            <w:tcW w:type="dxa" w:w="3324"/>
+          </w:tcPr>
+          <w:p>
+            <w:r>
+              <w:t>12</w:t>
+            </w:r>
+          </w:p>
+        </w:tc>
+      </w:tr>
+      <w:tr>
+        <w:tc>
+          <w:tcPr>
+            <w:tcW w:type="dxa" w:w="3324"/>
+          </w:tcPr>
+          <w:p>
+            <w:r>
+              <w:t>Section10a</w:t>
+            </w:r>
+          </w:p>
+        </w:tc>
+        <w:tc>
+          <w:tcPr>
+            <w:tcW w:type="dxa" w:w="3324"/>
+          </w:tcPr>
+          <w:p>
+            <w:r>
+              <w:t>Existence entreprise non agricole</w:t>
+            </w:r>
+          </w:p>
+        </w:tc>
+        <w:tc>
+          <w:tcPr>
+            <w:tcW w:type="dxa" w:w="3324"/>
+          </w:tcPr>
+          <w:p>
+            <w:r>
+              <w:t>10</w:t>
             </w:r>
           </w:p>
         </w:tc>
@@ -251,7 +379,7 @@
           </w:tcPr>
           <w:p>
             <w:r>
-              <w:t>1</w:t>
+              <w:t>9</w:t>
             </w:r>
           </w:p>
         </w:tc>
@@ -263,7 +391,7 @@
           </w:tcPr>
           <w:p>
             <w:r>
-              <w:t>Section2</w:t>
+              <w:t>Section4a</w:t>
             </w:r>
           </w:p>
         </w:tc>
@@ -273,7 +401,7 @@
           </w:tcPr>
           <w:p>
             <w:r>
-              <w:t>Education</w:t>
+              <w:t>Emploi</w:t>
             </w:r>
           </w:p>
         </w:tc>
@@ -283,7 +411,71 @@
           </w:tcPr>
           <w:p>
             <w:r>
-              <w:t>1</w:t>
+              <w:t>9</w:t>
+            </w:r>
+          </w:p>
+        </w:tc>
+      </w:tr>
+      <w:tr>
+        <w:tc>
+          <w:tcPr>
+            <w:tcW w:type="dxa" w:w="3324"/>
+          </w:tcPr>
+          <w:p>
+            <w:r>
+              <w:t>Section19</w:t>
+            </w:r>
+          </w:p>
+        </w:tc>
+        <w:tc>
+          <w:tcPr>
+            <w:tcW w:type="dxa" w:w="3324"/>
+          </w:tcPr>
+          <w:p>
+            <w:r>
+              <w:t>Equipements agricoles</w:t>
+            </w:r>
+          </w:p>
+        </w:tc>
+        <w:tc>
+          <w:tcPr>
+            <w:tcW w:type="dxa" w:w="3324"/>
+          </w:tcPr>
+          <w:p>
+            <w:r>
+              <w:t>7</w:t>
+            </w:r>
+          </w:p>
+        </w:tc>
+      </w:tr>
+      <w:tr>
+        <w:tc>
+          <w:tcPr>
+            <w:tcW w:type="dxa" w:w="3324"/>
+          </w:tcPr>
+          <w:p>
+            <w:r>
+              <w:t>Section4b</w:t>
+            </w:r>
+          </w:p>
+        </w:tc>
+        <w:tc>
+          <w:tcPr>
+            <w:tcW w:type="dxa" w:w="3324"/>
+          </w:tcPr>
+          <w:p>
+            <w:r>
+              <w:t>Emploi - Activite principale</w:t>
+            </w:r>
+          </w:p>
+        </w:tc>
+        <w:tc>
+          <w:tcPr>
+            <w:tcW w:type="dxa" w:w="3324"/>
+          </w:tcPr>
+          <w:p>
+            <w:r>
+              <w:t>5</w:t>
             </w:r>
           </w:p>
         </w:tc>
@@ -315,103 +507,7 @@
           </w:tcPr>
           <w:p>
             <w:r>
-              <w:t>1</w:t>
-            </w:r>
-          </w:p>
-        </w:tc>
-      </w:tr>
-      <w:tr>
-        <w:tc>
-          <w:tcPr>
-            <w:tcW w:type="dxa" w:w="3324"/>
-          </w:tcPr>
-          <w:p>
-            <w:r>
-              <w:t>Section4a</w:t>
-            </w:r>
-          </w:p>
-        </w:tc>
-        <w:tc>
-          <w:tcPr>
-            <w:tcW w:type="dxa" w:w="3324"/>
-          </w:tcPr>
-          <w:p>
-            <w:r>
-              <w:t>Emploi</w:t>
-            </w:r>
-          </w:p>
-        </w:tc>
-        <w:tc>
-          <w:tcPr>
-            <w:tcW w:type="dxa" w:w="3324"/>
-          </w:tcPr>
-          <w:p>
-            <w:r>
-              <w:t>1</w:t>
-            </w:r>
-          </w:p>
-        </w:tc>
-      </w:tr>
-      <w:tr>
-        <w:tc>
-          <w:tcPr>
-            <w:tcW w:type="dxa" w:w="3324"/>
-          </w:tcPr>
-          <w:p>
-            <w:r>
-              <w:t>Section10a</w:t>
-            </w:r>
-          </w:p>
-        </w:tc>
-        <w:tc>
-          <w:tcPr>
-            <w:tcW w:type="dxa" w:w="3324"/>
-          </w:tcPr>
-          <w:p>
-            <w:r>
-              <w:t>Existence entreprise non agricole</w:t>
-            </w:r>
-          </w:p>
-        </w:tc>
-        <w:tc>
-          <w:tcPr>
-            <w:tcW w:type="dxa" w:w="3324"/>
-          </w:tcPr>
-          <w:p>
-            <w:r>
-              <w:t>1</w:t>
-            </w:r>
-          </w:p>
-        </w:tc>
-      </w:tr>
-      <w:tr>
-        <w:tc>
-          <w:tcPr>
-            <w:tcW w:type="dxa" w:w="3324"/>
-          </w:tcPr>
-          <w:p>
-            <w:r>
-              <w:t>Section16a</w:t>
-            </w:r>
-          </w:p>
-        </w:tc>
-        <w:tc>
-          <w:tcPr>
-            <w:tcW w:type="dxa" w:w="3324"/>
-          </w:tcPr>
-          <w:p>
-            <w:r>
-              <w:t>Champs et parcelles</w:t>
-            </w:r>
-          </w:p>
-        </w:tc>
-        <w:tc>
-          <w:tcPr>
-            <w:tcW w:type="dxa" w:w="3324"/>
-          </w:tcPr>
-          <w:p>
-            <w:r>
-              <w:t>1</w:t>
+              <w:t>4</w:t>
             </w:r>
           </w:p>
         </w:tc>
@@ -424,6 +520,2153 @@
       </w:pPr>
       <w:r>
         <w:t>Details des erreurs par menage</w:t>
+      </w:r>
+    </w:p>
+    <w:p>
+      <w:pPr>
+        <w:pStyle w:val="Heading2"/>
+      </w:pPr>
+      <w:r>
+        <w:t>Menage 1</w:t>
+      </w:r>
+    </w:p>
+    <w:tbl>
+      <w:tblPr>
+        <w:tblStyle w:val="TableGrid"/>
+        <w:tblW w:type="auto" w:w="0"/>
+        <w:tblLook w:firstColumn="1" w:firstRow="1" w:lastColumn="0" w:lastRow="0" w:noHBand="0" w:noVBand="1" w:val="04A0"/>
+      </w:tblPr>
+      <w:tblGrid>
+        <w:gridCol w:w="1662"/>
+        <w:gridCol w:w="1662"/>
+        <w:gridCol w:w="1662"/>
+        <w:gridCol w:w="1662"/>
+        <w:gridCol w:w="1662"/>
+        <w:gridCol w:w="1662"/>
+      </w:tblGrid>
+      <w:tr>
+        <w:tc>
+          <w:tcPr>
+            <w:tcW w:type="dxa" w:w="1662"/>
+            <w:shd w:fill="5B9BD5"/>
+          </w:tcPr>
+          <w:p>
+            <w:r>
+              <w:rPr>
+                <w:b/>
+                <w:color w:val="FFFFFF"/>
+                <w:sz w:val="16"/>
+              </w:rPr>
+              <w:t>Interview Key</w:t>
+            </w:r>
+          </w:p>
+        </w:tc>
+        <w:tc>
+          <w:tcPr>
+            <w:tcW w:type="dxa" w:w="1662"/>
+            <w:shd w:fill="5B9BD5"/>
+          </w:tcPr>
+          <w:p>
+            <w:r>
+              <w:rPr>
+                <w:b/>
+                <w:color w:val="FFFFFF"/>
+                <w:sz w:val="16"/>
+              </w:rPr>
+              <w:t>Interview ID</w:t>
+            </w:r>
+          </w:p>
+        </w:tc>
+        <w:tc>
+          <w:tcPr>
+            <w:tcW w:type="dxa" w:w="1662"/>
+            <w:shd w:fill="5B9BD5"/>
+          </w:tcPr>
+          <w:p>
+            <w:r>
+              <w:rPr>
+                <w:b/>
+                <w:color w:val="FFFFFF"/>
+                <w:sz w:val="16"/>
+              </w:rPr>
+              <w:t>ID Agent</w:t>
+            </w:r>
+          </w:p>
+        </w:tc>
+        <w:tc>
+          <w:tcPr>
+            <w:tcW w:type="dxa" w:w="1662"/>
+            <w:shd w:fill="5B9BD5"/>
+          </w:tcPr>
+          <w:p>
+            <w:r>
+              <w:rPr>
+                <w:b/>
+                <w:color w:val="FFFFFF"/>
+                <w:sz w:val="16"/>
+              </w:rPr>
+              <w:t>ID Equipe</w:t>
+            </w:r>
+          </w:p>
+        </w:tc>
+        <w:tc>
+          <w:tcPr>
+            <w:tcW w:type="dxa" w:w="1662"/>
+            <w:shd w:fill="5B9BD5"/>
+          </w:tcPr>
+          <w:p>
+            <w:r>
+              <w:rPr>
+                <w:b/>
+                <w:color w:val="FFFFFF"/>
+                <w:sz w:val="16"/>
+              </w:rPr>
+              <w:t>Agent</w:t>
+            </w:r>
+          </w:p>
+        </w:tc>
+        <w:tc>
+          <w:tcPr>
+            <w:tcW w:type="dxa" w:w="1662"/>
+            <w:shd w:fill="5B9BD5"/>
+          </w:tcPr>
+          <w:p>
+            <w:r>
+              <w:rPr>
+                <w:b/>
+                <w:color w:val="FFFFFF"/>
+                <w:sz w:val="16"/>
+              </w:rPr>
+              <w:t>Chef d'equipe</w:t>
+            </w:r>
+          </w:p>
+        </w:tc>
+      </w:tr>
+      <w:tr>
+        <w:tc>
+          <w:tcPr>
+            <w:tcW w:type="dxa" w:w="1662"/>
+          </w:tcPr>
+          <w:p>
+            <w:r>
+              <w:rPr>
+                <w:sz w:val="14"/>
+              </w:rPr>
+              <w:t>52-15-65-46</w:t>
+            </w:r>
+          </w:p>
+        </w:tc>
+        <w:tc>
+          <w:tcPr>
+            <w:tcW w:type="dxa" w:w="1662"/>
+          </w:tcPr>
+          <w:p>
+            <w:r>
+              <w:rPr>
+                <w:sz w:val="14"/>
+              </w:rPr>
+              <w:t>ce9c4079430c446dbbc8d7119475e785</w:t>
+            </w:r>
+          </w:p>
+        </w:tc>
+        <w:tc>
+          <w:tcPr>
+            <w:tcW w:type="dxa" w:w="1662"/>
+          </w:tcPr>
+          <w:p>
+            <w:r>
+              <w:rPr>
+                <w:sz w:val="14"/>
+              </w:rPr>
+              <w:t>EQ31_enq2</w:t>
+            </w:r>
+          </w:p>
+        </w:tc>
+        <w:tc>
+          <w:tcPr>
+            <w:tcW w:type="dxa" w:w="1662"/>
+          </w:tcPr>
+          <w:p>
+            <w:r>
+              <w:rPr>
+                <w:sz w:val="14"/>
+              </w:rPr>
+              <w:t>Equipe31</w:t>
+            </w:r>
+          </w:p>
+        </w:tc>
+        <w:tc>
+          <w:tcPr>
+            <w:tcW w:type="dxa" w:w="1662"/>
+          </w:tcPr>
+          <w:p>
+            <w:r>
+              <w:rPr>
+                <w:sz w:val="14"/>
+              </w:rPr>
+              <w:t>Souaibou KANTE</w:t>
+            </w:r>
+          </w:p>
+        </w:tc>
+        <w:tc>
+          <w:tcPr>
+            <w:tcW w:type="dxa" w:w="1662"/>
+          </w:tcPr>
+          <w:p>
+            <w:r>
+              <w:rPr>
+                <w:sz w:val="14"/>
+              </w:rPr>
+              <w:t>Alassane Ndoye DIALLO</w:t>
+            </w:r>
+          </w:p>
+        </w:tc>
+      </w:tr>
+    </w:tbl>
+    <w:p/>
+    <w:tbl>
+      <w:tblPr>
+        <w:tblStyle w:val="TableGrid"/>
+        <w:tblW w:type="auto" w:w="0"/>
+        <w:tblLook w:firstColumn="1" w:firstRow="1" w:lastColumn="0" w:lastRow="0" w:noHBand="0" w:noVBand="1" w:val="04A0"/>
+      </w:tblPr>
+      <w:tblGrid>
+        <w:gridCol w:w="3324"/>
+        <w:gridCol w:w="3324"/>
+        <w:gridCol w:w="3324"/>
+      </w:tblGrid>
+      <w:tr>
+        <w:tc>
+          <w:tcPr>
+            <w:tcW w:type="dxa" w:w="3324"/>
+            <w:shd w:fill="70AD47"/>
+          </w:tcPr>
+          <w:p>
+            <w:r>
+              <w:rPr>
+                <w:b/>
+                <w:color w:val="FFFFFF"/>
+                <w:sz w:val="18"/>
+              </w:rPr>
+              <w:t>Chef de Menage</w:t>
+            </w:r>
+          </w:p>
+        </w:tc>
+        <w:tc>
+          <w:tcPr>
+            <w:tcW w:type="dxa" w:w="3324"/>
+            <w:shd w:fill="70AD47"/>
+          </w:tcPr>
+          <w:p>
+            <w:r>
+              <w:rPr>
+                <w:b/>
+                <w:color w:val="FFFFFF"/>
+                <w:sz w:val="18"/>
+              </w:rPr>
+              <w:t>Quartier/Village (s00q05)</w:t>
+            </w:r>
+          </w:p>
+        </w:tc>
+        <w:tc>
+          <w:tcPr>
+            <w:tcW w:type="dxa" w:w="3324"/>
+            <w:shd w:fill="70AD47"/>
+          </w:tcPr>
+          <w:p>
+            <w:r>
+              <w:rPr>
+                <w:b/>
+                <w:color w:val="FFFFFF"/>
+                <w:sz w:val="18"/>
+              </w:rPr>
+              <w:t>Localisation GPS</w:t>
+            </w:r>
+          </w:p>
+        </w:tc>
+      </w:tr>
+      <w:tr>
+        <w:tc>
+          <w:tcPr>
+            <w:tcW w:type="dxa" w:w="3324"/>
+          </w:tcPr>
+          <w:p>
+            <w:r>
+              <w:rPr>
+                <w:sz w:val="18"/>
+              </w:rPr>
+              <w:t>FANTA SORY DIABY</w:t>
+            </w:r>
+          </w:p>
+        </w:tc>
+        <w:tc>
+          <w:tcPr>
+            <w:tcW w:type="dxa" w:w="3324"/>
+          </w:tcPr>
+          <w:p>
+            <w:r>
+              <w:rPr>
+                <w:sz w:val="18"/>
+              </w:rPr>
+              <w:t>N/A</w:t>
+            </w:r>
+          </w:p>
+        </w:tc>
+        <w:tc>
+          <w:tcPr>
+            <w:tcW w:type="dxa" w:w="3324"/>
+          </w:tcPr>
+          <w:p>
+            <w:r/>
+            <w:hyperlink r:id="rId9">
+              <w:r>
+                <w:rPr>
+                  <w:color w:val="0563C1"/>
+                  <w:u w:val="single"/>
+                </w:rPr>
+                <w:t>BALORY</w:t>
+              </w:r>
+            </w:hyperlink>
+          </w:p>
+        </w:tc>
+      </w:tr>
+    </w:tbl>
+    <w:p/>
+    <w:p>
+      <w:r>
+        <w:rPr>
+          <w:b/>
+          <w:color w:val="4672C4"/>
+          <w:sz w:val="22"/>
+        </w:rPr>
+        <w:t>&gt;&gt; Section0 - Identification et renseignements de controle</w:t>
+      </w:r>
+    </w:p>
+    <w:p>
+      <w:pPr>
+        <w:ind w:left="283"/>
+      </w:pPr>
+      <w:r>
+        <w:rPr>
+          <w:sz w:val="20"/>
+        </w:rPr>
+        <w:t>- Le questionnaire semble ne pas être complètement fini mais le questionnaire est en statut complet, prière de compléter le questionnaire.</w:t>
+      </w:r>
+    </w:p>
+    <w:p>
+      <w:r>
+        <w:rPr>
+          <w:b/>
+          <w:color w:val="4672C4"/>
+          <w:sz w:val="22"/>
+        </w:rPr>
+        <w:t>&gt;&gt; Section1 - Caracteristiques des membres</w:t>
+      </w:r>
+    </w:p>
+    <w:p>
+      <w:pPr>
+        <w:ind w:left="283"/>
+      </w:pPr>
+      <w:r>
+        <w:rPr>
+          <w:sz w:val="20"/>
+        </w:rPr>
+        <w:t xml:space="preserve">- Avertissement!!!  FANTA SORY DIABY  ne possède pas le téléphone android, a accès à l'internet , prière de confirmer cette information. L'ethni de FANTA SORY DIABY est DIAKHAKÉ, prière de bien classer cet ethni qui existe soit dans la liste des ethni ou n'éxiste pas comme ethni. </w:t>
+        <w:br/>
+        <w:t xml:space="preserve">- Attention ! Vous avez déclaré en s01q00 que le répondant est la personne elle-même, or SAÏBO DIABY est trop jeune (8 ans) pour fournir des informations correctes. Prière de refaire la section 1 pour SAÏBO DIABY en demandant à un adulte de répondre aux questions à sa place. L'ethni de SAÏBO DIABY est DIAKHAKÉ, prière de bien classer cet ethni qui existe soit dans la liste des ethni ou n'éxiste pas comme ethni. </w:t>
+        <w:br/>
+        <w:t xml:space="preserve">- L'ethni de FATOUMATA DIABY est DIAKHAKÉ, prière de bien classer cet ethni qui existe soit dans la liste des ethni ou n'éxiste pas comme ethni. </w:t>
+        <w:br/>
+        <w:t xml:space="preserve">- L'ethni de FODE DIABY est DIAKHAKÉ, prière de bien classer cet ethni qui existe soit dans la liste des ethni ou n'éxiste pas comme ethni. </w:t>
+        <w:br/>
+        <w:t>- L'ethni de OUMOU DIABY est DIAKHAKÉ, prière de bien classer cet ethni qui existe soit dans la liste des ethni ou n'éxiste pas comme ethni.</w:t>
+      </w:r>
+    </w:p>
+    <w:p>
+      <w:r>
+        <w:rPr>
+          <w:b/>
+          <w:color w:val="4672C4"/>
+          <w:sz w:val="22"/>
+        </w:rPr>
+        <w:t>&gt;&gt; Section2 - Education</w:t>
+      </w:r>
+    </w:p>
+    <w:p>
+      <w:pPr>
+        <w:ind w:left="283"/>
+      </w:pPr>
+      <w:r>
+        <w:rPr>
+          <w:sz w:val="20"/>
+        </w:rPr>
+        <w:t xml:space="preserve">- La raison principale que FATOUMATA DIABY n'a pas fait des études dans une école formelle est refus et semble exister dans les modalités, prière de prendre attache avec le QG pour plus d'explication afin de la classer bien. </w:t>
+        <w:br/>
+        <w:t xml:space="preserve">- Le montant des autres depenses pour l'année scolaire de FODE DIABY est faible ou élevé. veuillez, s'il vous plait, confirmer ces informations avec le QG ou apporter les corrections nécessaires. </w:t>
+        <w:br/>
+        <w:t xml:space="preserve">- Le montant des autres depenses pour l'année scolaire de SAÏBO DIABY est faible ou élevé. veuillez, s'il vous plait, confirmer ces informations avec le QG ou apporter les corrections nécessaires. </w:t>
+        <w:br/>
+        <w:t>- Peu probable! OUMOU DIABY  n'arrive pas  à comprendre un petit texte lu dans une langue locale (s02q03). Veuillez corriger ou donner des explications au QG. Avertissement!! OUMOU DIABY qui sait écrire en français doit pouvoir lire en français.</w:t>
+      </w:r>
+    </w:p>
+    <w:p>
+      <w:r>
+        <w:rPr>
+          <w:b/>
+          <w:color w:val="4672C4"/>
+          <w:sz w:val="22"/>
+        </w:rPr>
+        <w:t>&gt;&gt; Section4a - Emploi</w:t>
+      </w:r>
+    </w:p>
+    <w:p>
+      <w:pPr>
+        <w:ind w:left="283"/>
+      </w:pPr>
+      <w:r>
+        <w:rPr>
+          <w:sz w:val="20"/>
+        </w:rPr>
+        <w:t>- Avertissement! FATOUMATA DIABY est trop jeune mais il a plus de 15 ans, prière de corriger ou confirmer.</w:t>
+      </w:r>
+    </w:p>
+    <w:p>
+      <w:r>
+        <w:rPr>
+          <w:b/>
+          <w:color w:val="4672C4"/>
+          <w:sz w:val="22"/>
+        </w:rPr>
+        <w:t>&gt;&gt; Section7b - Consommation alimentaire - 7 jours</w:t>
+      </w:r>
+    </w:p>
+    <w:p>
+      <w:pPr>
+        <w:ind w:left="283"/>
+      </w:pPr>
+      <w:r>
+        <w:rPr>
+          <w:sz w:val="20"/>
+        </w:rPr>
+        <w:t>- Attention ! Le prix unitaire d'achat (100 Fcfa) de Poivre en Sachets (Tres petit) est relativement élevé par rapport aux autres prix observés dans cette zone. Prière de corriger ou de confirmer avec le QG. Attention ! Soupçons de quantité anormale! Le ménage de FANTA SORY DIABY avec une taille de 5 personnes a consommé 11 Sachets en Tres petit de Pâte d'arachide qui est relativement élevé comme consommation par rapport à la condition de vie des autres ménages de même taille dans cette zone. Prière de corriger ou de confirmer avec le QG. Avertissement!! le prix unitaire (150 Fcfa) de Thé en sachet (unité: Sachets) de taille Tres petit est très faible ou élevé. Prière de corriger ou de confirmer avec le QG. Incohérence!! Dans ce ménage, chaque individus consomme par jour 77.63886 Kg  de cereale; Prière de revoir les quantités prises de ces produits. Incohérence!! Dans ce ménage, chaque individus consomme par jour 77.63886 Kg  de cereale; Prière de revoir les quantités prises de ces produits.</w:t>
+      </w:r>
+    </w:p>
+    <w:p>
+      <w:r>
+        <w:rPr>
+          <w:b/>
+          <w:color w:val="4672C4"/>
+          <w:sz w:val="22"/>
+        </w:rPr>
+        <w:t>&gt;&gt; Section9b - Depenses non-alimentaires - 7 jours</w:t>
+      </w:r>
+    </w:p>
+    <w:p>
+      <w:pPr>
+        <w:ind w:left="283"/>
+      </w:pPr>
+      <w:r>
+        <w:rPr>
+          <w:sz w:val="20"/>
+        </w:rPr>
+        <w:t>- Il est difficile d'avoir un ménage qui n'a effectué aucune des dépenses mentionnées au cours de 7 derniers jours, prière de revoir la section 9B pour ce ménage.</w:t>
+      </w:r>
+    </w:p>
+    <w:p>
+      <w:r>
+        <w:rPr>
+          <w:b/>
+          <w:color w:val="4672C4"/>
+          <w:sz w:val="22"/>
+        </w:rPr>
+        <w:t>&gt;&gt; Section9c - Depenses non-alimentaires - 30 jours</w:t>
+      </w:r>
+    </w:p>
+    <w:p>
+      <w:pPr>
+        <w:ind w:left="283"/>
+      </w:pPr>
+      <w:r>
+        <w:rPr>
+          <w:sz w:val="20"/>
+        </w:rPr>
+        <w:t>- La dernière fois que vous avez acheté Bois de chauffe ramassé/coupé (estimer la valeur) est a la brousse et semble exister dans les modalités, prière de prendre attache avec le QG pour plus d'explication afin de la classer bien.</w:t>
+      </w:r>
+    </w:p>
+    <w:p>
+      <w:r>
+        <w:rPr>
+          <w:b/>
+          <w:color w:val="4672C4"/>
+          <w:sz w:val="22"/>
+        </w:rPr>
+        <w:t>&gt;&gt; Section9f - Depenses non-alimentaires - 12 mois</w:t>
+      </w:r>
+    </w:p>
+    <w:p>
+      <w:pPr>
+        <w:ind w:left="283"/>
+      </w:pPr>
+      <w:r>
+        <w:rPr>
+          <w:sz w:val="20"/>
+        </w:rPr>
+        <w:t>- Moins possible d'avoir un ménage qui n'a effectué aucune des dépenses au cours de 12 derniers mois, veuillez revoir la section pour ce ménage.</w:t>
+      </w:r>
+    </w:p>
+    <w:p>
+      <w:r>
+        <w:rPr>
+          <w:b/>
+          <w:color w:val="4672C4"/>
+          <w:sz w:val="22"/>
+        </w:rPr>
+        <w:t>&gt;&gt; Section10a - Existence entreprise non agricole</w:t>
+      </w:r>
+    </w:p>
+    <w:p>
+      <w:pPr>
+        <w:ind w:left="283"/>
+      </w:pPr>
+      <w:r>
+        <w:rPr>
+          <w:sz w:val="20"/>
+        </w:rPr>
+        <w:t>- Avertissement!!! Le ménage de FANTA SORY DIABY a comme taille 5 personnes dont ils vivent à KEDOUGOU Rural et aucune d'entre ne possède une entreprise non agricole, prière de revoir cette partie de la section 10 de ce menage.</w:t>
+      </w:r>
+    </w:p>
+    <w:p>
+      <w:r>
+        <w:rPr>
+          <w:b/>
+          <w:color w:val="4672C4"/>
+          <w:sz w:val="22"/>
+        </w:rPr>
+        <w:t>&gt;&gt; Section16a - Champs et parcelles</w:t>
+      </w:r>
+    </w:p>
+    <w:p>
+      <w:pPr>
+        <w:ind w:left="283"/>
+      </w:pPr>
+      <w:r>
+        <w:rPr>
+          <w:sz w:val="20"/>
+        </w:rPr>
+        <w:t>- Avertissement!! La parcelle a comme nom (1) qui ne semble pas être un bon nom ou contient des lettres, prière de mettre le vrai nom de la parcelle. La superficie de la parcelle 1 selon les mesures GPS est de 3 hectare et celle donnée par l'exploitant est de 3 qui sont identique, comment cela pourrait-il se faire prière de corriger. Le document légal (titre, acte, certificat etc. ) qui affirme votre possession de la parcelle 1 est  et semble exister dans les modalités, prière de prendre attache avec le QG pour plus d'explication afin de la classer bien.</w:t>
+      </w:r>
+    </w:p>
+    <w:p>
+      <w:r>
+        <w:t>________________________________________________________________________________</w:t>
+      </w:r>
+    </w:p>
+    <w:p>
+      <w:pPr>
+        <w:pStyle w:val="Heading2"/>
+      </w:pPr>
+      <w:r>
+        <w:t>Menage 2</w:t>
+      </w:r>
+    </w:p>
+    <w:tbl>
+      <w:tblPr>
+        <w:tblStyle w:val="TableGrid"/>
+        <w:tblW w:type="auto" w:w="0"/>
+        <w:tblLook w:firstColumn="1" w:firstRow="1" w:lastColumn="0" w:lastRow="0" w:noHBand="0" w:noVBand="1" w:val="04A0"/>
+      </w:tblPr>
+      <w:tblGrid>
+        <w:gridCol w:w="1662"/>
+        <w:gridCol w:w="1662"/>
+        <w:gridCol w:w="1662"/>
+        <w:gridCol w:w="1662"/>
+        <w:gridCol w:w="1662"/>
+        <w:gridCol w:w="1662"/>
+      </w:tblGrid>
+      <w:tr>
+        <w:tc>
+          <w:tcPr>
+            <w:tcW w:type="dxa" w:w="1662"/>
+            <w:shd w:fill="5B9BD5"/>
+          </w:tcPr>
+          <w:p>
+            <w:r>
+              <w:rPr>
+                <w:b/>
+                <w:color w:val="FFFFFF"/>
+                <w:sz w:val="16"/>
+              </w:rPr>
+              <w:t>Interview Key</w:t>
+            </w:r>
+          </w:p>
+        </w:tc>
+        <w:tc>
+          <w:tcPr>
+            <w:tcW w:type="dxa" w:w="1662"/>
+            <w:shd w:fill="5B9BD5"/>
+          </w:tcPr>
+          <w:p>
+            <w:r>
+              <w:rPr>
+                <w:b/>
+                <w:color w:val="FFFFFF"/>
+                <w:sz w:val="16"/>
+              </w:rPr>
+              <w:t>Interview ID</w:t>
+            </w:r>
+          </w:p>
+        </w:tc>
+        <w:tc>
+          <w:tcPr>
+            <w:tcW w:type="dxa" w:w="1662"/>
+            <w:shd w:fill="5B9BD5"/>
+          </w:tcPr>
+          <w:p>
+            <w:r>
+              <w:rPr>
+                <w:b/>
+                <w:color w:val="FFFFFF"/>
+                <w:sz w:val="16"/>
+              </w:rPr>
+              <w:t>ID Agent</w:t>
+            </w:r>
+          </w:p>
+        </w:tc>
+        <w:tc>
+          <w:tcPr>
+            <w:tcW w:type="dxa" w:w="1662"/>
+            <w:shd w:fill="5B9BD5"/>
+          </w:tcPr>
+          <w:p>
+            <w:r>
+              <w:rPr>
+                <w:b/>
+                <w:color w:val="FFFFFF"/>
+                <w:sz w:val="16"/>
+              </w:rPr>
+              <w:t>ID Equipe</w:t>
+            </w:r>
+          </w:p>
+        </w:tc>
+        <w:tc>
+          <w:tcPr>
+            <w:tcW w:type="dxa" w:w="1662"/>
+            <w:shd w:fill="5B9BD5"/>
+          </w:tcPr>
+          <w:p>
+            <w:r>
+              <w:rPr>
+                <w:b/>
+                <w:color w:val="FFFFFF"/>
+                <w:sz w:val="16"/>
+              </w:rPr>
+              <w:t>Agent</w:t>
+            </w:r>
+          </w:p>
+        </w:tc>
+        <w:tc>
+          <w:tcPr>
+            <w:tcW w:type="dxa" w:w="1662"/>
+            <w:shd w:fill="5B9BD5"/>
+          </w:tcPr>
+          <w:p>
+            <w:r>
+              <w:rPr>
+                <w:b/>
+                <w:color w:val="FFFFFF"/>
+                <w:sz w:val="16"/>
+              </w:rPr>
+              <w:t>Chef d'equipe</w:t>
+            </w:r>
+          </w:p>
+        </w:tc>
+      </w:tr>
+      <w:tr>
+        <w:tc>
+          <w:tcPr>
+            <w:tcW w:type="dxa" w:w="1662"/>
+          </w:tcPr>
+          <w:p>
+            <w:r>
+              <w:rPr>
+                <w:sz w:val="14"/>
+              </w:rPr>
+              <w:t>92-77-04-60</w:t>
+            </w:r>
+          </w:p>
+        </w:tc>
+        <w:tc>
+          <w:tcPr>
+            <w:tcW w:type="dxa" w:w="1662"/>
+          </w:tcPr>
+          <w:p>
+            <w:r>
+              <w:rPr>
+                <w:sz w:val="14"/>
+              </w:rPr>
+              <w:t>6836db1d8a0f4c278376eafa47fc0113</w:t>
+            </w:r>
+          </w:p>
+        </w:tc>
+        <w:tc>
+          <w:tcPr>
+            <w:tcW w:type="dxa" w:w="1662"/>
+          </w:tcPr>
+          <w:p>
+            <w:r>
+              <w:rPr>
+                <w:sz w:val="14"/>
+              </w:rPr>
+              <w:t>EQ31_enq1</w:t>
+            </w:r>
+          </w:p>
+        </w:tc>
+        <w:tc>
+          <w:tcPr>
+            <w:tcW w:type="dxa" w:w="1662"/>
+          </w:tcPr>
+          <w:p>
+            <w:r>
+              <w:rPr>
+                <w:sz w:val="14"/>
+              </w:rPr>
+              <w:t>Equipe31</w:t>
+            </w:r>
+          </w:p>
+        </w:tc>
+        <w:tc>
+          <w:tcPr>
+            <w:tcW w:type="dxa" w:w="1662"/>
+          </w:tcPr>
+          <w:p>
+            <w:r>
+              <w:rPr>
+                <w:sz w:val="14"/>
+              </w:rPr>
+              <w:t>Doudou FALL</w:t>
+            </w:r>
+          </w:p>
+        </w:tc>
+        <w:tc>
+          <w:tcPr>
+            <w:tcW w:type="dxa" w:w="1662"/>
+          </w:tcPr>
+          <w:p>
+            <w:r>
+              <w:rPr>
+                <w:sz w:val="14"/>
+              </w:rPr>
+              <w:t>Alassane Ndoye DIALLO</w:t>
+            </w:r>
+          </w:p>
+        </w:tc>
+      </w:tr>
+    </w:tbl>
+    <w:p/>
+    <w:tbl>
+      <w:tblPr>
+        <w:tblStyle w:val="TableGrid"/>
+        <w:tblW w:type="auto" w:w="0"/>
+        <w:tblLook w:firstColumn="1" w:firstRow="1" w:lastColumn="0" w:lastRow="0" w:noHBand="0" w:noVBand="1" w:val="04A0"/>
+      </w:tblPr>
+      <w:tblGrid>
+        <w:gridCol w:w="3324"/>
+        <w:gridCol w:w="3324"/>
+        <w:gridCol w:w="3324"/>
+      </w:tblGrid>
+      <w:tr>
+        <w:tc>
+          <w:tcPr>
+            <w:tcW w:type="dxa" w:w="3324"/>
+            <w:shd w:fill="70AD47"/>
+          </w:tcPr>
+          <w:p>
+            <w:r>
+              <w:rPr>
+                <w:b/>
+                <w:color w:val="FFFFFF"/>
+                <w:sz w:val="18"/>
+              </w:rPr>
+              <w:t>Chef de Menage</w:t>
+            </w:r>
+          </w:p>
+        </w:tc>
+        <w:tc>
+          <w:tcPr>
+            <w:tcW w:type="dxa" w:w="3324"/>
+            <w:shd w:fill="70AD47"/>
+          </w:tcPr>
+          <w:p>
+            <w:r>
+              <w:rPr>
+                <w:b/>
+                <w:color w:val="FFFFFF"/>
+                <w:sz w:val="18"/>
+              </w:rPr>
+              <w:t>Quartier/Village (s00q05)</w:t>
+            </w:r>
+          </w:p>
+        </w:tc>
+        <w:tc>
+          <w:tcPr>
+            <w:tcW w:type="dxa" w:w="3324"/>
+            <w:shd w:fill="70AD47"/>
+          </w:tcPr>
+          <w:p>
+            <w:r>
+              <w:rPr>
+                <w:b/>
+                <w:color w:val="FFFFFF"/>
+                <w:sz w:val="18"/>
+              </w:rPr>
+              <w:t>Localisation GPS</w:t>
+            </w:r>
+          </w:p>
+        </w:tc>
+      </w:tr>
+      <w:tr>
+        <w:tc>
+          <w:tcPr>
+            <w:tcW w:type="dxa" w:w="3324"/>
+          </w:tcPr>
+          <w:p>
+            <w:r>
+              <w:rPr>
+                <w:sz w:val="18"/>
+              </w:rPr>
+              <w:t>MAMADOU DIABY</w:t>
+            </w:r>
+          </w:p>
+        </w:tc>
+        <w:tc>
+          <w:tcPr>
+            <w:tcW w:type="dxa" w:w="3324"/>
+          </w:tcPr>
+          <w:p>
+            <w:r>
+              <w:rPr>
+                <w:sz w:val="18"/>
+              </w:rPr>
+              <w:t>N/A</w:t>
+            </w:r>
+          </w:p>
+        </w:tc>
+        <w:tc>
+          <w:tcPr>
+            <w:tcW w:type="dxa" w:w="3324"/>
+          </w:tcPr>
+          <w:p>
+            <w:r/>
+            <w:hyperlink r:id="rId10">
+              <w:r>
+                <w:rPr>
+                  <w:color w:val="0563C1"/>
+                  <w:u w:val="single"/>
+                </w:rPr>
+                <w:t>BALORY</w:t>
+              </w:r>
+            </w:hyperlink>
+          </w:p>
+        </w:tc>
+      </w:tr>
+    </w:tbl>
+    <w:p/>
+    <w:p>
+      <w:r>
+        <w:rPr>
+          <w:b/>
+          <w:color w:val="4672C4"/>
+          <w:sz w:val="22"/>
+        </w:rPr>
+        <w:t>&gt;&gt; Section0 - Identification et renseignements de controle</w:t>
+      </w:r>
+    </w:p>
+    <w:p>
+      <w:pPr>
+        <w:ind w:left="283"/>
+      </w:pPr>
+      <w:r>
+        <w:rPr>
+          <w:sz w:val="20"/>
+        </w:rPr>
+        <w:t>- Le questionnaire semble ne pas être complètement fini mais le questionnaire est en statut complet, prière de compléter le questionnaire.</w:t>
+      </w:r>
+    </w:p>
+    <w:p>
+      <w:r>
+        <w:rPr>
+          <w:b/>
+          <w:color w:val="4672C4"/>
+          <w:sz w:val="22"/>
+        </w:rPr>
+        <w:t>&gt;&gt; Section1 - Caracteristiques des membres</w:t>
+      </w:r>
+    </w:p>
+    <w:p>
+      <w:pPr>
+        <w:ind w:left="283"/>
+      </w:pPr>
+      <w:r>
+        <w:rPr>
+          <w:sz w:val="20"/>
+        </w:rPr>
+        <w:t xml:space="preserve">- L'ethni de BALLA DIABY est DIAHANKÉ, prière de bien classer cet ethni qui existe soit dans la liste des ethni ou n'éxiste pas comme ethni. </w:t>
+        <w:br/>
+        <w:t xml:space="preserve">- L'ethni de DAMBO DIABY est DIAHANKÉ, prière de bien classer cet ethni qui existe soit dans la liste des ethni ou n'éxiste pas comme ethni. </w:t>
+        <w:br/>
+        <w:t xml:space="preserve">- L'ethni de FILY DIABY est DIAHANKE, prière de bien classer cet ethni qui existe soit dans la liste des ethni ou n'éxiste pas comme ethni. </w:t>
+        <w:br/>
+        <w:t xml:space="preserve">- L'ethni de MAMADOU DIABY est DIAHANKÉ, prière de bien classer cet ethni qui existe soit dans la liste des ethni ou n'éxiste pas comme ethni. </w:t>
+        <w:br/>
+        <w:t xml:space="preserve">- L'ethni de MARIAMA DIABY est DIAHANKÉ, prière de bien classer cet ethni qui existe soit dans la liste des ethni ou n'éxiste pas comme ethni. </w:t>
+        <w:br/>
+        <w:t xml:space="preserve">- L'ethni de NFALY DIABY est DIAHANKÉ, prière de bien classer cet ethni qui existe soit dans la liste des ethni ou n'éxiste pas comme ethni. </w:t>
+        <w:br/>
+        <w:t>- L'ethni de SAÏBO DIABY est DIAHANKE, prière de bien classer cet ethni qui existe soit dans la liste des ethni ou n'éxiste pas comme ethni.</w:t>
+      </w:r>
+    </w:p>
+    <w:p>
+      <w:r>
+        <w:rPr>
+          <w:b/>
+          <w:color w:val="4672C4"/>
+          <w:sz w:val="22"/>
+        </w:rPr>
+        <w:t>&gt;&gt; Section2 - Education</w:t>
+      </w:r>
+    </w:p>
+    <w:p>
+      <w:pPr>
+        <w:ind w:left="283"/>
+      </w:pPr>
+      <w:r>
+        <w:rPr>
+          <w:sz w:val="20"/>
+        </w:rPr>
+        <w:t xml:space="preserve">- Le montant des autres depenses pour l'année scolaire de BALLA DIABY est faible ou élevé. veuillez, s'il vous plait, confirmer ces informations avec le QG ou apporter les corrections nécessaires. </w:t>
+        <w:br/>
+        <w:t xml:space="preserve">- Peu probable! FILY DIABY  n'arrive pas  à comprendre un petit texte lu dans une langue locale (s02q03). Veuillez corriger ou donner des explications au QG. </w:t>
+        <w:br/>
+        <w:t xml:space="preserve">- Peu probable! GOUNDOU CAMARA  n'arrive pas  à comprendre un petit texte lu dans une langue locale (s02q03). Veuillez corriger ou donner des explications au QG. Peu probable! GOUNDOU CAMARA  ne sait ni lire, ni écrire, ni comprendre dans aucune des langues  (s02q01,s02q02,s02q03). Veuillez corriger ou donner des explications au QG. </w:t>
+        <w:br/>
+        <w:t xml:space="preserve">- Peu probable! MAMADOU DIABY  n'arrive pas  à comprendre un petit texte lu dans une langue locale (s02q03). Veuillez corriger ou donner des explications au QG. Peu probable! MAMADOU DIABY  ne sait ni lire, ni écrire, ni comprendre dans aucune des langues  (s02q01,s02q02,s02q03). Veuillez corriger ou donner des explications au QG. </w:t>
+        <w:br/>
+        <w:t xml:space="preserve">- Peu probable! MARIAMA DIABY  n'arrive pas  à comprendre un petit texte lu dans une langue locale (s02q03). Veuillez corriger ou donner des explications au QG. </w:t>
+        <w:br/>
+        <w:t xml:space="preserve">- Peu probable! NFALY DIABY  n'arrive pas  à comprendre un petit texte lu dans une langue locale (s02q03). Veuillez corriger ou donner des explications au QG. Peu probable! NFALY DIABY  ne sait ni lire, ni écrire, ni comprendre dans aucune des langues  (s02q01,s02q02,s02q03). Veuillez corriger ou donner des explications au QG. </w:t>
+        <w:br/>
+        <w:t>- Peu probable! SAÏBO DIABY  n'arrive pas  à comprendre un petit texte lu dans une langue locale (s02q03). Veuillez corriger ou donner des explications au QG. Le montant des autres depenses pour l'année scolaire de SAÏBO DIABY est faible ou élevé. veuillez, s'il vous plait, confirmer ces informations avec le QG ou apporter les corrections nécessaires.</w:t>
+      </w:r>
+    </w:p>
+    <w:p>
+      <w:r>
+        <w:rPr>
+          <w:b/>
+          <w:color w:val="4672C4"/>
+          <w:sz w:val="22"/>
+        </w:rPr>
+        <w:t>&gt;&gt; Section3 - Sante</w:t>
+      </w:r>
+    </w:p>
+    <w:p>
+      <w:pPr>
+        <w:ind w:left="283"/>
+      </w:pPr>
+      <w:r>
+        <w:rPr>
+          <w:sz w:val="20"/>
+        </w:rPr>
+        <w:t>- Le montant(0 FCFA) des dépenses liées à l'accouchement de GOUNDOU CAMARA ne doit pas être nul 0FCFA, prière de corriger.</w:t>
+      </w:r>
+    </w:p>
+    <w:p>
+      <w:r>
+        <w:rPr>
+          <w:b/>
+          <w:color w:val="4672C4"/>
+          <w:sz w:val="22"/>
+        </w:rPr>
+        <w:t>&gt;&gt; Section7b - Consommation alimentaire - 7 jours</w:t>
+      </w:r>
+    </w:p>
+    <w:p>
+      <w:pPr>
+        <w:ind w:left="283"/>
+      </w:pPr>
+      <w:r>
+        <w:rPr>
+          <w:sz w:val="20"/>
+        </w:rPr>
+        <w:t>- Attention ! Le prix unitaire d'achat (50 Fcfa) de Cube alimentaire (Maggi, Jumbo, ) en Cube (Petit) est relativement élevé par rapport aux autres prix observés dans cette zone. Prière de corriger ou de confirmer avec le QG. Avertissement!!! Le ménage a consommé 7 Paquet Tres petit de Thé en sachet, cette quantité semble anormale pour une consommation des 7 derniers jours.Prière de corriger ou de confirmer avec le QG. Avertissement!!  le prix unitaire (1000 Fcfa) de Thé en sachet en Carton de taille Petit est très faible ou élevé. Prière de corriger ou de confirmer avec le QG. Le Thé en sachet n'est généralement pas vendu en Carton de taille Petit mais plutôt en paquet prière de confirmer cette information auprès de l'enqueté et corriger si nécessaire. Incohérence!! Dans ce ménage, chaque individus consomme par jour 54.96893 Kg  de cereale; Prière de revoir les quantités prises de ces produits.</w:t>
+      </w:r>
+    </w:p>
+    <w:p>
+      <w:r>
+        <w:rPr>
+          <w:b/>
+          <w:color w:val="4672C4"/>
+          <w:sz w:val="22"/>
+        </w:rPr>
+        <w:t>&gt;&gt; Section10a - Existence entreprise non agricole</w:t>
+      </w:r>
+    </w:p>
+    <w:p>
+      <w:pPr>
+        <w:ind w:left="283"/>
+      </w:pPr>
+      <w:r>
+        <w:rPr>
+          <w:sz w:val="20"/>
+        </w:rPr>
+        <w:t>- Avertissement!!! Le ménage de MAMADOU DIABY a comme taille 8 personnes dont ils vivent à KEDOUGOU Rural et aucune d'entre ne possède une entreprise non agricole, prière de revoir cette partie de la section 10 de ce menage.</w:t>
+      </w:r>
+    </w:p>
+    <w:p>
+      <w:r>
+        <w:rPr>
+          <w:b/>
+          <w:color w:val="4672C4"/>
+          <w:sz w:val="22"/>
+        </w:rPr>
+        <w:t>&gt;&gt; Section12 - Actifs du menage</w:t>
+      </w:r>
+    </w:p>
+    <w:p>
+      <w:pPr>
+        <w:ind w:left="283"/>
+      </w:pPr>
+      <w:r>
+        <w:rPr>
+          <w:sz w:val="20"/>
+        </w:rPr>
+        <w:t>- Attention ! Radio simple/Radiocassette a été achété à 15000 Fcfa est relativement élevé par rapport aux autres prix d'achat observés dans cette zone. Prière de corriger ou de confirmer avec le QG.</w:t>
+      </w:r>
+    </w:p>
+    <w:p>
+      <w:r>
+        <w:rPr>
+          <w:b/>
+          <w:color w:val="4672C4"/>
+          <w:sz w:val="22"/>
+        </w:rPr>
+        <w:t>&gt;&gt; Section16a - Champs et parcelles</w:t>
+      </w:r>
+    </w:p>
+    <w:p>
+      <w:pPr>
+        <w:ind w:left="283"/>
+      </w:pPr>
+      <w:r>
+        <w:rPr>
+          <w:sz w:val="20"/>
+        </w:rPr>
+        <w:t>- La superficie de la parcelle ARACHIDE selon les mesures GPS est de 25816.26 hectare qui semble élevé ou faible, prière de corriger. Le document légal (titre, acte, certificat etc. ) qui affirme votre possession de la parcelle ARACHIDE est  et semble exister dans les modalités, prière de prendre attache avec le QG pour plus d'explication afin de la classer bien.</w:t>
+      </w:r>
+    </w:p>
+    <w:p>
+      <w:r>
+        <w:t>________________________________________________________________________________</w:t>
+      </w:r>
+    </w:p>
+    <w:p>
+      <w:pPr>
+        <w:pStyle w:val="Heading2"/>
+      </w:pPr>
+      <w:r>
+        <w:t>Menage 4</w:t>
+      </w:r>
+    </w:p>
+    <w:tbl>
+      <w:tblPr>
+        <w:tblStyle w:val="TableGrid"/>
+        <w:tblW w:type="auto" w:w="0"/>
+        <w:tblLook w:firstColumn="1" w:firstRow="1" w:lastColumn="0" w:lastRow="0" w:noHBand="0" w:noVBand="1" w:val="04A0"/>
+      </w:tblPr>
+      <w:tblGrid>
+        <w:gridCol w:w="1662"/>
+        <w:gridCol w:w="1662"/>
+        <w:gridCol w:w="1662"/>
+        <w:gridCol w:w="1662"/>
+        <w:gridCol w:w="1662"/>
+        <w:gridCol w:w="1662"/>
+      </w:tblGrid>
+      <w:tr>
+        <w:tc>
+          <w:tcPr>
+            <w:tcW w:type="dxa" w:w="1662"/>
+            <w:shd w:fill="5B9BD5"/>
+          </w:tcPr>
+          <w:p>
+            <w:r>
+              <w:rPr>
+                <w:b/>
+                <w:color w:val="FFFFFF"/>
+                <w:sz w:val="16"/>
+              </w:rPr>
+              <w:t>Interview Key</w:t>
+            </w:r>
+          </w:p>
+        </w:tc>
+        <w:tc>
+          <w:tcPr>
+            <w:tcW w:type="dxa" w:w="1662"/>
+            <w:shd w:fill="5B9BD5"/>
+          </w:tcPr>
+          <w:p>
+            <w:r>
+              <w:rPr>
+                <w:b/>
+                <w:color w:val="FFFFFF"/>
+                <w:sz w:val="16"/>
+              </w:rPr>
+              <w:t>Interview ID</w:t>
+            </w:r>
+          </w:p>
+        </w:tc>
+        <w:tc>
+          <w:tcPr>
+            <w:tcW w:type="dxa" w:w="1662"/>
+            <w:shd w:fill="5B9BD5"/>
+          </w:tcPr>
+          <w:p>
+            <w:r>
+              <w:rPr>
+                <w:b/>
+                <w:color w:val="FFFFFF"/>
+                <w:sz w:val="16"/>
+              </w:rPr>
+              <w:t>ID Agent</w:t>
+            </w:r>
+          </w:p>
+        </w:tc>
+        <w:tc>
+          <w:tcPr>
+            <w:tcW w:type="dxa" w:w="1662"/>
+            <w:shd w:fill="5B9BD5"/>
+          </w:tcPr>
+          <w:p>
+            <w:r>
+              <w:rPr>
+                <w:b/>
+                <w:color w:val="FFFFFF"/>
+                <w:sz w:val="16"/>
+              </w:rPr>
+              <w:t>ID Equipe</w:t>
+            </w:r>
+          </w:p>
+        </w:tc>
+        <w:tc>
+          <w:tcPr>
+            <w:tcW w:type="dxa" w:w="1662"/>
+            <w:shd w:fill="5B9BD5"/>
+          </w:tcPr>
+          <w:p>
+            <w:r>
+              <w:rPr>
+                <w:b/>
+                <w:color w:val="FFFFFF"/>
+                <w:sz w:val="16"/>
+              </w:rPr>
+              <w:t>Agent</w:t>
+            </w:r>
+          </w:p>
+        </w:tc>
+        <w:tc>
+          <w:tcPr>
+            <w:tcW w:type="dxa" w:w="1662"/>
+            <w:shd w:fill="5B9BD5"/>
+          </w:tcPr>
+          <w:p>
+            <w:r>
+              <w:rPr>
+                <w:b/>
+                <w:color w:val="FFFFFF"/>
+                <w:sz w:val="16"/>
+              </w:rPr>
+              <w:t>Chef d'equipe</w:t>
+            </w:r>
+          </w:p>
+        </w:tc>
+      </w:tr>
+      <w:tr>
+        <w:tc>
+          <w:tcPr>
+            <w:tcW w:type="dxa" w:w="1662"/>
+          </w:tcPr>
+          <w:p>
+            <w:r>
+              <w:rPr>
+                <w:sz w:val="14"/>
+              </w:rPr>
+              <w:t>90-59-24-05</w:t>
+            </w:r>
+          </w:p>
+        </w:tc>
+        <w:tc>
+          <w:tcPr>
+            <w:tcW w:type="dxa" w:w="1662"/>
+          </w:tcPr>
+          <w:p>
+            <w:r>
+              <w:rPr>
+                <w:sz w:val="14"/>
+              </w:rPr>
+              <w:t>f39493af1ac94c1a8ae7930fab76c1ff</w:t>
+            </w:r>
+          </w:p>
+        </w:tc>
+        <w:tc>
+          <w:tcPr>
+            <w:tcW w:type="dxa" w:w="1662"/>
+          </w:tcPr>
+          <w:p>
+            <w:r>
+              <w:rPr>
+                <w:sz w:val="14"/>
+              </w:rPr>
+              <w:t>EQ31_enq3</w:t>
+            </w:r>
+          </w:p>
+        </w:tc>
+        <w:tc>
+          <w:tcPr>
+            <w:tcW w:type="dxa" w:w="1662"/>
+          </w:tcPr>
+          <w:p>
+            <w:r>
+              <w:rPr>
+                <w:sz w:val="14"/>
+              </w:rPr>
+              <w:t>Equipe31</w:t>
+            </w:r>
+          </w:p>
+        </w:tc>
+        <w:tc>
+          <w:tcPr>
+            <w:tcW w:type="dxa" w:w="1662"/>
+          </w:tcPr>
+          <w:p>
+            <w:r>
+              <w:rPr>
+                <w:sz w:val="14"/>
+              </w:rPr>
+              <w:t>Armel SAGNA</w:t>
+            </w:r>
+          </w:p>
+        </w:tc>
+        <w:tc>
+          <w:tcPr>
+            <w:tcW w:type="dxa" w:w="1662"/>
+          </w:tcPr>
+          <w:p>
+            <w:r>
+              <w:rPr>
+                <w:sz w:val="14"/>
+              </w:rPr>
+              <w:t>Alassane Ndoye DIALLO</w:t>
+            </w:r>
+          </w:p>
+        </w:tc>
+      </w:tr>
+    </w:tbl>
+    <w:p/>
+    <w:tbl>
+      <w:tblPr>
+        <w:tblStyle w:val="TableGrid"/>
+        <w:tblW w:type="auto" w:w="0"/>
+        <w:tblLook w:firstColumn="1" w:firstRow="1" w:lastColumn="0" w:lastRow="0" w:noHBand="0" w:noVBand="1" w:val="04A0"/>
+      </w:tblPr>
+      <w:tblGrid>
+        <w:gridCol w:w="3324"/>
+        <w:gridCol w:w="3324"/>
+        <w:gridCol w:w="3324"/>
+      </w:tblGrid>
+      <w:tr>
+        <w:tc>
+          <w:tcPr>
+            <w:tcW w:type="dxa" w:w="3324"/>
+            <w:shd w:fill="70AD47"/>
+          </w:tcPr>
+          <w:p>
+            <w:r>
+              <w:rPr>
+                <w:b/>
+                <w:color w:val="FFFFFF"/>
+                <w:sz w:val="18"/>
+              </w:rPr>
+              <w:t>Chef de Menage</w:t>
+            </w:r>
+          </w:p>
+        </w:tc>
+        <w:tc>
+          <w:tcPr>
+            <w:tcW w:type="dxa" w:w="3324"/>
+            <w:shd w:fill="70AD47"/>
+          </w:tcPr>
+          <w:p>
+            <w:r>
+              <w:rPr>
+                <w:b/>
+                <w:color w:val="FFFFFF"/>
+                <w:sz w:val="18"/>
+              </w:rPr>
+              <w:t>Quartier/Village (s00q05)</w:t>
+            </w:r>
+          </w:p>
+        </w:tc>
+        <w:tc>
+          <w:tcPr>
+            <w:tcW w:type="dxa" w:w="3324"/>
+            <w:shd w:fill="70AD47"/>
+          </w:tcPr>
+          <w:p>
+            <w:r>
+              <w:rPr>
+                <w:b/>
+                <w:color w:val="FFFFFF"/>
+                <w:sz w:val="18"/>
+              </w:rPr>
+              <w:t>Localisation GPS</w:t>
+            </w:r>
+          </w:p>
+        </w:tc>
+      </w:tr>
+      <w:tr>
+        <w:tc>
+          <w:tcPr>
+            <w:tcW w:type="dxa" w:w="3324"/>
+          </w:tcPr>
+          <w:p>
+            <w:r>
+              <w:rPr>
+                <w:sz w:val="18"/>
+              </w:rPr>
+              <w:t>MADY DANFAKHA</w:t>
+            </w:r>
+          </w:p>
+        </w:tc>
+        <w:tc>
+          <w:tcPr>
+            <w:tcW w:type="dxa" w:w="3324"/>
+          </w:tcPr>
+          <w:p>
+            <w:r>
+              <w:rPr>
+                <w:sz w:val="18"/>
+              </w:rPr>
+              <w:t>N/A</w:t>
+            </w:r>
+          </w:p>
+        </w:tc>
+        <w:tc>
+          <w:tcPr>
+            <w:tcW w:type="dxa" w:w="3324"/>
+          </w:tcPr>
+          <w:p>
+            <w:r/>
+            <w:hyperlink r:id="rId11">
+              <w:r>
+                <w:rPr>
+                  <w:color w:val="0563C1"/>
+                  <w:u w:val="single"/>
+                </w:rPr>
+                <w:t>SAMEKHOTO</w:t>
+              </w:r>
+            </w:hyperlink>
+          </w:p>
+        </w:tc>
+      </w:tr>
+    </w:tbl>
+    <w:p/>
+    <w:p>
+      <w:r>
+        <w:rPr>
+          <w:b/>
+          <w:color w:val="4672C4"/>
+          <w:sz w:val="22"/>
+        </w:rPr>
+        <w:t>&gt;&gt; Section0 - Identification et renseignements de controle</w:t>
+      </w:r>
+    </w:p>
+    <w:p>
+      <w:pPr>
+        <w:ind w:left="283"/>
+      </w:pPr>
+      <w:r>
+        <w:rPr>
+          <w:sz w:val="20"/>
+        </w:rPr>
+        <w:t>- Le questionnaire semble ne pas être complètement fini mais le questionnaire est en statut complet, prière de compléter le questionnaire.</w:t>
+      </w:r>
+    </w:p>
+    <w:p>
+      <w:r>
+        <w:rPr>
+          <w:b/>
+          <w:color w:val="4672C4"/>
+          <w:sz w:val="22"/>
+        </w:rPr>
+        <w:t>&gt;&gt; Section2 - Education</w:t>
+      </w:r>
+    </w:p>
+    <w:p>
+      <w:pPr>
+        <w:ind w:left="283"/>
+      </w:pPr>
+      <w:r>
+        <w:rPr>
+          <w:sz w:val="20"/>
+        </w:rPr>
+        <w:t xml:space="preserve">- Incohérence!! Fanta Danfakha fréquente l'école  mais ne paie ni la scolarité ni la cotisation, prière de corriger ou fournir une explication à cela. Le montant des frais pour les cahiers et autres matériels scolaires pour l'année scolaire de Fanta Danfakha est de 0 FCFA, Fanta Danfakha a fait comment pour payer ces cahiers et autres matériels scolaires (SAC, stylo, craie, ardoise, crayon...) ? prière de corriger. </w:t>
+        <w:br/>
+        <w:t xml:space="preserve">- Incohérence!! Goundo Danfakha fréquente l'école  mais ne paie ni la scolarité ni la cotisation, prière de corriger ou fournir une explication à cela. </w:t>
+        <w:br/>
+        <w:t xml:space="preserve">- Incohérence!! Sira Danfakha fréquente l'école  mais ne paie ni la scolarité ni la cotisation, prière de corriger ou fournir une explication à cela. Le montant des frais pour les cahiers et autres matériels scolaires pour l'année scolaire de Sira Danfakha est de 0 FCFA, Sira Danfakha a fait comment pour payer ces cahiers et autres matériels scolaires (SAC, stylo, craie, ardoise, crayon...) ? prière de corriger. </w:t>
+        <w:br/>
+        <w:t xml:space="preserve">- Incohérence!! Siriman Danfakha fréquente l'école  mais ne paie ni la scolarité ni la cotisation, prière de corriger ou fournir une explication à cela. Le montant des frais pour les cahiers et autres matériels scolaires pour l'année scolaire de Siriman Danfakha est de 0 FCFA, Siriman Danfakha a fait comment pour payer ces cahiers et autres matériels scolaires (SAC, stylo, craie, ardoise, crayon...) ? prière de corriger. </w:t>
+        <w:br/>
+        <w:t xml:space="preserve">- Peu probable! Dioulaba Danfakha  n'arrive pas  à comprendre un petit texte lu dans une langue locale (s02q03). Veuillez corriger ou donner des explications au QG. Peu probable! Dioulaba Danfakha  ne sait ni lire, ni écrire, ni comprendre dans aucune des langues  (s02q01,s02q02,s02q03). Veuillez corriger ou donner des explications au QG. </w:t>
+        <w:br/>
+        <w:t xml:space="preserve">- Peu probable! Mady Danfakha  n'arrive pas  à comprendre un petit texte lu dans une langue locale (s02q03). Veuillez corriger ou donner des explications au QG. Peu probable! Mady Danfakha  ne sait ni lire, ni écrire, ni comprendre dans aucune des langues  (s02q01,s02q02,s02q03). Veuillez corriger ou donner des explications au QG. </w:t>
+        <w:br/>
+        <w:t xml:space="preserve">- Peu probable! Sadio Biaguy  n'arrive pas  à comprendre un petit texte lu dans une langue locale (s02q03). Veuillez corriger ou donner des explications au QG. Peu probable! Sadio Biaguy  ne sait ni lire, ni écrire, ni comprendre dans aucune des langues  (s02q01,s02q02,s02q03). Veuillez corriger ou donner des explications au QG. </w:t>
+        <w:br/>
+        <w:t xml:space="preserve">- Peu probable! Soussaba Sylla  n'arrive pas  à comprendre un petit texte lu dans une langue locale (s02q03). Veuillez corriger ou donner des explications au QG. Peu probable! Soussaba Sylla  ne sait ni lire, ni écrire, ni comprendre dans aucune des langues  (s02q01,s02q02,s02q03). Veuillez corriger ou donner des explications au QG. </w:t>
+        <w:br/>
+        <w:t>- Peu probable! Tabaly Danfakha  n'arrive pas  à comprendre un petit texte lu dans une langue locale (s02q03). Veuillez corriger ou donner des explications au QG. Peu probable! Tabaly Danfakha  ne sait ni lire, ni écrire, ni comprendre dans aucune des langues  (s02q01,s02q02,s02q03). Veuillez corriger ou donner des explications au QG.</w:t>
+      </w:r>
+    </w:p>
+    <w:p>
+      <w:r>
+        <w:rPr>
+          <w:b/>
+          <w:color w:val="4672C4"/>
+          <w:sz w:val="22"/>
+        </w:rPr>
+        <w:t>&gt;&gt; Section3 - Sante</w:t>
+      </w:r>
+    </w:p>
+    <w:p>
+      <w:pPr>
+        <w:ind w:left="283"/>
+      </w:pPr>
+      <w:r>
+        <w:rPr>
+          <w:sz w:val="20"/>
+        </w:rPr>
+        <w:t>- Le montant(420000 FCFA) des frais d'examens médicaux et des soins de Sambaly Danfakha semble trop faible ou élevé, veuillez revoir ce montant. Le montant(110000 FCFA) des frais des médicaments achetés dans les officines publiques de Sambaly Danfakha semble trop faible ou élevé, veuillez revoir ce montant. Le montant(200000 FCFA) des frais des médicaments achetés dans les officines privées de Sambaly Danfakha semble trop faible ou élevé, veuillez revoir ce montant.</w:t>
+      </w:r>
+    </w:p>
+    <w:p>
+      <w:r>
+        <w:rPr>
+          <w:b/>
+          <w:color w:val="4672C4"/>
+          <w:sz w:val="22"/>
+        </w:rPr>
+        <w:t>&gt;&gt; Section4a - Emploi</w:t>
+      </w:r>
+    </w:p>
+    <w:p>
+      <w:pPr>
+        <w:ind w:left="283"/>
+      </w:pPr>
+      <w:r>
+        <w:rPr>
+          <w:sz w:val="20"/>
+        </w:rPr>
+        <w:t>- Avertissement! Goundo Danfakha n'a consacré aucune heure pour aucun des travaux du ménage, prière de regarder les réponses prises dans les questions (s04q01 s04q02 s04q03 s04q04 s04q05 s04q06 s04q07 s04q08).</w:t>
+      </w:r>
+    </w:p>
+    <w:p>
+      <w:r>
+        <w:rPr>
+          <w:b/>
+          <w:color w:val="4672C4"/>
+          <w:sz w:val="22"/>
+        </w:rPr>
+        <w:t>&gt;&gt; Section7b - Consommation alimentaire - 7 jours</w:t>
+      </w:r>
+    </w:p>
+    <w:p>
+      <w:pPr>
+        <w:ind w:left="283"/>
+      </w:pPr>
+      <w:r>
+        <w:rPr>
+          <w:sz w:val="20"/>
+        </w:rPr>
+        <w:t>- Avertissement!!! Le ménage a consommé 21 Paquet Tres petit de Thé en sachet, cette quantité semble anormale pour une consommation des 7 derniers jours.Prière de corriger ou de confirmer avec le QG. Avertissement!! le prix unitaire (100 Fcfa) de Thé en sachet (unité: Paquet) de taille Tres petit est très faible ou élevé. Prière de corriger ou de confirmer avec le QG. Avertissement!!! Le ménage a consommé 23 Sachets Petit de Sucre en poudre , cette quantité semble anormale pour une consommation des 7 derniers jours.Prière de corriger ou de confirmer avec le QG. Avertissement!!! Le ménage a consommé 42 Cuillère Tres petit de Sel, cette quantité semble anormale pour une consommation des 7 derniers jours.Prière de corriger ou de confirmer avec le QG. Incohérence!! Dans ce ménage, chaque individus consomme par jour 27.34949 Kg  de cereale; Prière de revoir les quantités prises de ces produits.</w:t>
+      </w:r>
+    </w:p>
+    <w:p>
+      <w:r>
+        <w:rPr>
+          <w:b/>
+          <w:color w:val="4672C4"/>
+          <w:sz w:val="22"/>
+        </w:rPr>
+        <w:t>&gt;&gt; Section9b - Depenses non-alimentaires - 7 jours</w:t>
+      </w:r>
+    </w:p>
+    <w:p>
+      <w:pPr>
+        <w:ind w:left="283"/>
+      </w:pPr>
+      <w:r>
+        <w:rPr>
+          <w:sz w:val="20"/>
+        </w:rPr>
+        <w:t>- La dernière fois que vous avez acheté Cigarettes, Tabac est une table et semble exister dans les modalités, prière de prendre attache avec le QG pour plus d'explication afin de la classer bien.</w:t>
+      </w:r>
+    </w:p>
+    <w:p>
+      <w:r>
+        <w:rPr>
+          <w:b/>
+          <w:color w:val="4672C4"/>
+          <w:sz w:val="22"/>
+        </w:rPr>
+        <w:t>&gt;&gt; Section9f - Depenses non-alimentaires - 12 mois</w:t>
+      </w:r>
+    </w:p>
+    <w:p>
+      <w:pPr>
+        <w:ind w:left="283"/>
+      </w:pPr>
+      <w:r>
+        <w:rPr>
+          <w:sz w:val="20"/>
+        </w:rPr>
+        <w:t>- Moins possible d'avoir un ménage qui n'a effectué aucune des dépenses au cours de 12 derniers mois, veuillez revoir la section pour ce ménage.</w:t>
+      </w:r>
+    </w:p>
+    <w:p>
+      <w:r>
+        <w:rPr>
+          <w:b/>
+          <w:color w:val="4672C4"/>
+          <w:sz w:val="22"/>
+        </w:rPr>
+        <w:t>&gt;&gt; Section10a - Existence entreprise non agricole</w:t>
+      </w:r>
+    </w:p>
+    <w:p>
+      <w:pPr>
+        <w:ind w:left="283"/>
+      </w:pPr>
+      <w:r>
+        <w:rPr>
+          <w:sz w:val="20"/>
+        </w:rPr>
+        <w:t>- Avertissement!!! Le ménage de Mady Danfakha a comme taille 14 personnes dont ils vivent à KEDOUGOU Rural et aucune d'entre ne possède une entreprise non agricole, prière de revoir cette partie de la section 10 de ce menage.</w:t>
+      </w:r>
+    </w:p>
+    <w:p>
+      <w:r>
+        <w:rPr>
+          <w:b/>
+          <w:color w:val="4672C4"/>
+          <w:sz w:val="22"/>
+        </w:rPr>
+        <w:t>&gt;&gt; Section14 - Chocs</w:t>
+      </w:r>
+    </w:p>
+    <w:p>
+      <w:pPr>
+        <w:ind w:left="283"/>
+      </w:pPr>
+      <w:r>
+        <w:rPr>
+          <w:sz w:val="20"/>
+        </w:rPr>
+        <w:t>- Avertissement!! Le ménage n'a été négativement affecté par aucun des problèmes donnés dans la section 14. Confirmez vous cette information avec le QG?</w:t>
+      </w:r>
+    </w:p>
+    <w:p>
+      <w:r>
+        <w:rPr>
+          <w:b/>
+          <w:color w:val="4672C4"/>
+          <w:sz w:val="22"/>
+        </w:rPr>
+        <w:t>&gt;&gt; Section16a - Champs et parcelles</w:t>
+      </w:r>
+    </w:p>
+    <w:p>
+      <w:pPr>
+        <w:ind w:left="283"/>
+      </w:pPr>
+      <w:r>
+        <w:rPr>
+          <w:sz w:val="20"/>
+        </w:rPr>
+        <w:t xml:space="preserve">- Avertissement!! Le champs a comme nom (Champs 1) qui ne semble pas être un bon nom ou contient des lettres, prière de mettre le vrai nom du champs. La superficie de la parcelle Maïs selon les mesures GPS est de 2626 hectare qui semble élevé ou faible, prière de corriger. Le document légal (titre, acte, certificat etc. ) qui affirme votre possession de la parcelle Maïs est  et semble exister dans les modalités, prière de prendre attache avec le QG pour plus d'explication afin de la classer bien. </w:t>
+        <w:br/>
+        <w:t xml:space="preserve">- Avertissement!! Le champs a comme nom (Champs 1) qui ne semble pas être un bon nom ou contient des lettres, prière de mettre le vrai nom du champs. Le nombre de femme de 15 ans et plus (29) non membre du ménage de Mady Danfakha ayant travaillé dans la parcelle Arachide pour la période d'entretien du sol semble élevé, prière de corriger. Le nombre de personnes toutes catégories confondues des main-d'oeuvre non-familiale sur la parcelle Arachide au cours de la campagne pour la période d'entretien du sol (sarclage, etc.) est de 29 personnes qui semble faible ou élevé. Merci de corriger. Le salaire d'une femme de 15ans et plus ayant travaillé sur la parcelle Arachide par jours au moment de la période d'entretien du sol (sarclage, etc.) est de 142.8571 FCFA qui semble faible ou  élevé, prière de corriger. La superficie de la parcelle Arachide selon les mesures GPS est de 2816 hectare qui semble élevé ou faible, prière de corriger. Le document légal (titre, acte, certificat etc. ) qui affirme votre possession de la parcelle Arachide est  et semble exister dans les modalités, prière de prendre attache avec le QG pour plus d'explication afin de la classer bien. </w:t>
+        <w:br/>
+        <w:t>- Avertissement!! Le champs a comme nom (Champs 1) qui ne semble pas être un bon nom ou contient des lettres, prière de mettre le vrai nom du champs. Le nombre de personnes toutes catégories confondues des main-d'oeuvre non-familiale sur la parcelle Maïs au cours de la campagne pour la période d'entretien du sol (sarclage, etc.) est de 18 personnes qui semble faible ou élevé. Merci de corriger. La superficie de la parcelle Maïs selon les mesures GPS est de 750 hectare qui semble élevé ou faible, prière de corriger. Le document légal (titre, acte, certificat etc. ) qui affirme votre possession de la parcelle Maïs est  et semble exister dans les modalités, prière de prendre attache avec le QG pour plus d'explication afin de la classer bien.</w:t>
+      </w:r>
+    </w:p>
+    <w:p>
+      <w:r>
+        <w:rPr>
+          <w:b/>
+          <w:color w:val="4672C4"/>
+          <w:sz w:val="22"/>
+        </w:rPr>
+        <w:t>&gt;&gt; Section19 - Equipements agricoles</w:t>
+      </w:r>
+    </w:p>
+    <w:p>
+      <w:pPr>
+        <w:ind w:left="283"/>
+      </w:pPr>
+      <w:r>
+        <w:rPr>
+          <w:sz w:val="20"/>
+        </w:rPr>
+        <w:t>- Avertissement!! Le nombre (13)  de Houe/daba/hilaire est élevé, prière de corriger ou confirmer avec le QG.</w:t>
+      </w:r>
+    </w:p>
+    <w:p>
+      <w:r>
+        <w:t>________________________________________________________________________________</w:t>
+      </w:r>
+    </w:p>
+    <w:p>
+      <w:pPr>
+        <w:pStyle w:val="Heading2"/>
+      </w:pPr>
+      <w:r>
+        <w:t>Menage 5</w:t>
+      </w:r>
+    </w:p>
+    <w:tbl>
+      <w:tblPr>
+        <w:tblStyle w:val="TableGrid"/>
+        <w:tblW w:type="auto" w:w="0"/>
+        <w:tblLook w:firstColumn="1" w:firstRow="1" w:lastColumn="0" w:lastRow="0" w:noHBand="0" w:noVBand="1" w:val="04A0"/>
+      </w:tblPr>
+      <w:tblGrid>
+        <w:gridCol w:w="1662"/>
+        <w:gridCol w:w="1662"/>
+        <w:gridCol w:w="1662"/>
+        <w:gridCol w:w="1662"/>
+        <w:gridCol w:w="1662"/>
+        <w:gridCol w:w="1662"/>
+      </w:tblGrid>
+      <w:tr>
+        <w:tc>
+          <w:tcPr>
+            <w:tcW w:type="dxa" w:w="1662"/>
+            <w:shd w:fill="5B9BD5"/>
+          </w:tcPr>
+          <w:p>
+            <w:r>
+              <w:rPr>
+                <w:b/>
+                <w:color w:val="FFFFFF"/>
+                <w:sz w:val="16"/>
+              </w:rPr>
+              <w:t>Interview Key</w:t>
+            </w:r>
+          </w:p>
+        </w:tc>
+        <w:tc>
+          <w:tcPr>
+            <w:tcW w:type="dxa" w:w="1662"/>
+            <w:shd w:fill="5B9BD5"/>
+          </w:tcPr>
+          <w:p>
+            <w:r>
+              <w:rPr>
+                <w:b/>
+                <w:color w:val="FFFFFF"/>
+                <w:sz w:val="16"/>
+              </w:rPr>
+              <w:t>Interview ID</w:t>
+            </w:r>
+          </w:p>
+        </w:tc>
+        <w:tc>
+          <w:tcPr>
+            <w:tcW w:type="dxa" w:w="1662"/>
+            <w:shd w:fill="5B9BD5"/>
+          </w:tcPr>
+          <w:p>
+            <w:r>
+              <w:rPr>
+                <w:b/>
+                <w:color w:val="FFFFFF"/>
+                <w:sz w:val="16"/>
+              </w:rPr>
+              <w:t>ID Agent</w:t>
+            </w:r>
+          </w:p>
+        </w:tc>
+        <w:tc>
+          <w:tcPr>
+            <w:tcW w:type="dxa" w:w="1662"/>
+            <w:shd w:fill="5B9BD5"/>
+          </w:tcPr>
+          <w:p>
+            <w:r>
+              <w:rPr>
+                <w:b/>
+                <w:color w:val="FFFFFF"/>
+                <w:sz w:val="16"/>
+              </w:rPr>
+              <w:t>ID Equipe</w:t>
+            </w:r>
+          </w:p>
+        </w:tc>
+        <w:tc>
+          <w:tcPr>
+            <w:tcW w:type="dxa" w:w="1662"/>
+            <w:shd w:fill="5B9BD5"/>
+          </w:tcPr>
+          <w:p>
+            <w:r>
+              <w:rPr>
+                <w:b/>
+                <w:color w:val="FFFFFF"/>
+                <w:sz w:val="16"/>
+              </w:rPr>
+              <w:t>Agent</w:t>
+            </w:r>
+          </w:p>
+        </w:tc>
+        <w:tc>
+          <w:tcPr>
+            <w:tcW w:type="dxa" w:w="1662"/>
+            <w:shd w:fill="5B9BD5"/>
+          </w:tcPr>
+          <w:p>
+            <w:r>
+              <w:rPr>
+                <w:b/>
+                <w:color w:val="FFFFFF"/>
+                <w:sz w:val="16"/>
+              </w:rPr>
+              <w:t>Chef d'equipe</w:t>
+            </w:r>
+          </w:p>
+        </w:tc>
+      </w:tr>
+      <w:tr>
+        <w:tc>
+          <w:tcPr>
+            <w:tcW w:type="dxa" w:w="1662"/>
+          </w:tcPr>
+          <w:p>
+            <w:r>
+              <w:rPr>
+                <w:sz w:val="14"/>
+              </w:rPr>
+              <w:t>20-72-72-92</w:t>
+            </w:r>
+          </w:p>
+        </w:tc>
+        <w:tc>
+          <w:tcPr>
+            <w:tcW w:type="dxa" w:w="1662"/>
+          </w:tcPr>
+          <w:p>
+            <w:r>
+              <w:rPr>
+                <w:sz w:val="14"/>
+              </w:rPr>
+              <w:t>83d4e70175ca4cdeaa0f19856cd06b8a</w:t>
+            </w:r>
+          </w:p>
+        </w:tc>
+        <w:tc>
+          <w:tcPr>
+            <w:tcW w:type="dxa" w:w="1662"/>
+          </w:tcPr>
+          <w:p>
+            <w:r>
+              <w:rPr>
+                <w:sz w:val="14"/>
+              </w:rPr>
+              <w:t>EQ31_enq1</w:t>
+            </w:r>
+          </w:p>
+        </w:tc>
+        <w:tc>
+          <w:tcPr>
+            <w:tcW w:type="dxa" w:w="1662"/>
+          </w:tcPr>
+          <w:p>
+            <w:r>
+              <w:rPr>
+                <w:sz w:val="14"/>
+              </w:rPr>
+              <w:t>Equipe31</w:t>
+            </w:r>
+          </w:p>
+        </w:tc>
+        <w:tc>
+          <w:tcPr>
+            <w:tcW w:type="dxa" w:w="1662"/>
+          </w:tcPr>
+          <w:p>
+            <w:r>
+              <w:rPr>
+                <w:sz w:val="14"/>
+              </w:rPr>
+              <w:t>Doudou FALL</w:t>
+            </w:r>
+          </w:p>
+        </w:tc>
+        <w:tc>
+          <w:tcPr>
+            <w:tcW w:type="dxa" w:w="1662"/>
+          </w:tcPr>
+          <w:p>
+            <w:r>
+              <w:rPr>
+                <w:sz w:val="14"/>
+              </w:rPr>
+              <w:t>Alassane Ndoye DIALLO</w:t>
+            </w:r>
+          </w:p>
+        </w:tc>
+      </w:tr>
+    </w:tbl>
+    <w:p/>
+    <w:tbl>
+      <w:tblPr>
+        <w:tblStyle w:val="TableGrid"/>
+        <w:tblW w:type="auto" w:w="0"/>
+        <w:tblLook w:firstColumn="1" w:firstRow="1" w:lastColumn="0" w:lastRow="0" w:noHBand="0" w:noVBand="1" w:val="04A0"/>
+      </w:tblPr>
+      <w:tblGrid>
+        <w:gridCol w:w="3324"/>
+        <w:gridCol w:w="3324"/>
+        <w:gridCol w:w="3324"/>
+      </w:tblGrid>
+      <w:tr>
+        <w:tc>
+          <w:tcPr>
+            <w:tcW w:type="dxa" w:w="3324"/>
+            <w:shd w:fill="70AD47"/>
+          </w:tcPr>
+          <w:p>
+            <w:r>
+              <w:rPr>
+                <w:b/>
+                <w:color w:val="FFFFFF"/>
+                <w:sz w:val="18"/>
+              </w:rPr>
+              <w:t>Chef de Menage</w:t>
+            </w:r>
+          </w:p>
+        </w:tc>
+        <w:tc>
+          <w:tcPr>
+            <w:tcW w:type="dxa" w:w="3324"/>
+            <w:shd w:fill="70AD47"/>
+          </w:tcPr>
+          <w:p>
+            <w:r>
+              <w:rPr>
+                <w:b/>
+                <w:color w:val="FFFFFF"/>
+                <w:sz w:val="18"/>
+              </w:rPr>
+              <w:t>Quartier/Village (s00q05)</w:t>
+            </w:r>
+          </w:p>
+        </w:tc>
+        <w:tc>
+          <w:tcPr>
+            <w:tcW w:type="dxa" w:w="3324"/>
+            <w:shd w:fill="70AD47"/>
+          </w:tcPr>
+          <w:p>
+            <w:r>
+              <w:rPr>
+                <w:b/>
+                <w:color w:val="FFFFFF"/>
+                <w:sz w:val="18"/>
+              </w:rPr>
+              <w:t>Localisation GPS</w:t>
+            </w:r>
+          </w:p>
+        </w:tc>
+      </w:tr>
+      <w:tr>
+        <w:tc>
+          <w:tcPr>
+            <w:tcW w:type="dxa" w:w="3324"/>
+          </w:tcPr>
+          <w:p>
+            <w:r>
+              <w:rPr>
+                <w:sz w:val="18"/>
+              </w:rPr>
+              <w:t>MADY CAMARA</w:t>
+            </w:r>
+          </w:p>
+        </w:tc>
+        <w:tc>
+          <w:tcPr>
+            <w:tcW w:type="dxa" w:w="3324"/>
+          </w:tcPr>
+          <w:p>
+            <w:r>
+              <w:rPr>
+                <w:sz w:val="18"/>
+              </w:rPr>
+              <w:t>N/A</w:t>
+            </w:r>
+          </w:p>
+        </w:tc>
+        <w:tc>
+          <w:tcPr>
+            <w:tcW w:type="dxa" w:w="3324"/>
+          </w:tcPr>
+          <w:p>
+            <w:r/>
+            <w:hyperlink r:id="rId12">
+              <w:r>
+                <w:rPr>
+                  <w:color w:val="0563C1"/>
+                  <w:u w:val="single"/>
+                </w:rPr>
+                <w:t>SAMEKHOTO</w:t>
+              </w:r>
+            </w:hyperlink>
+          </w:p>
+        </w:tc>
+      </w:tr>
+    </w:tbl>
+    <w:p/>
+    <w:p>
+      <w:r>
+        <w:rPr>
+          <w:b/>
+          <w:color w:val="4672C4"/>
+          <w:sz w:val="22"/>
+        </w:rPr>
+        <w:t>&gt;&gt; Section0 - Identification et renseignements de controle</w:t>
+      </w:r>
+    </w:p>
+    <w:p>
+      <w:pPr>
+        <w:ind w:left="283"/>
+      </w:pPr>
+      <w:r>
+        <w:rPr>
+          <w:sz w:val="20"/>
+        </w:rPr>
+        <w:t>- Le questionnaire semble ne pas être complètement fini mais le questionnaire est en statut complet, prière de compléter le questionnaire.</w:t>
+      </w:r>
+    </w:p>
+    <w:p>
+      <w:r>
+        <w:rPr>
+          <w:b/>
+          <w:color w:val="4672C4"/>
+          <w:sz w:val="22"/>
+        </w:rPr>
+        <w:t>&gt;&gt; Section1 - Caracteristiques des membres</w:t>
+      </w:r>
+    </w:p>
+    <w:p>
+      <w:pPr>
+        <w:ind w:left="283"/>
+      </w:pPr>
+      <w:r>
+        <w:rPr>
+          <w:sz w:val="20"/>
+        </w:rPr>
+        <w:t>- Les informations sur l'acte de naissance (ni Jours, ni mois et ni années) de  SADIO BIAGUI  manquent, s'il vous plait pouvez-vous fournir d'effort pour avoir ces informations.</w:t>
+      </w:r>
+    </w:p>
+    <w:p>
+      <w:r>
+        <w:rPr>
+          <w:b/>
+          <w:color w:val="4672C4"/>
+          <w:sz w:val="22"/>
+        </w:rPr>
+        <w:t>&gt;&gt; Section2 - Education</w:t>
+      </w:r>
+    </w:p>
+    <w:p>
+      <w:pPr>
+        <w:ind w:left="283"/>
+      </w:pPr>
+      <w:r>
+        <w:rPr>
+          <w:sz w:val="20"/>
+        </w:rPr>
+        <w:t xml:space="preserve">- Peu probable! FANTA DIAKHABY  n'arrive pas  à comprendre un petit texte lu dans une langue locale (s02q03). Veuillez corriger ou donner des explications au QG. Peu probable! FANTA DIAKHABY  ne sait ni lire, ni écrire, ni comprendre dans aucune des langues  (s02q01,s02q02,s02q03). Veuillez corriger ou donner des explications au QG. </w:t>
+        <w:br/>
+        <w:t xml:space="preserve">- Peu probable! MADY CAMARA  n'arrive pas  à comprendre un petit texte lu dans une langue locale (s02q03). Veuillez corriger ou donner des explications au QG. Peu probable! MADY CAMARA  ne sait ni lire, ni écrire, ni comprendre dans aucune des langues  (s02q01,s02q02,s02q03). Veuillez corriger ou donner des explications au QG. </w:t>
+        <w:br/>
+        <w:t xml:space="preserve">- Peu probable! SADIO BIAGUI  n'arrive pas  à comprendre un petit texte lu dans une langue locale (s02q03). Veuillez corriger ou donner des explications au QG. Peu probable! SADIO BIAGUI  ne sait ni lire, ni écrire, ni comprendre dans aucune des langues  (s02q01,s02q02,s02q03). Veuillez corriger ou donner des explications au QG. </w:t>
+        <w:br/>
+        <w:t>- Peu probable! SIRE CAMARA  n'arrive pas  à comprendre un petit texte lu dans une langue locale (s02q03). Veuillez corriger ou donner des explications au QG. Peu probable! SIRE CAMARA  ne sait ni lire, ni écrire, ni comprendre dans aucune des langues  (s02q01,s02q02,s02q03). Veuillez corriger ou donner des explications au QG.</w:t>
+      </w:r>
+    </w:p>
+    <w:p>
+      <w:r>
+        <w:rPr>
+          <w:b/>
+          <w:color w:val="4672C4"/>
+          <w:sz w:val="22"/>
+        </w:rPr>
+        <w:t>&gt;&gt; Section3 - Sante</w:t>
+      </w:r>
+    </w:p>
+    <w:p>
+      <w:pPr>
+        <w:ind w:left="283"/>
+      </w:pPr>
+      <w:r>
+        <w:rPr>
+          <w:sz w:val="20"/>
+        </w:rPr>
+        <w:t xml:space="preserve">- Le montant(0 FCFA) des dépenses liées à l'accouchement de FANTA DIAKHABY ne doit pas être nul 0FCFA, prière de corriger. </w:t>
+        <w:br/>
+        <w:t>- Vous déclarez que MADY CAMARA dans ce ménage s'est consulté dans un service de santé, ou chez un guérisseur au cours des 3 derniers mois sans hospitalisation (ne pas considérer les consultations prénatales) q13=Oui, mais vous avez pris NSP partout de la question q14 à q21.</w:t>
+      </w:r>
+    </w:p>
+    <w:p>
+      <w:r>
+        <w:rPr>
+          <w:b/>
+          <w:color w:val="4672C4"/>
+          <w:sz w:val="22"/>
+        </w:rPr>
+        <w:t>&gt;&gt; Section4a - Emploi</w:t>
+      </w:r>
+    </w:p>
+    <w:p>
+      <w:pPr>
+        <w:ind w:left="283"/>
+      </w:pPr>
+      <w:r>
+        <w:rPr>
+          <w:sz w:val="20"/>
+        </w:rPr>
+        <w:t>- Avertissement! SADIO BIAGUI n'a consacré aucune heure pour aucun des travaux du ménage, prière de regarder les réponses prises dans les questions (s04q01 s04q02 s04q03 s04q04 s04q05 s04q06 s04q07 s04q08).</w:t>
+      </w:r>
+    </w:p>
+    <w:p>
+      <w:r>
+        <w:rPr>
+          <w:b/>
+          <w:color w:val="4672C4"/>
+          <w:sz w:val="22"/>
+        </w:rPr>
+        <w:t>&gt;&gt; Section7b - Consommation alimentaire - 7 jours</w:t>
+      </w:r>
+    </w:p>
+    <w:p>
+      <w:pPr>
+        <w:ind w:left="283"/>
+      </w:pPr>
+      <w:r>
+        <w:rPr>
+          <w:sz w:val="20"/>
+        </w:rPr>
+        <w:t>- Attention ! Le prix unitaire d'achat (250 Fcfa) de Sel en Sachets (Petit) est relativement élevé par rapport aux autres prix observés dans cette zone. Prière de corriger ou de confirmer avec le QG. Attention ! Le prix unitaire d'achat (50 Fcfa) de Cube alimentaire (Maggi, Jumbo, ) en Cube (Petit) est relativement élevé par rapport aux autres prix observés dans cette zone. Prière de corriger ou de confirmer avec le QG. Avertissement!! le prix unitaire (100 Fcfa) de Thé en sachet (unité: Paquet) de taille Tres petit est très faible ou élevé. Prière de corriger ou de confirmer avec le QG. Attention ! Soupçons de quantité anormale! Le ménage de MADY CAMARA avec une taille de 4 personnes a consommé 14 Sachets en Tres petit de Thé en sachet qui est relativement élevé comme consommation par rapport à la condition de vie des autres ménages de même taille dans cette zone. Prière de corriger ou de confirmer avec le QG. Avertissement!!! Le ménage a consommé 10 Sachets Tres petit de Sucre en poudre , cette quantité semble anormale pour une consommation des 7 derniers jours.Prière de corriger ou de confirmer avec le QG. Incohérence!! Dans ce ménage, chaque individus consomme par jour 99.28285 Kg  de cereale; Prière de revoir les quantités prises de ces produits.</w:t>
+      </w:r>
+    </w:p>
+    <w:p>
+      <w:r>
+        <w:rPr>
+          <w:b/>
+          <w:color w:val="4672C4"/>
+          <w:sz w:val="22"/>
+        </w:rPr>
+        <w:t>&gt;&gt; Section9c - Depenses non-alimentaires - 30 jours</w:t>
+      </w:r>
+    </w:p>
+    <w:p>
+      <w:pPr>
+        <w:ind w:left="283"/>
+      </w:pPr>
+      <w:r>
+        <w:rPr>
+          <w:sz w:val="20"/>
+        </w:rPr>
+        <w:t>- Peu plausible! le montant de la dépense pour  Savon de ménage, lessive en poudre, détergents (eau de javel, etc. ) semble trop élevé. Veuillez, s'il vous plaît, confirmer cette information avec le QG ou la corriger.</w:t>
+      </w:r>
+    </w:p>
+    <w:p>
+      <w:r>
+        <w:rPr>
+          <w:b/>
+          <w:color w:val="4672C4"/>
+          <w:sz w:val="22"/>
+        </w:rPr>
+        <w:t>&gt;&gt; Section10a - Existence entreprise non agricole</w:t>
+      </w:r>
+    </w:p>
+    <w:p>
+      <w:pPr>
+        <w:ind w:left="283"/>
+      </w:pPr>
+      <w:r>
+        <w:rPr>
+          <w:sz w:val="20"/>
+        </w:rPr>
+        <w:t>- Avertissement!!! Le ménage de MADY CAMARA a comme taille 4 personnes dont ils vivent à KEDOUGOU Rural et aucune d'entre ne possède une entreprise non agricole, prière de revoir cette partie de la section 10 de ce menage.</w:t>
+      </w:r>
+    </w:p>
+    <w:p>
+      <w:r>
+        <w:rPr>
+          <w:b/>
+          <w:color w:val="4672C4"/>
+          <w:sz w:val="22"/>
+        </w:rPr>
+        <w:t>&gt;&gt; Section16a - Champs et parcelles</w:t>
+      </w:r>
+    </w:p>
+    <w:p>
+      <w:pPr>
+        <w:ind w:left="283"/>
+      </w:pPr>
+      <w:r>
+        <w:rPr>
+          <w:sz w:val="20"/>
+        </w:rPr>
+        <w:t xml:space="preserve">- La superficie de la parcelle ARACHIDE selon les mesures GPS est de 2994.15 hectare qui semble élevé ou faible, prière de corriger. Le document légal (titre, acte, certificat etc. ) qui affirme votre possession de la parcelle ARACHIDE est  et semble exister dans les modalités, prière de prendre attache avec le QG pour plus d'explication afin de la classer bien. </w:t>
+        <w:br/>
+        <w:t>- Le salaire total payé de toutes catégories confondues par le ménage MADY CAMARA pour la main-d'oeuvre non-familiale sur la parcelle ARACHIDE au cours de la campagne pour la période des récoltes est de 0 qui semble élevé ou faible. Merci de corriger. La superficie de la parcelle ARACHIDE selon les mesures GPS est de 5381.3 hectare qui semble élevé ou faible, prière de corriger. Le document légal (titre, acte, certificat etc. ) qui affirme votre possession de la parcelle ARACHIDE est  et semble exister dans les modalités, prière de prendre attache avec le QG pour plus d'explication afin de la classer bien.</w:t>
+      </w:r>
+    </w:p>
+    <w:p>
+      <w:r>
+        <w:rPr>
+          <w:b/>
+          <w:color w:val="4672C4"/>
+          <w:sz w:val="22"/>
+        </w:rPr>
+        <w:t>&gt;&gt; Section19 - Equipements agricoles</w:t>
+      </w:r>
+    </w:p>
+    <w:p>
+      <w:pPr>
+        <w:ind w:left="283"/>
+      </w:pPr>
+      <w:r>
+        <w:rPr>
+          <w:sz w:val="20"/>
+        </w:rPr>
+        <w:t>- Attention ! Houe/daba/hilaire a été revendu à 3000 Fcfa qui est relativement élevé par rapport aux autres prix de revente observés dans cette zone. Prière de corriger ou de confirmer avec le QG.</w:t>
+      </w:r>
+    </w:p>
+    <w:p>
+      <w:r>
+        <w:t>________________________________________________________________________________</w:t>
       </w:r>
     </w:p>
     <w:p>
@@ -722,7 +2965,7 @@
           </w:tcPr>
           <w:p>
             <w:r/>
-            <w:hyperlink r:id="rId9">
+            <w:hyperlink r:id="rId13">
               <w:r>
                 <w:rPr>
                   <w:color w:val="0563C1"/>
@@ -800,7 +3043,7 @@
         <w:br/>
         <w:t xml:space="preserve">- Peu probable! GOUNDO DANFAKHA  n'arrive pas  à comprendre un petit texte lu dans une langue locale (s02q03). Veuillez corriger ou donner des explications au QG. </w:t>
         <w:br/>
-        <w:t xml:space="preserve">- Peu probable! SAÏBA DANFAKHA  n'arrive pas  à comprendre un petit texte lu dans une langue locale (s02q03). Veuillez corriger ou donner des explications au QG. Le montant des autres depenses pour l'année scolaire de SAÏBA DANFAKHA est faible ou élevé. veuillez, s'il vous plait, confirmer ces informations avec le QG ou apporter les corrections nécessaires. Attention ! Le frais de scolarité (500 Fcfa) de SAÏBA DANFAKHA en 5ème année de Primaire est relativement faible par rapport aux autres frais de scolarités observés dans cette zone. Prière de corriger ou de confirmer avec le QG. </w:t>
+        <w:t xml:space="preserve">- Peu probable! SAÏBA DANFAKHA  n'arrive pas  à comprendre un petit texte lu dans une langue locale (s02q03). Veuillez corriger ou donner des explications au QG. Le montant des autres depenses pour l'année scolaire de SAÏBA DANFAKHA est faible ou élevé. veuillez, s'il vous plait, confirmer ces informations avec le QG ou apporter les corrections nécessaires. </w:t>
         <w:br/>
         <w:t xml:space="preserve">- Peu probable! SIRA DANFAKHA 2  n'arrive pas  à comprendre un petit texte lu dans une langue locale (s02q03). Veuillez corriger ou donner des explications au QG. Peu probable! SIRA DANFAKHA 2  ne sait ni lire, ni écrire, ni comprendre dans aucune des langues  (s02q01,s02q02,s02q03). Veuillez corriger ou donner des explications au QG. </w:t>
         <w:br/>
@@ -837,7 +3080,7 @@
           <w:color w:val="4672C4"/>
           <w:sz w:val="22"/>
         </w:rPr>
-        <w:t>&gt;&gt; Section4a - Emploi</w:t>
+        <w:t>&gt;&gt; Section7b - Consommation alimentaire - 7 jours</w:t>
       </w:r>
     </w:p>
     <w:p>
@@ -848,7 +3091,7 @@
         <w:rPr>
           <w:sz w:val="20"/>
         </w:rPr>
-        <w:t>- Avertissement! Nombre d'heure que FILY DANFAKHA a consacré à son emploi au cours des 7 derniers jours est trop faible, veuillez revoir s'il vous plait ou confirmer cette information avec QG.</w:t>
+        <w:t>- Attention ! Soupçons de quantité anormale! Le ménage de FILY DANFAKHA avec une taille de 8 personnes a consommé 2.5 Litre en taille unique de Huile de soja  qui est relativement élevé comme consommation par rapport à la condition de vie des autres ménages de même taille dans cette zone. Prière de corriger ou de confirmer avec le QG. Avertissement!!! Le ménage a consommé 7 Paquet Tres petit de Thé en sachet, cette quantité semble anormale pour une consommation des 7 derniers jours.Prière de corriger ou de confirmer avec le QG. Avertissement!! le prix unitaire (100 Fcfa) de Thé en sachet (unité: Paquet) de taille Tres petit est très faible ou élevé. Prière de corriger ou de confirmer avec le QG. Incohérence!! Dans ce ménage, chaque individus consomme par jour 53.86661 Kg  de cereale; Prière de revoir les quantités prises de ces produits.</w:t>
       </w:r>
     </w:p>
     <w:p>
@@ -890,9 +3133,3954 @@
         <w:rPr>
           <w:sz w:val="20"/>
         </w:rPr>
-        <w:t xml:space="preserve">- La superficie de la parcelle ARACHIDE selon les mesures GPS est de 1 hectare et celle donnée par l'exploitant est de 1 qui sont identique, comment cela pourrait-il se faire prière de corriger. Le document légal (titre, acte, certificat etc. ) qui affirme votre possession de la parcelle ARACHIDE est  et semble exister dans les modalités, prière de prendre attache avec le QG pour plus d'explication afin de la classer bien. </w:t>
+        <w:t xml:space="preserve">- La parcelle ARACHIDE n'a pas été mésurée pour des raisons comme qu'elle est trop petite, GPS en panne et que le Ménage indisponible. Nous vous rappelons que ces raisons ne passent pas pour la non mesure des parcelles prière de les mésurer. Le document légal (titre, acte, certificat etc. ) qui affirme votre possession de la parcelle ARACHIDE est  et semble exister dans les modalités, prière de prendre attache avec le QG pour plus d'explication afin de la classer bien. </w:t>
         <w:br/>
-        <w:t>- La superficie de la parcelle ARACHIDE selon les mesures GPS est de 100 hectare qui semble élevé ou faible, prière de corriger. Le document légal (titre, acte, certificat etc. ) qui affirme votre possession de la parcelle ARACHIDE est  et semble exister dans les modalités, prière de prendre attache avec le QG pour plus d'explication afin de la classer bien.</w:t>
+        <w:t>- La superficie de la parcelle ARACHIDE selon les mesures GPS est de 41680.86 hectare qui semble élevé ou faible, prière de corriger. Le document légal (titre, acte, certificat etc. ) qui affirme votre possession de la parcelle ARACHIDE est  et semble exister dans les modalités, prière de prendre attache avec le QG pour plus d'explication afin de la classer bien.</w:t>
+      </w:r>
+    </w:p>
+    <w:p>
+      <w:r>
+        <w:t>________________________________________________________________________________</w:t>
+      </w:r>
+    </w:p>
+    <w:p>
+      <w:pPr>
+        <w:pStyle w:val="Heading2"/>
+      </w:pPr>
+      <w:r>
+        <w:t>Menage 7</w:t>
+      </w:r>
+    </w:p>
+    <w:tbl>
+      <w:tblPr>
+        <w:tblStyle w:val="TableGrid"/>
+        <w:tblW w:type="auto" w:w="0"/>
+        <w:tblLook w:firstColumn="1" w:firstRow="1" w:lastColumn="0" w:lastRow="0" w:noHBand="0" w:noVBand="1" w:val="04A0"/>
+      </w:tblPr>
+      <w:tblGrid>
+        <w:gridCol w:w="1662"/>
+        <w:gridCol w:w="1662"/>
+        <w:gridCol w:w="1662"/>
+        <w:gridCol w:w="1662"/>
+        <w:gridCol w:w="1662"/>
+        <w:gridCol w:w="1662"/>
+      </w:tblGrid>
+      <w:tr>
+        <w:tc>
+          <w:tcPr>
+            <w:tcW w:type="dxa" w:w="1662"/>
+            <w:shd w:fill="5B9BD5"/>
+          </w:tcPr>
+          <w:p>
+            <w:r>
+              <w:rPr>
+                <w:b/>
+                <w:color w:val="FFFFFF"/>
+                <w:sz w:val="16"/>
+              </w:rPr>
+              <w:t>Interview Key</w:t>
+            </w:r>
+          </w:p>
+        </w:tc>
+        <w:tc>
+          <w:tcPr>
+            <w:tcW w:type="dxa" w:w="1662"/>
+            <w:shd w:fill="5B9BD5"/>
+          </w:tcPr>
+          <w:p>
+            <w:r>
+              <w:rPr>
+                <w:b/>
+                <w:color w:val="FFFFFF"/>
+                <w:sz w:val="16"/>
+              </w:rPr>
+              <w:t>Interview ID</w:t>
+            </w:r>
+          </w:p>
+        </w:tc>
+        <w:tc>
+          <w:tcPr>
+            <w:tcW w:type="dxa" w:w="1662"/>
+            <w:shd w:fill="5B9BD5"/>
+          </w:tcPr>
+          <w:p>
+            <w:r>
+              <w:rPr>
+                <w:b/>
+                <w:color w:val="FFFFFF"/>
+                <w:sz w:val="16"/>
+              </w:rPr>
+              <w:t>ID Agent</w:t>
+            </w:r>
+          </w:p>
+        </w:tc>
+        <w:tc>
+          <w:tcPr>
+            <w:tcW w:type="dxa" w:w="1662"/>
+            <w:shd w:fill="5B9BD5"/>
+          </w:tcPr>
+          <w:p>
+            <w:r>
+              <w:rPr>
+                <w:b/>
+                <w:color w:val="FFFFFF"/>
+                <w:sz w:val="16"/>
+              </w:rPr>
+              <w:t>ID Equipe</w:t>
+            </w:r>
+          </w:p>
+        </w:tc>
+        <w:tc>
+          <w:tcPr>
+            <w:tcW w:type="dxa" w:w="1662"/>
+            <w:shd w:fill="5B9BD5"/>
+          </w:tcPr>
+          <w:p>
+            <w:r>
+              <w:rPr>
+                <w:b/>
+                <w:color w:val="FFFFFF"/>
+                <w:sz w:val="16"/>
+              </w:rPr>
+              <w:t>Agent</w:t>
+            </w:r>
+          </w:p>
+        </w:tc>
+        <w:tc>
+          <w:tcPr>
+            <w:tcW w:type="dxa" w:w="1662"/>
+            <w:shd w:fill="5B9BD5"/>
+          </w:tcPr>
+          <w:p>
+            <w:r>
+              <w:rPr>
+                <w:b/>
+                <w:color w:val="FFFFFF"/>
+                <w:sz w:val="16"/>
+              </w:rPr>
+              <w:t>Chef d'equipe</w:t>
+            </w:r>
+          </w:p>
+        </w:tc>
+      </w:tr>
+      <w:tr>
+        <w:tc>
+          <w:tcPr>
+            <w:tcW w:type="dxa" w:w="1662"/>
+          </w:tcPr>
+          <w:p>
+            <w:r>
+              <w:rPr>
+                <w:sz w:val="14"/>
+              </w:rPr>
+              <w:t>53-01-68-08</w:t>
+            </w:r>
+          </w:p>
+        </w:tc>
+        <w:tc>
+          <w:tcPr>
+            <w:tcW w:type="dxa" w:w="1662"/>
+          </w:tcPr>
+          <w:p>
+            <w:r>
+              <w:rPr>
+                <w:sz w:val="14"/>
+              </w:rPr>
+              <w:t>83d7ba59fa744d37aacfd530432df807</w:t>
+            </w:r>
+          </w:p>
+        </w:tc>
+        <w:tc>
+          <w:tcPr>
+            <w:tcW w:type="dxa" w:w="1662"/>
+          </w:tcPr>
+          <w:p>
+            <w:r>
+              <w:rPr>
+                <w:sz w:val="14"/>
+              </w:rPr>
+              <w:t>EQ31_enq1</w:t>
+            </w:r>
+          </w:p>
+        </w:tc>
+        <w:tc>
+          <w:tcPr>
+            <w:tcW w:type="dxa" w:w="1662"/>
+          </w:tcPr>
+          <w:p>
+            <w:r>
+              <w:rPr>
+                <w:sz w:val="14"/>
+              </w:rPr>
+              <w:t>Equipe31</w:t>
+            </w:r>
+          </w:p>
+        </w:tc>
+        <w:tc>
+          <w:tcPr>
+            <w:tcW w:type="dxa" w:w="1662"/>
+          </w:tcPr>
+          <w:p>
+            <w:r>
+              <w:rPr>
+                <w:sz w:val="14"/>
+              </w:rPr>
+              <w:t>Doudou FALL</w:t>
+            </w:r>
+          </w:p>
+        </w:tc>
+        <w:tc>
+          <w:tcPr>
+            <w:tcW w:type="dxa" w:w="1662"/>
+          </w:tcPr>
+          <w:p>
+            <w:r>
+              <w:rPr>
+                <w:sz w:val="14"/>
+              </w:rPr>
+              <w:t>Alassane Ndoye DIALLO</w:t>
+            </w:r>
+          </w:p>
+        </w:tc>
+      </w:tr>
+    </w:tbl>
+    <w:p/>
+    <w:tbl>
+      <w:tblPr>
+        <w:tblStyle w:val="TableGrid"/>
+        <w:tblW w:type="auto" w:w="0"/>
+        <w:tblLook w:firstColumn="1" w:firstRow="1" w:lastColumn="0" w:lastRow="0" w:noHBand="0" w:noVBand="1" w:val="04A0"/>
+      </w:tblPr>
+      <w:tblGrid>
+        <w:gridCol w:w="3324"/>
+        <w:gridCol w:w="3324"/>
+        <w:gridCol w:w="3324"/>
+      </w:tblGrid>
+      <w:tr>
+        <w:tc>
+          <w:tcPr>
+            <w:tcW w:type="dxa" w:w="3324"/>
+            <w:shd w:fill="70AD47"/>
+          </w:tcPr>
+          <w:p>
+            <w:r>
+              <w:rPr>
+                <w:b/>
+                <w:color w:val="FFFFFF"/>
+                <w:sz w:val="18"/>
+              </w:rPr>
+              <w:t>Chef de Menage</w:t>
+            </w:r>
+          </w:p>
+        </w:tc>
+        <w:tc>
+          <w:tcPr>
+            <w:tcW w:type="dxa" w:w="3324"/>
+            <w:shd w:fill="70AD47"/>
+          </w:tcPr>
+          <w:p>
+            <w:r>
+              <w:rPr>
+                <w:b/>
+                <w:color w:val="FFFFFF"/>
+                <w:sz w:val="18"/>
+              </w:rPr>
+              <w:t>Quartier/Village (s00q05)</w:t>
+            </w:r>
+          </w:p>
+        </w:tc>
+        <w:tc>
+          <w:tcPr>
+            <w:tcW w:type="dxa" w:w="3324"/>
+            <w:shd w:fill="70AD47"/>
+          </w:tcPr>
+          <w:p>
+            <w:r>
+              <w:rPr>
+                <w:b/>
+                <w:color w:val="FFFFFF"/>
+                <w:sz w:val="18"/>
+              </w:rPr>
+              <w:t>Localisation GPS</w:t>
+            </w:r>
+          </w:p>
+        </w:tc>
+      </w:tr>
+      <w:tr>
+        <w:tc>
+          <w:tcPr>
+            <w:tcW w:type="dxa" w:w="3324"/>
+          </w:tcPr>
+          <w:p>
+            <w:r>
+              <w:rPr>
+                <w:sz w:val="18"/>
+              </w:rPr>
+              <w:t>MBO DANFAKHA</w:t>
+            </w:r>
+          </w:p>
+        </w:tc>
+        <w:tc>
+          <w:tcPr>
+            <w:tcW w:type="dxa" w:w="3324"/>
+          </w:tcPr>
+          <w:p>
+            <w:r>
+              <w:rPr>
+                <w:sz w:val="18"/>
+              </w:rPr>
+              <w:t>N/A</w:t>
+            </w:r>
+          </w:p>
+        </w:tc>
+        <w:tc>
+          <w:tcPr>
+            <w:tcW w:type="dxa" w:w="3324"/>
+          </w:tcPr>
+          <w:p>
+            <w:r/>
+            <w:hyperlink r:id="rId13">
+              <w:r>
+                <w:rPr>
+                  <w:color w:val="0563C1"/>
+                  <w:u w:val="single"/>
+                </w:rPr>
+                <w:t>SANELA</w:t>
+              </w:r>
+            </w:hyperlink>
+          </w:p>
+        </w:tc>
+      </w:tr>
+    </w:tbl>
+    <w:p/>
+    <w:p>
+      <w:r>
+        <w:rPr>
+          <w:b/>
+          <w:color w:val="4672C4"/>
+          <w:sz w:val="22"/>
+        </w:rPr>
+        <w:t>&gt;&gt; Section0 - Identification et renseignements de controle</w:t>
+      </w:r>
+    </w:p>
+    <w:p>
+      <w:pPr>
+        <w:ind w:left="283"/>
+      </w:pPr>
+      <w:r>
+        <w:rPr>
+          <w:sz w:val="20"/>
+        </w:rPr>
+        <w:t>- Le questionnaire semble ne pas être complètement fini mais le questionnaire est en statut complet, prière de compléter le questionnaire.</w:t>
+      </w:r>
+    </w:p>
+    <w:p>
+      <w:r>
+        <w:rPr>
+          <w:b/>
+          <w:color w:val="4672C4"/>
+          <w:sz w:val="22"/>
+        </w:rPr>
+        <w:t>&gt;&gt; Section2 - Education</w:t>
+      </w:r>
+    </w:p>
+    <w:p>
+      <w:pPr>
+        <w:ind w:left="283"/>
+      </w:pPr>
+      <w:r>
+        <w:rPr>
+          <w:sz w:val="20"/>
+        </w:rPr>
+        <w:t xml:space="preserve">- Peu probable! CHEIKHOU DANFAKHA  n'arrive pas  à comprendre un petit texte lu dans une langue locale (s02q03). Veuillez corriger ou donner des explications au QG. Le montant des autres depenses pour l'année scolaire de CHEIKHOU DANFAKHA est faible ou élevé. veuillez, s'il vous plait, confirmer ces informations avec le QG ou apporter les corrections nécessaires. </w:t>
+        <w:br/>
+        <w:t xml:space="preserve">- Peu probable! MAMADY DANFAKHA  n'arrive pas  à comprendre un petit texte lu dans une langue locale (s02q03). Veuillez corriger ou donner des explications au QG. Le montant des autres depenses pour l'année scolaire de MAMADY DANFAKHA est faible ou élevé. veuillez, s'il vous plait, confirmer ces informations avec le QG ou apporter les corrections nécessaires. </w:t>
+        <w:br/>
+        <w:t>- Peu probable! TENIMBA FOFANA  n'arrive pas  à comprendre un petit texte lu dans une langue locale (s02q03). Veuillez corriger ou donner des explications au QG. Peu probable! TENIMBA FOFANA  ne sait ni lire, ni écrire, ni comprendre dans aucune des langues  (s02q01,s02q02,s02q03). Veuillez corriger ou donner des explications au QG.</w:t>
+      </w:r>
+    </w:p>
+    <w:p>
+      <w:r>
+        <w:rPr>
+          <w:b/>
+          <w:color w:val="4672C4"/>
+          <w:sz w:val="22"/>
+        </w:rPr>
+        <w:t>&gt;&gt; Section7b - Consommation alimentaire - 7 jours</w:t>
+      </w:r>
+    </w:p>
+    <w:p>
+      <w:pPr>
+        <w:ind w:left="283"/>
+      </w:pPr>
+      <w:r>
+        <w:rPr>
+          <w:sz w:val="20"/>
+        </w:rPr>
+        <w:t>- Attention ! Le prix unitaire d'achat (200 Fcfa) de Sel en Sachets (Petit) est relativement élevé par rapport aux autres prix observés dans cette zone. Prière de corriger ou de confirmer avec le QG. Avertissement!!! Le ménage a consommé 8 Paquet Tres petit de Thé en sachet, cette quantité semble anormale pour une consommation des 7 derniers jours.Prière de corriger ou de confirmer avec le QG. Avertissement!! le prix unitaire (100 Fcfa) de Thé en sachet (unité: Paquet) de taille Tres petit est très faible ou élevé. Prière de corriger ou de confirmer avec le QG. Incohérence!! Dans ce ménage, chaque individus consomme par jour 65.59667 Kg  de cereale; Prière de revoir les quantités prises de ces produits.</w:t>
+      </w:r>
+    </w:p>
+    <w:p>
+      <w:r>
+        <w:rPr>
+          <w:b/>
+          <w:color w:val="4672C4"/>
+          <w:sz w:val="22"/>
+        </w:rPr>
+        <w:t>&gt;&gt; Section8 - Sécurite alimentaire</w:t>
+      </w:r>
+    </w:p>
+    <w:p>
+      <w:pPr>
+        <w:ind w:left="283"/>
+      </w:pPr>
+      <w:r>
+        <w:rPr>
+          <w:sz w:val="20"/>
+        </w:rPr>
+        <w:t>- Prière de fournir d'effort pour avoir des réponses exactes au lieu de NSP ou Refus. Prière de demander le ménage pour renseigner le reste (Section 8).</w:t>
+      </w:r>
+    </w:p>
+    <w:p>
+      <w:r>
+        <w:rPr>
+          <w:b/>
+          <w:color w:val="4672C4"/>
+          <w:sz w:val="22"/>
+        </w:rPr>
+        <w:t>&gt;&gt; Section10a - Existence entreprise non agricole</w:t>
+      </w:r>
+    </w:p>
+    <w:p>
+      <w:pPr>
+        <w:ind w:left="283"/>
+      </w:pPr>
+      <w:r>
+        <w:rPr>
+          <w:sz w:val="20"/>
+        </w:rPr>
+        <w:t>- Avertissement!!! Le ménage de MBO DANFAKHA a comme taille 6 personnes dont ils vivent à KEDOUGOU Rural et aucune d'entre ne possède une entreprise non agricole, prière de revoir cette partie de la section 10 de ce menage.</w:t>
+      </w:r>
+    </w:p>
+    <w:p>
+      <w:r>
+        <w:rPr>
+          <w:b/>
+          <w:color w:val="4672C4"/>
+          <w:sz w:val="22"/>
+        </w:rPr>
+        <w:t>&gt;&gt; Section11 - Caracteristiques logement</w:t>
+      </w:r>
+    </w:p>
+    <w:p>
+      <w:pPr>
+        <w:ind w:left="283"/>
+      </w:pPr>
+      <w:r>
+        <w:rPr>
+          <w:sz w:val="20"/>
+        </w:rPr>
+        <w:t>- Le temps mis (en heure et en minute) pour s'approvisionner en eau de boisson une fois à la source est  5 fois plus élevé que le temps mis (en minutes) pour se rendre à la principale source d'approvisionnement en eau de boisson, prière de corriger.</w:t>
+      </w:r>
+    </w:p>
+    <w:p>
+      <w:r>
+        <w:rPr>
+          <w:b/>
+          <w:color w:val="4672C4"/>
+          <w:sz w:val="22"/>
+        </w:rPr>
+        <w:t>&gt;&gt; Section16a - Champs et parcelles</w:t>
+      </w:r>
+    </w:p>
+    <w:p>
+      <w:pPr>
+        <w:ind w:left="283"/>
+      </w:pPr>
+      <w:r>
+        <w:rPr>
+          <w:sz w:val="20"/>
+        </w:rPr>
+        <w:t>- Le salaire total payé de toutes catégories confondues par le ménage MBO DANFAKHA pour la main-d'oeuvre non-familiale sur la parcelle ARACHIDE au cours de la campagne pour la période d'entretien du sol (sarclage, etc.) est de 10 qui semble élevé ou faible. Merci de corriger. Le salaire d'une femme de 15ans et plus ayant travaillé sur la parcelle ARACHIDE par jours au moment de la période d'entretien du sol (sarclage, etc.) est de .3333333 FCFA qui semble faible ou  élevé, prière de corriger. La superficie de la parcelle ARACHIDE selon les mesures GPS est de 500 hectare qui semble élevé ou faible, prière de corriger. Le document légal (titre, acte, certificat etc. ) qui affirme votre possession de la parcelle ARACHIDE est  et semble exister dans les modalités, prière de prendre attache avec le QG pour plus d'explication afin de la classer bien.</w:t>
+      </w:r>
+    </w:p>
+    <w:p>
+      <w:r>
+        <w:rPr>
+          <w:b/>
+          <w:color w:val="4672C4"/>
+          <w:sz w:val="22"/>
+        </w:rPr>
+        <w:t>&gt;&gt; Section19 - Equipements agricoles</w:t>
+      </w:r>
+    </w:p>
+    <w:p>
+      <w:pPr>
+        <w:ind w:left="283"/>
+      </w:pPr>
+      <w:r>
+        <w:rPr>
+          <w:sz w:val="20"/>
+        </w:rPr>
+        <w:t>- Le ménage a mis en location Charrue à d’autres ménages au cours des 12 derniers mois mais qu'il a reçu 0 FCFA, prière de fournir d'effort pour estimer la valeur reçue après location. Le ménage a mis en location Charrue à d’autres ménages au cours des 12 derniers mois et a reçu (0 FCFA) qui semble élevé ou faible, prière de corriger ou confirmer auprès du QG. Le ménage a utilisé Charrue qu'il ne possède pas mais qui a loué auprès d'une coopérative ou d'un autre ménage, il a payé 0 FCFA. Prière de fournir d'effort pour estimer la valeur payé après utilisation. Le ménage a utilisé Charrue qu'il ne possède pas mais a loué auprès d'une coopérative ou d'un autre ménage et a payé (0 FCFA) qui semble élevé ou faible, prière de corriger ou confirmer auprès du QG.</w:t>
+      </w:r>
+    </w:p>
+    <w:p>
+      <w:r>
+        <w:t>________________________________________________________________________________</w:t>
+      </w:r>
+    </w:p>
+    <w:p>
+      <w:pPr>
+        <w:pStyle w:val="Heading2"/>
+      </w:pPr>
+      <w:r>
+        <w:t>Menage 9</w:t>
+      </w:r>
+    </w:p>
+    <w:tbl>
+      <w:tblPr>
+        <w:tblStyle w:val="TableGrid"/>
+        <w:tblW w:type="auto" w:w="0"/>
+        <w:tblLook w:firstColumn="1" w:firstRow="1" w:lastColumn="0" w:lastRow="0" w:noHBand="0" w:noVBand="1" w:val="04A0"/>
+      </w:tblPr>
+      <w:tblGrid>
+        <w:gridCol w:w="1662"/>
+        <w:gridCol w:w="1662"/>
+        <w:gridCol w:w="1662"/>
+        <w:gridCol w:w="1662"/>
+        <w:gridCol w:w="1662"/>
+        <w:gridCol w:w="1662"/>
+      </w:tblGrid>
+      <w:tr>
+        <w:tc>
+          <w:tcPr>
+            <w:tcW w:type="dxa" w:w="1662"/>
+            <w:shd w:fill="5B9BD5"/>
+          </w:tcPr>
+          <w:p>
+            <w:r>
+              <w:rPr>
+                <w:b/>
+                <w:color w:val="FFFFFF"/>
+                <w:sz w:val="16"/>
+              </w:rPr>
+              <w:t>Interview Key</w:t>
+            </w:r>
+          </w:p>
+        </w:tc>
+        <w:tc>
+          <w:tcPr>
+            <w:tcW w:type="dxa" w:w="1662"/>
+            <w:shd w:fill="5B9BD5"/>
+          </w:tcPr>
+          <w:p>
+            <w:r>
+              <w:rPr>
+                <w:b/>
+                <w:color w:val="FFFFFF"/>
+                <w:sz w:val="16"/>
+              </w:rPr>
+              <w:t>Interview ID</w:t>
+            </w:r>
+          </w:p>
+        </w:tc>
+        <w:tc>
+          <w:tcPr>
+            <w:tcW w:type="dxa" w:w="1662"/>
+            <w:shd w:fill="5B9BD5"/>
+          </w:tcPr>
+          <w:p>
+            <w:r>
+              <w:rPr>
+                <w:b/>
+                <w:color w:val="FFFFFF"/>
+                <w:sz w:val="16"/>
+              </w:rPr>
+              <w:t>ID Agent</w:t>
+            </w:r>
+          </w:p>
+        </w:tc>
+        <w:tc>
+          <w:tcPr>
+            <w:tcW w:type="dxa" w:w="1662"/>
+            <w:shd w:fill="5B9BD5"/>
+          </w:tcPr>
+          <w:p>
+            <w:r>
+              <w:rPr>
+                <w:b/>
+                <w:color w:val="FFFFFF"/>
+                <w:sz w:val="16"/>
+              </w:rPr>
+              <w:t>ID Equipe</w:t>
+            </w:r>
+          </w:p>
+        </w:tc>
+        <w:tc>
+          <w:tcPr>
+            <w:tcW w:type="dxa" w:w="1662"/>
+            <w:shd w:fill="5B9BD5"/>
+          </w:tcPr>
+          <w:p>
+            <w:r>
+              <w:rPr>
+                <w:b/>
+                <w:color w:val="FFFFFF"/>
+                <w:sz w:val="16"/>
+              </w:rPr>
+              <w:t>Agent</w:t>
+            </w:r>
+          </w:p>
+        </w:tc>
+        <w:tc>
+          <w:tcPr>
+            <w:tcW w:type="dxa" w:w="1662"/>
+            <w:shd w:fill="5B9BD5"/>
+          </w:tcPr>
+          <w:p>
+            <w:r>
+              <w:rPr>
+                <w:b/>
+                <w:color w:val="FFFFFF"/>
+                <w:sz w:val="16"/>
+              </w:rPr>
+              <w:t>Chef d'equipe</w:t>
+            </w:r>
+          </w:p>
+        </w:tc>
+      </w:tr>
+      <w:tr>
+        <w:tc>
+          <w:tcPr>
+            <w:tcW w:type="dxa" w:w="1662"/>
+          </w:tcPr>
+          <w:p>
+            <w:r>
+              <w:rPr>
+                <w:sz w:val="14"/>
+              </w:rPr>
+              <w:t>86-27-29-63</w:t>
+            </w:r>
+          </w:p>
+        </w:tc>
+        <w:tc>
+          <w:tcPr>
+            <w:tcW w:type="dxa" w:w="1662"/>
+          </w:tcPr>
+          <w:p>
+            <w:r>
+              <w:rPr>
+                <w:sz w:val="14"/>
+              </w:rPr>
+              <w:t>8f9d58b8ddcd41e0a0903dbf523f7e42</w:t>
+            </w:r>
+          </w:p>
+        </w:tc>
+        <w:tc>
+          <w:tcPr>
+            <w:tcW w:type="dxa" w:w="1662"/>
+          </w:tcPr>
+          <w:p>
+            <w:r>
+              <w:rPr>
+                <w:sz w:val="14"/>
+              </w:rPr>
+              <w:t>EQ31_enq3</w:t>
+            </w:r>
+          </w:p>
+        </w:tc>
+        <w:tc>
+          <w:tcPr>
+            <w:tcW w:type="dxa" w:w="1662"/>
+          </w:tcPr>
+          <w:p>
+            <w:r>
+              <w:rPr>
+                <w:sz w:val="14"/>
+              </w:rPr>
+              <w:t>Equipe31</w:t>
+            </w:r>
+          </w:p>
+        </w:tc>
+        <w:tc>
+          <w:tcPr>
+            <w:tcW w:type="dxa" w:w="1662"/>
+          </w:tcPr>
+          <w:p>
+            <w:r>
+              <w:rPr>
+                <w:sz w:val="14"/>
+              </w:rPr>
+              <w:t>Armel SAGNA</w:t>
+            </w:r>
+          </w:p>
+        </w:tc>
+        <w:tc>
+          <w:tcPr>
+            <w:tcW w:type="dxa" w:w="1662"/>
+          </w:tcPr>
+          <w:p>
+            <w:r>
+              <w:rPr>
+                <w:sz w:val="14"/>
+              </w:rPr>
+              <w:t>Alassane Ndoye DIALLO</w:t>
+            </w:r>
+          </w:p>
+        </w:tc>
+      </w:tr>
+    </w:tbl>
+    <w:p/>
+    <w:tbl>
+      <w:tblPr>
+        <w:tblStyle w:val="TableGrid"/>
+        <w:tblW w:type="auto" w:w="0"/>
+        <w:tblLook w:firstColumn="1" w:firstRow="1" w:lastColumn="0" w:lastRow="0" w:noHBand="0" w:noVBand="1" w:val="04A0"/>
+      </w:tblPr>
+      <w:tblGrid>
+        <w:gridCol w:w="3324"/>
+        <w:gridCol w:w="3324"/>
+        <w:gridCol w:w="3324"/>
+      </w:tblGrid>
+      <w:tr>
+        <w:tc>
+          <w:tcPr>
+            <w:tcW w:type="dxa" w:w="3324"/>
+            <w:shd w:fill="70AD47"/>
+          </w:tcPr>
+          <w:p>
+            <w:r>
+              <w:rPr>
+                <w:b/>
+                <w:color w:val="FFFFFF"/>
+                <w:sz w:val="18"/>
+              </w:rPr>
+              <w:t>Chef de Menage</w:t>
+            </w:r>
+          </w:p>
+        </w:tc>
+        <w:tc>
+          <w:tcPr>
+            <w:tcW w:type="dxa" w:w="3324"/>
+            <w:shd w:fill="70AD47"/>
+          </w:tcPr>
+          <w:p>
+            <w:r>
+              <w:rPr>
+                <w:b/>
+                <w:color w:val="FFFFFF"/>
+                <w:sz w:val="18"/>
+              </w:rPr>
+              <w:t>Quartier/Village (s00q05)</w:t>
+            </w:r>
+          </w:p>
+        </w:tc>
+        <w:tc>
+          <w:tcPr>
+            <w:tcW w:type="dxa" w:w="3324"/>
+            <w:shd w:fill="70AD47"/>
+          </w:tcPr>
+          <w:p>
+            <w:r>
+              <w:rPr>
+                <w:b/>
+                <w:color w:val="FFFFFF"/>
+                <w:sz w:val="18"/>
+              </w:rPr>
+              <w:t>Localisation GPS</w:t>
+            </w:r>
+          </w:p>
+        </w:tc>
+      </w:tr>
+      <w:tr>
+        <w:tc>
+          <w:tcPr>
+            <w:tcW w:type="dxa" w:w="3324"/>
+          </w:tcPr>
+          <w:p>
+            <w:r>
+              <w:rPr>
+                <w:sz w:val="18"/>
+              </w:rPr>
+              <w:t>DEMBO DANFAKHA</w:t>
+            </w:r>
+          </w:p>
+        </w:tc>
+        <w:tc>
+          <w:tcPr>
+            <w:tcW w:type="dxa" w:w="3324"/>
+          </w:tcPr>
+          <w:p>
+            <w:r>
+              <w:rPr>
+                <w:sz w:val="18"/>
+              </w:rPr>
+              <w:t>N/A</w:t>
+            </w:r>
+          </w:p>
+        </w:tc>
+        <w:tc>
+          <w:tcPr>
+            <w:tcW w:type="dxa" w:w="3324"/>
+          </w:tcPr>
+          <w:p>
+            <w:r/>
+            <w:hyperlink r:id="rId14">
+              <w:r>
+                <w:rPr>
+                  <w:color w:val="0563C1"/>
+                  <w:u w:val="single"/>
+                </w:rPr>
+                <w:t>SANELA</w:t>
+              </w:r>
+            </w:hyperlink>
+          </w:p>
+        </w:tc>
+      </w:tr>
+    </w:tbl>
+    <w:p/>
+    <w:p>
+      <w:r>
+        <w:rPr>
+          <w:b/>
+          <w:color w:val="4672C4"/>
+          <w:sz w:val="22"/>
+        </w:rPr>
+        <w:t>&gt;&gt; Section0 - Identification et renseignements de controle</w:t>
+      </w:r>
+    </w:p>
+    <w:p>
+      <w:pPr>
+        <w:ind w:left="283"/>
+      </w:pPr>
+      <w:r>
+        <w:rPr>
+          <w:sz w:val="20"/>
+        </w:rPr>
+        <w:t>- Le questionnaire semble ne pas être complètement fini mais le questionnaire est en statut complet, prière de compléter le questionnaire.</w:t>
+      </w:r>
+    </w:p>
+    <w:p>
+      <w:r>
+        <w:rPr>
+          <w:b/>
+          <w:color w:val="4672C4"/>
+          <w:sz w:val="22"/>
+        </w:rPr>
+        <w:t>&gt;&gt; Section2 - Education</w:t>
+      </w:r>
+    </w:p>
+    <w:p>
+      <w:pPr>
+        <w:ind w:left="283"/>
+      </w:pPr>
+      <w:r>
+        <w:rPr>
+          <w:sz w:val="20"/>
+        </w:rPr>
+        <w:t xml:space="preserve">- Le montant des frais pour les cahiers et autres matériels scolaires pour l'année scolaire de Khoumba Danfakha est faible ou élevé, veuillez, s'il vous plait, confirmer ces informations avec le QG ou apporter les corrections nécessaires. </w:t>
+        <w:br/>
+        <w:t>- Peu probable! Famara Danfakha  n'arrive pas  à comprendre un petit texte lu dans une langue locale (s02q03). Veuillez corriger ou donner des explications au QG. Peu probable! Famara Danfakha  ne sait ni lire, ni écrire, ni comprendre dans aucune des langues  (s02q01,s02q02,s02q03). Veuillez corriger ou donner des explications au QG.</w:t>
+      </w:r>
+    </w:p>
+    <w:p>
+      <w:r>
+        <w:rPr>
+          <w:b/>
+          <w:color w:val="4672C4"/>
+          <w:sz w:val="22"/>
+        </w:rPr>
+        <w:t>&gt;&gt; Section4a - Emploi</w:t>
+      </w:r>
+    </w:p>
+    <w:p>
+      <w:pPr>
+        <w:ind w:left="283"/>
+      </w:pPr>
+      <w:r>
+        <w:rPr>
+          <w:sz w:val="20"/>
+        </w:rPr>
+        <w:t>- Avertissement! Le nombre d'heure consacré à faire des courses au cours des 7 derniers jours au marché ou travaux menager ou lessive etc.. pour Sanou Danfakha semble très élevés, prière de corriger ou confirmer avec le QG (s04q01 s04q02 s04q03 s04q04 s04q05 s04q06 s04q07 s04q08).</w:t>
+      </w:r>
+    </w:p>
+    <w:p>
+      <w:r>
+        <w:rPr>
+          <w:b/>
+          <w:color w:val="4672C4"/>
+          <w:sz w:val="22"/>
+        </w:rPr>
+        <w:t>&gt;&gt; Section4b - Emploi - Activite principale</w:t>
+      </w:r>
+    </w:p>
+    <w:p>
+      <w:pPr>
+        <w:ind w:left="283"/>
+      </w:pPr>
+      <w:r>
+        <w:rPr>
+          <w:sz w:val="20"/>
+        </w:rPr>
+        <w:t>- Attention ! Le nombre de jours que Dembo Danfakha a travaillés par mois semble être inférieur à 15. Veuillez, s'il vous plaît, confirmer cette information.</w:t>
+      </w:r>
+    </w:p>
+    <w:p>
+      <w:r>
+        <w:rPr>
+          <w:b/>
+          <w:color w:val="4672C4"/>
+          <w:sz w:val="22"/>
+        </w:rPr>
+        <w:t>&gt;&gt; Section7b - Consommation alimentaire - 7 jours</w:t>
+      </w:r>
+    </w:p>
+    <w:p>
+      <w:pPr>
+        <w:ind w:left="283"/>
+      </w:pPr>
+      <w:r>
+        <w:rPr>
+          <w:sz w:val="20"/>
+        </w:rPr>
+        <w:t>- Avertissement!!! Le ménage a consommé 14 Paquet Tres petit de Thé en sachet, cette quantité semble anormale pour une consommation des 7 derniers jours.Prière de corriger ou de confirmer avec le QG. Avertissement!! le prix unitaire (100 Fcfa) de Thé en sachet (unité: Paquet) de taille Tres petit est très faible ou élevé. Prière de corriger ou de confirmer avec le QG. Difficile de consommer le Sel en Sachets industriel Petit prière de verifier. Incohérence!! Dans ce ménage, chaque individus consomme par jour 65.42592 Kg  de cereale; Prière de revoir les quantités prises de ces produits. Incohérence!! Dans ce ménage, chaque individus consomme par jour 65.42592 Kg  de cereale; Prière de revoir les quantités prises de ces produits.</w:t>
+      </w:r>
+    </w:p>
+    <w:p>
+      <w:r>
+        <w:rPr>
+          <w:b/>
+          <w:color w:val="4672C4"/>
+          <w:sz w:val="22"/>
+        </w:rPr>
+        <w:t>&gt;&gt; Section9b - Depenses non-alimentaires - 7 jours</w:t>
+      </w:r>
+    </w:p>
+    <w:p>
+      <w:pPr>
+        <w:ind w:left="283"/>
+      </w:pPr>
+      <w:r>
+        <w:rPr>
+          <w:sz w:val="20"/>
+        </w:rPr>
+        <w:t>- Il est difficile d'avoir un ménage qui n'a effectué aucune des dépenses mentionnées au cours de 7 derniers jours, prière de revoir la section 9B pour ce ménage.</w:t>
+      </w:r>
+    </w:p>
+    <w:p>
+      <w:r>
+        <w:rPr>
+          <w:b/>
+          <w:color w:val="4672C4"/>
+          <w:sz w:val="22"/>
+        </w:rPr>
+        <w:t>&gt;&gt; Section10b - caracteristiques entreprise non agricole</w:t>
+      </w:r>
+    </w:p>
+    <w:p>
+      <w:pPr>
+        <w:ind w:left="283"/>
+      </w:pPr>
+      <w:r>
+        <w:rPr>
+          <w:sz w:val="20"/>
+        </w:rPr>
+        <w:t>- L'entreprise vente paille construction maison dit avoir réçu une somme sur la vente de ces produits transformés (s10q48 est differnt de 0) mais n'a depensé aucune somme sur l'achat des matières premières (s10q49==0), prière de fournir de l'effort pour estimer le montant obtenu en achat de matières premières.</w:t>
+      </w:r>
+    </w:p>
+    <w:p>
+      <w:r>
+        <w:rPr>
+          <w:b/>
+          <w:color w:val="4672C4"/>
+          <w:sz w:val="22"/>
+        </w:rPr>
+        <w:t>&gt;&gt; Section14 - Chocs</w:t>
+      </w:r>
+    </w:p>
+    <w:p>
+      <w:pPr>
+        <w:ind w:left="283"/>
+      </w:pPr>
+      <w:r>
+        <w:rPr>
+          <w:sz w:val="20"/>
+        </w:rPr>
+        <w:t>- Avertissement!! Le ménage n'a été négativement affecté par aucun des problèmes donnés dans la section 14. Confirmez vous cette information avec le QG?</w:t>
+      </w:r>
+    </w:p>
+    <w:p>
+      <w:r>
+        <w:rPr>
+          <w:b/>
+          <w:color w:val="4672C4"/>
+          <w:sz w:val="22"/>
+        </w:rPr>
+        <w:t>&gt;&gt; Section16a - Champs et parcelles</w:t>
+      </w:r>
+    </w:p>
+    <w:p>
+      <w:pPr>
+        <w:ind w:left="283"/>
+      </w:pPr>
+      <w:r>
+        <w:rPr>
+          <w:sz w:val="20"/>
+        </w:rPr>
+        <w:t>- La superficie de la parcelle Arachide selon les mesures GPS est de 1.5 hectare et celle donnée par l'exploitant est de 1.5 qui sont identique, comment cela pourrait-il se faire prière de corriger. Le document légal (titre, acte, certificat etc. ) qui affirme votre possession de la parcelle Arachide est  et semble exister dans les modalités, prière de prendre attache avec le QG pour plus d'explication afin de la classer bien.</w:t>
+      </w:r>
+    </w:p>
+    <w:p>
+      <w:r>
+        <w:t>________________________________________________________________________________</w:t>
+      </w:r>
+    </w:p>
+    <w:p>
+      <w:pPr>
+        <w:pStyle w:val="Heading2"/>
+      </w:pPr>
+      <w:r>
+        <w:t>Menage 10</w:t>
+      </w:r>
+    </w:p>
+    <w:tbl>
+      <w:tblPr>
+        <w:tblStyle w:val="TableGrid"/>
+        <w:tblW w:type="auto" w:w="0"/>
+        <w:tblLook w:firstColumn="1" w:firstRow="1" w:lastColumn="0" w:lastRow="0" w:noHBand="0" w:noVBand="1" w:val="04A0"/>
+      </w:tblPr>
+      <w:tblGrid>
+        <w:gridCol w:w="1662"/>
+        <w:gridCol w:w="1662"/>
+        <w:gridCol w:w="1662"/>
+        <w:gridCol w:w="1662"/>
+        <w:gridCol w:w="1662"/>
+        <w:gridCol w:w="1662"/>
+      </w:tblGrid>
+      <w:tr>
+        <w:tc>
+          <w:tcPr>
+            <w:tcW w:type="dxa" w:w="1662"/>
+            <w:shd w:fill="5B9BD5"/>
+          </w:tcPr>
+          <w:p>
+            <w:r>
+              <w:rPr>
+                <w:b/>
+                <w:color w:val="FFFFFF"/>
+                <w:sz w:val="16"/>
+              </w:rPr>
+              <w:t>Interview Key</w:t>
+            </w:r>
+          </w:p>
+        </w:tc>
+        <w:tc>
+          <w:tcPr>
+            <w:tcW w:type="dxa" w:w="1662"/>
+            <w:shd w:fill="5B9BD5"/>
+          </w:tcPr>
+          <w:p>
+            <w:r>
+              <w:rPr>
+                <w:b/>
+                <w:color w:val="FFFFFF"/>
+                <w:sz w:val="16"/>
+              </w:rPr>
+              <w:t>Interview ID</w:t>
+            </w:r>
+          </w:p>
+        </w:tc>
+        <w:tc>
+          <w:tcPr>
+            <w:tcW w:type="dxa" w:w="1662"/>
+            <w:shd w:fill="5B9BD5"/>
+          </w:tcPr>
+          <w:p>
+            <w:r>
+              <w:rPr>
+                <w:b/>
+                <w:color w:val="FFFFFF"/>
+                <w:sz w:val="16"/>
+              </w:rPr>
+              <w:t>ID Agent</w:t>
+            </w:r>
+          </w:p>
+        </w:tc>
+        <w:tc>
+          <w:tcPr>
+            <w:tcW w:type="dxa" w:w="1662"/>
+            <w:shd w:fill="5B9BD5"/>
+          </w:tcPr>
+          <w:p>
+            <w:r>
+              <w:rPr>
+                <w:b/>
+                <w:color w:val="FFFFFF"/>
+                <w:sz w:val="16"/>
+              </w:rPr>
+              <w:t>ID Equipe</w:t>
+            </w:r>
+          </w:p>
+        </w:tc>
+        <w:tc>
+          <w:tcPr>
+            <w:tcW w:type="dxa" w:w="1662"/>
+            <w:shd w:fill="5B9BD5"/>
+          </w:tcPr>
+          <w:p>
+            <w:r>
+              <w:rPr>
+                <w:b/>
+                <w:color w:val="FFFFFF"/>
+                <w:sz w:val="16"/>
+              </w:rPr>
+              <w:t>Agent</w:t>
+            </w:r>
+          </w:p>
+        </w:tc>
+        <w:tc>
+          <w:tcPr>
+            <w:tcW w:type="dxa" w:w="1662"/>
+            <w:shd w:fill="5B9BD5"/>
+          </w:tcPr>
+          <w:p>
+            <w:r>
+              <w:rPr>
+                <w:b/>
+                <w:color w:val="FFFFFF"/>
+                <w:sz w:val="16"/>
+              </w:rPr>
+              <w:t>Chef d'equipe</w:t>
+            </w:r>
+          </w:p>
+        </w:tc>
+      </w:tr>
+      <w:tr>
+        <w:tc>
+          <w:tcPr>
+            <w:tcW w:type="dxa" w:w="1662"/>
+          </w:tcPr>
+          <w:p>
+            <w:r>
+              <w:rPr>
+                <w:sz w:val="14"/>
+              </w:rPr>
+              <w:t>08-00-55-15</w:t>
+            </w:r>
+          </w:p>
+        </w:tc>
+        <w:tc>
+          <w:tcPr>
+            <w:tcW w:type="dxa" w:w="1662"/>
+          </w:tcPr>
+          <w:p>
+            <w:r>
+              <w:rPr>
+                <w:sz w:val="14"/>
+              </w:rPr>
+              <w:t>a1783eb7c62643f18056163cfe7281e3</w:t>
+            </w:r>
+          </w:p>
+        </w:tc>
+        <w:tc>
+          <w:tcPr>
+            <w:tcW w:type="dxa" w:w="1662"/>
+          </w:tcPr>
+          <w:p>
+            <w:r>
+              <w:rPr>
+                <w:sz w:val="14"/>
+              </w:rPr>
+              <w:t>EQ31_enq3</w:t>
+            </w:r>
+          </w:p>
+        </w:tc>
+        <w:tc>
+          <w:tcPr>
+            <w:tcW w:type="dxa" w:w="1662"/>
+          </w:tcPr>
+          <w:p>
+            <w:r>
+              <w:rPr>
+                <w:sz w:val="14"/>
+              </w:rPr>
+              <w:t>Equipe31</w:t>
+            </w:r>
+          </w:p>
+        </w:tc>
+        <w:tc>
+          <w:tcPr>
+            <w:tcW w:type="dxa" w:w="1662"/>
+          </w:tcPr>
+          <w:p>
+            <w:r>
+              <w:rPr>
+                <w:sz w:val="14"/>
+              </w:rPr>
+              <w:t>Armel SAGNA</w:t>
+            </w:r>
+          </w:p>
+        </w:tc>
+        <w:tc>
+          <w:tcPr>
+            <w:tcW w:type="dxa" w:w="1662"/>
+          </w:tcPr>
+          <w:p>
+            <w:r>
+              <w:rPr>
+                <w:sz w:val="14"/>
+              </w:rPr>
+              <w:t>Alassane Ndoye DIALLO</w:t>
+            </w:r>
+          </w:p>
+        </w:tc>
+      </w:tr>
+    </w:tbl>
+    <w:p/>
+    <w:tbl>
+      <w:tblPr>
+        <w:tblStyle w:val="TableGrid"/>
+        <w:tblW w:type="auto" w:w="0"/>
+        <w:tblLook w:firstColumn="1" w:firstRow="1" w:lastColumn="0" w:lastRow="0" w:noHBand="0" w:noVBand="1" w:val="04A0"/>
+      </w:tblPr>
+      <w:tblGrid>
+        <w:gridCol w:w="3324"/>
+        <w:gridCol w:w="3324"/>
+        <w:gridCol w:w="3324"/>
+      </w:tblGrid>
+      <w:tr>
+        <w:tc>
+          <w:tcPr>
+            <w:tcW w:type="dxa" w:w="3324"/>
+            <w:shd w:fill="70AD47"/>
+          </w:tcPr>
+          <w:p>
+            <w:r>
+              <w:rPr>
+                <w:b/>
+                <w:color w:val="FFFFFF"/>
+                <w:sz w:val="18"/>
+              </w:rPr>
+              <w:t>Chef de Menage</w:t>
+            </w:r>
+          </w:p>
+        </w:tc>
+        <w:tc>
+          <w:tcPr>
+            <w:tcW w:type="dxa" w:w="3324"/>
+            <w:shd w:fill="70AD47"/>
+          </w:tcPr>
+          <w:p>
+            <w:r>
+              <w:rPr>
+                <w:b/>
+                <w:color w:val="FFFFFF"/>
+                <w:sz w:val="18"/>
+              </w:rPr>
+              <w:t>Quartier/Village (s00q05)</w:t>
+            </w:r>
+          </w:p>
+        </w:tc>
+        <w:tc>
+          <w:tcPr>
+            <w:tcW w:type="dxa" w:w="3324"/>
+            <w:shd w:fill="70AD47"/>
+          </w:tcPr>
+          <w:p>
+            <w:r>
+              <w:rPr>
+                <w:b/>
+                <w:color w:val="FFFFFF"/>
+                <w:sz w:val="18"/>
+              </w:rPr>
+              <w:t>Localisation GPS</w:t>
+            </w:r>
+          </w:p>
+        </w:tc>
+      </w:tr>
+      <w:tr>
+        <w:tc>
+          <w:tcPr>
+            <w:tcW w:type="dxa" w:w="3324"/>
+          </w:tcPr>
+          <w:p>
+            <w:r>
+              <w:rPr>
+                <w:sz w:val="18"/>
+              </w:rPr>
+              <w:t>BAKARY DANFAKHA</w:t>
+            </w:r>
+          </w:p>
+        </w:tc>
+        <w:tc>
+          <w:tcPr>
+            <w:tcW w:type="dxa" w:w="3324"/>
+          </w:tcPr>
+          <w:p>
+            <w:r>
+              <w:rPr>
+                <w:sz w:val="18"/>
+              </w:rPr>
+              <w:t>N/A</w:t>
+            </w:r>
+          </w:p>
+        </w:tc>
+        <w:tc>
+          <w:tcPr>
+            <w:tcW w:type="dxa" w:w="3324"/>
+          </w:tcPr>
+          <w:p>
+            <w:r/>
+            <w:hyperlink r:id="rId15">
+              <w:r>
+                <w:rPr>
+                  <w:color w:val="0563C1"/>
+                  <w:u w:val="single"/>
+                </w:rPr>
+                <w:t>RAS</w:t>
+              </w:r>
+            </w:hyperlink>
+          </w:p>
+        </w:tc>
+      </w:tr>
+    </w:tbl>
+    <w:p/>
+    <w:p>
+      <w:r>
+        <w:rPr>
+          <w:b/>
+          <w:color w:val="4672C4"/>
+          <w:sz w:val="22"/>
+        </w:rPr>
+        <w:t>&gt;&gt; Section0 - Identification et renseignements de controle</w:t>
+      </w:r>
+    </w:p>
+    <w:p>
+      <w:pPr>
+        <w:ind w:left="283"/>
+      </w:pPr>
+      <w:r>
+        <w:rPr>
+          <w:sz w:val="20"/>
+        </w:rPr>
+        <w:t>- Le questionnaire semble ne pas être complètement fini mais le questionnaire est en statut complet, prière de compléter le questionnaire.</w:t>
+      </w:r>
+    </w:p>
+    <w:p>
+      <w:r>
+        <w:rPr>
+          <w:b/>
+          <w:color w:val="4672C4"/>
+          <w:sz w:val="22"/>
+        </w:rPr>
+        <w:t>&gt;&gt; Section1 - Caracteristiques des membres</w:t>
+      </w:r>
+    </w:p>
+    <w:p>
+      <w:pPr>
+        <w:ind w:left="283"/>
+      </w:pPr>
+      <w:r>
+        <w:rPr>
+          <w:sz w:val="20"/>
+        </w:rPr>
+        <w:t xml:space="preserve">- Attention ! Le montant (5000 Fcfa) dépensé ou reçu en cadeau pour les cartes prépayées, les transferts de crédit et les abonnements de  Mamadou Danfakha est relativement élevé par rapport aux autres montants depansés observés dans cette zone. Prière de corriger ou de confirmer avec le QG. Attention ! Le montant (5000 Fcfa) dépensé ou reçu en cadeau pour les recharges internet ou de forfaits de données mobiles(hors appels vocaux), aucours des 30 derniers jours de  Mamadou Danfakha est relativement élevé par rapport aux autres montants depansés observés dans cette zone. Prière de corriger ou de confirmer avec le QG. </w:t>
+        <w:br/>
+        <w:t xml:space="preserve">- Attention ! Vous avez déclaré en s01q00 que le répondant est la personne elle-même, or Mady Danfakha Mamadou est trop jeune (6 ans) pour fournir des informations correctes. Prière de refaire la section 1 pour Mady Danfakha Mamadou en demandant à un adulte de répondre aux questions à sa place. </w:t>
+        <w:br/>
+        <w:t>- Les catégories socioprofessionnelles du père biologique de  Sadio Danfakha  ne sont pas coherentes, prière de corriger.</w:t>
+      </w:r>
+    </w:p>
+    <w:p>
+      <w:r>
+        <w:rPr>
+          <w:b/>
+          <w:color w:val="4672C4"/>
+          <w:sz w:val="22"/>
+        </w:rPr>
+        <w:t>&gt;&gt; Section2 - Education</w:t>
+      </w:r>
+    </w:p>
+    <w:p>
+      <w:pPr>
+        <w:ind w:left="283"/>
+      </w:pPr>
+      <w:r>
+        <w:rPr>
+          <w:sz w:val="20"/>
+        </w:rPr>
+        <w:t xml:space="preserve">- Peu probable! Bakary Danfakha  n'arrive pas  à comprendre un petit texte lu dans une langue locale (s02q03). Veuillez corriger ou donner des explications au QG. Peu probable! Bakary Danfakha  ne sait ni lire, ni écrire, ni comprendre dans aucune des langues  (s02q01,s02q02,s02q03). Veuillez corriger ou donner des explications au QG. </w:t>
+        <w:br/>
+        <w:t xml:space="preserve">- Peu probable! Bantang Samoura  n'arrive pas  à comprendre un petit texte lu dans une langue locale (s02q03). Veuillez corriger ou donner des explications au QG. Peu probable! Bantang Samoura  ne sait ni lire, ni écrire, ni comprendre dans aucune des langues  (s02q01,s02q02,s02q03). Veuillez corriger ou donner des explications au QG. </w:t>
+        <w:br/>
+        <w:t xml:space="preserve">- Peu probable! Diaba Biagui  n'arrive pas  à comprendre un petit texte lu dans une langue locale (s02q03). Veuillez corriger ou donner des explications au QG. Peu probable! Diaba Biagui  ne sait ni lire, ni écrire, ni comprendre dans aucune des langues  (s02q01,s02q02,s02q03). Veuillez corriger ou donner des explications au QG. </w:t>
+        <w:br/>
+        <w:t xml:space="preserve">- Peu probable! Fodé Danfakha  n'arrive pas  à comprendre un petit texte lu dans une langue locale (s02q03). Veuillez corriger ou donner des explications au QG. Peu probable! Fodé Danfakha  ne sait ni lire, ni écrire, ni comprendre dans aucune des langues  (s02q01,s02q02,s02q03). Veuillez corriger ou donner des explications au QG. </w:t>
+        <w:br/>
+        <w:t xml:space="preserve">- Peu probable! Goundo Danfakha  n'arrive pas  à comprendre un petit texte lu dans une langue locale (s02q03). Veuillez corriger ou donner des explications au QG. Peu probable! Goundo Danfakha  ne sait ni lire, ni écrire, ni comprendre dans aucune des langues  (s02q01,s02q02,s02q03). Veuillez corriger ou donner des explications au QG. </w:t>
+        <w:br/>
+        <w:t xml:space="preserve">- Peu probable! Mady Danfakha Mamadou  n'arrive pas  à comprendre un petit texte lu dans une langue locale (s02q03). Veuillez corriger ou donner des explications au QG. Peu probable! Mady Danfakha Mamadou  ne sait ni lire, ni écrire, ni comprendre dans aucune des langues  (s02q01,s02q02,s02q03). Veuillez corriger ou donner des explications au QG. Peu plausible Mady Danfakha Mamadou fréquente au minimum le fondamental 1 mais ne sait ni lire ni comprendre la langue française, prière de corriger ou de confirmer avec le QG merci. </w:t>
+        <w:br/>
+        <w:t>- Peu probable! Mohamed Danfakha  n'arrive pas  à comprendre un petit texte lu dans une langue locale (s02q03). Veuillez corriger ou donner des explications au QG. Peu probable! Mohamed Danfakha  ne sait ni lire, ni écrire, ni comprendre dans aucune des langues  (s02q01,s02q02,s02q03). Veuillez corriger ou donner des explications au QG.</w:t>
+      </w:r>
+    </w:p>
+    <w:p>
+      <w:r>
+        <w:rPr>
+          <w:b/>
+          <w:color w:val="4672C4"/>
+          <w:sz w:val="22"/>
+        </w:rPr>
+        <w:t>&gt;&gt; Section4a - Emploi</w:t>
+      </w:r>
+    </w:p>
+    <w:p>
+      <w:pPr>
+        <w:ind w:left="283"/>
+      </w:pPr>
+      <w:r>
+        <w:rPr>
+          <w:sz w:val="20"/>
+        </w:rPr>
+        <w:t xml:space="preserve">- Avertissement! Diaba Biagui n'a consacré aucune heure pour aucun des travaux du ménage, prière de regarder les réponses prises dans les questions (s04q01 s04q02 s04q03 s04q04 s04q05 s04q06 s04q07 s04q08). Avertissement! Diaba Biagui travaille principalement dans l'agriculture ou élevage ou pêche et le secteur institutionnel déclaré semble  incohérent, prière de corriger ou confirmer avec le QG. </w:t>
+        <w:br/>
+        <w:t>- Avertissement! Généralement les jeunes hommes (10 à 25ans) font des travaux ménager soit apprendre les enfants à reviser leurs léçons ou d'autres cours, Mady Danfakha n'a consacré aucune heure pour les travaux cités en s04q01, s04q02, s04q03, s04q04, s04q05, s04q06, s04q07 et s04q08.Prière de regarder pour corriger ou confirmer avec le QG.</w:t>
+      </w:r>
+    </w:p>
+    <w:p>
+      <w:r>
+        <w:rPr>
+          <w:b/>
+          <w:color w:val="4672C4"/>
+          <w:sz w:val="22"/>
+        </w:rPr>
+        <w:t>&gt;&gt; Section4b - Emploi - Activite principale</w:t>
+      </w:r>
+    </w:p>
+    <w:p>
+      <w:pPr>
+        <w:ind w:left="283"/>
+      </w:pPr>
+      <w:r>
+        <w:rPr>
+          <w:sz w:val="20"/>
+        </w:rPr>
+        <w:t>- Nombre de mois exercé par Bantang Samoura dans l'emploi au cours des 12 derniers mois semble faible, veuillez corriger s'il vous plait ou comfirmer avec le QG.</w:t>
+      </w:r>
+    </w:p>
+    <w:p>
+      <w:r>
+        <w:rPr>
+          <w:b/>
+          <w:color w:val="4672C4"/>
+          <w:sz w:val="22"/>
+        </w:rPr>
+        <w:t>&gt;&gt; Section7b - Consommation alimentaire - 7 jours</w:t>
+      </w:r>
+    </w:p>
+    <w:p>
+      <w:pPr>
+        <w:ind w:left="283"/>
+      </w:pPr>
+      <w:r>
+        <w:rPr>
+          <w:sz w:val="20"/>
+        </w:rPr>
+        <w:t>- Attention ! Le prix unitaire d'achat (600 Fcfa) de Eau minérale/filtrée en sachet en Sachets industriel (Petit) est relativement élevé par rapport aux autres prix observés dans cette zone. Prière de corriger ou de confirmer avec le QG. Avertissement!! La quantité (4 litre) du produit Huile de soja  consommée  par le ménage semble très élevé, prière de corriger ou confirmer avec le QG. Avertissement!!! Le ménage a consommé 1 Seau de 5l taille unique de Pâte d'arachide, cette quantité semble anormale pour une consommation des 7 derniers jours, prière de verifier et corriger. Avertissement!!! Le ménage a consommé 28 Paquet Tres petit de Thé en sachet, cette quantité semble anormale pour une consommation des 7 derniers jours.Prière de corriger ou de confirmer avec le QG. Avertissement!! le prix unitaire (100 Fcfa) de Thé en sachet (unité: Paquet) de taille Tres petit est très faible ou élevé. Prière de corriger ou de confirmer avec le QG. Difficile de consommer le Sel en Sachets industriel Petit prière de verifier. Incohérence!! Dans ce ménage, chaque individus consomme par jour 37.60417 Kg  de cereale; Prière de revoir les quantités prises de ces produits. Le ménage a consommé 1 Sac (25 Kg) taille unique de Sucre en poudre , cette quantité semble anormale pour une consommation des 7 derniers jours. prière de verifier et corriger ou confirmer avec le QG.</w:t>
+      </w:r>
+    </w:p>
+    <w:p>
+      <w:r>
+        <w:rPr>
+          <w:b/>
+          <w:color w:val="4672C4"/>
+          <w:sz w:val="22"/>
+        </w:rPr>
+        <w:t>&gt;&gt; Section9b - Depenses non-alimentaires - 7 jours</w:t>
+      </w:r>
+    </w:p>
+    <w:p>
+      <w:pPr>
+        <w:ind w:left="283"/>
+      </w:pPr>
+      <w:r>
+        <w:rPr>
+          <w:sz w:val="20"/>
+        </w:rPr>
+        <w:t>- Il est difficile d'avoir un ménage qui n'a effectué aucune des dépenses mentionnées au cours de 7 derniers jours, prière de revoir la section 9B pour ce ménage.</w:t>
+      </w:r>
+    </w:p>
+    <w:p>
+      <w:r>
+        <w:rPr>
+          <w:b/>
+          <w:color w:val="4672C4"/>
+          <w:sz w:val="22"/>
+        </w:rPr>
+        <w:t>&gt;&gt; Section9f - Depenses non-alimentaires - 12 mois</w:t>
+      </w:r>
+    </w:p>
+    <w:p>
+      <w:pPr>
+        <w:ind w:left="283"/>
+      </w:pPr>
+      <w:r>
+        <w:rPr>
+          <w:sz w:val="20"/>
+        </w:rPr>
+        <w:t>- Moins possible d'avoir un ménage qui n'a effectué aucune des dépenses au cours de 12 derniers mois, veuillez revoir la section pour ce ménage.</w:t>
+      </w:r>
+    </w:p>
+    <w:p>
+      <w:r>
+        <w:rPr>
+          <w:b/>
+          <w:color w:val="4672C4"/>
+          <w:sz w:val="22"/>
+        </w:rPr>
+        <w:t>&gt;&gt; Section12 - Actifs du menage</w:t>
+      </w:r>
+    </w:p>
+    <w:p>
+      <w:pPr>
+        <w:ind w:left="283"/>
+      </w:pPr>
+      <w:r>
+        <w:rPr>
+          <w:sz w:val="20"/>
+        </w:rPr>
+        <w:t>- Attention ! Tapis a été achété à 20000 Fcfa est relativement élevé par rapport aux autres prix d'achat observés dans cette zone. Prière de corriger ou de confirmer avec le QG.</w:t>
+      </w:r>
+    </w:p>
+    <w:p>
+      <w:r>
+        <w:rPr>
+          <w:b/>
+          <w:color w:val="4672C4"/>
+          <w:sz w:val="22"/>
+        </w:rPr>
+        <w:t>&gt;&gt; Section14 - Chocs</w:t>
+      </w:r>
+    </w:p>
+    <w:p>
+      <w:pPr>
+        <w:ind w:left="283"/>
+      </w:pPr>
+      <w:r>
+        <w:rPr>
+          <w:sz w:val="20"/>
+        </w:rPr>
+        <w:t>- Avertissement!! Le ménage n'a été négativement affecté par aucun des problèmes donnés dans la section 14. Confirmez vous cette information avec le QG?</w:t>
+      </w:r>
+    </w:p>
+    <w:p>
+      <w:r>
+        <w:rPr>
+          <w:b/>
+          <w:color w:val="4672C4"/>
+          <w:sz w:val="22"/>
+        </w:rPr>
+        <w:t>&gt;&gt; Section16a - Champs et parcelles</w:t>
+      </w:r>
+    </w:p>
+    <w:p>
+      <w:pPr>
+        <w:ind w:left="283"/>
+      </w:pPr>
+      <w:r>
+        <w:rPr>
+          <w:sz w:val="20"/>
+        </w:rPr>
+        <w:t xml:space="preserve">- La superficie de la parcelle Maïs selon les mesures GPS est de 13568 hectare qui semble élevé ou faible, prière de corriger. Le document légal (titre, acte, certificat etc. ) qui affirme votre possession de la parcelle Maïs est  et semble exister dans les modalités, prière de prendre attache avec le QG pour plus d'explication afin de la classer bien. </w:t>
+        <w:br/>
+        <w:t xml:space="preserve">- La superficie de la parcelle Maïs selon les mesures GPS est de 5281 hectare qui semble élevé ou faible, prière de corriger. Le document légal (titre, acte, certificat etc. ) qui affirme votre possession de la parcelle Maïs est  et semble exister dans les modalités, prière de prendre attache avec le QG pour plus d'explication afin de la classer bien. </w:t>
+        <w:br/>
+        <w:t xml:space="preserve">- Le document légal (titre, acte, certificat etc. ) qui affirme votre possession de la parcelle Maïs est  et semble exister dans les modalités, prière de prendre attache avec le QG pour plus d'explication afin de la classer bien. </w:t>
+        <w:br/>
+        <w:t>- Le nombre de jour passés au préparation du sol et des semis ou au sarclage et l'entretien du sol ou aux récoltes d'un membre du ménage est trop élevé, veuillez revoir. La superficie de la parcelle Maïs selon les mesures GPS est de 4921 hectare qui semble élevé ou faible, prière de corriger. Le document légal (titre, acte, certificat etc. ) qui affirme votre possession de la parcelle Maïs est  et semble exister dans les modalités, prière de prendre attache avec le QG pour plus d'explication afin de la classer bien.</w:t>
+      </w:r>
+    </w:p>
+    <w:p>
+      <w:r>
+        <w:rPr>
+          <w:b/>
+          <w:color w:val="4672C4"/>
+          <w:sz w:val="22"/>
+        </w:rPr>
+        <w:t>&gt;&gt; Section16c - Cultures</w:t>
+      </w:r>
+    </w:p>
+    <w:p>
+      <w:pPr>
+        <w:ind w:left="283"/>
+      </w:pPr>
+      <w:r>
+        <w:rPr>
+          <w:sz w:val="20"/>
+        </w:rPr>
+        <w:t>- La quantité estimée en Kg est incorrecte (Exemple : si le ménage a eu 10 sacs de 100kg = 10*100=1000kg), prière de corriger merci.</w:t>
+      </w:r>
+    </w:p>
+    <w:p>
+      <w:r>
+        <w:rPr>
+          <w:b/>
+          <w:color w:val="4672C4"/>
+          <w:sz w:val="22"/>
+        </w:rPr>
+        <w:t>&gt;&gt; Section19 - Equipements agricoles</w:t>
+      </w:r>
+    </w:p>
+    <w:p>
+      <w:pPr>
+        <w:ind w:left="283"/>
+      </w:pPr>
+      <w:r>
+        <w:rPr>
+          <w:sz w:val="20"/>
+        </w:rPr>
+        <w:t>- Attention ! Semoir a été revendu à 500000 Fcfa qui est relativement élevé par rapport aux autres prix de revente observés dans cette zone. Prière de corriger ou de confirmer avec le QG.</w:t>
+      </w:r>
+    </w:p>
+    <w:p>
+      <w:r>
+        <w:t>________________________________________________________________________________</w:t>
+      </w:r>
+    </w:p>
+    <w:p>
+      <w:pPr>
+        <w:pStyle w:val="Heading2"/>
+      </w:pPr>
+      <w:r>
+        <w:t>Menage 12</w:t>
+      </w:r>
+    </w:p>
+    <w:tbl>
+      <w:tblPr>
+        <w:tblStyle w:val="TableGrid"/>
+        <w:tblW w:type="auto" w:w="0"/>
+        <w:tblLook w:firstColumn="1" w:firstRow="1" w:lastColumn="0" w:lastRow="0" w:noHBand="0" w:noVBand="1" w:val="04A0"/>
+      </w:tblPr>
+      <w:tblGrid>
+        <w:gridCol w:w="1662"/>
+        <w:gridCol w:w="1662"/>
+        <w:gridCol w:w="1662"/>
+        <w:gridCol w:w="1662"/>
+        <w:gridCol w:w="1662"/>
+        <w:gridCol w:w="1662"/>
+      </w:tblGrid>
+      <w:tr>
+        <w:tc>
+          <w:tcPr>
+            <w:tcW w:type="dxa" w:w="1662"/>
+            <w:shd w:fill="5B9BD5"/>
+          </w:tcPr>
+          <w:p>
+            <w:r>
+              <w:rPr>
+                <w:b/>
+                <w:color w:val="FFFFFF"/>
+                <w:sz w:val="16"/>
+              </w:rPr>
+              <w:t>Interview Key</w:t>
+            </w:r>
+          </w:p>
+        </w:tc>
+        <w:tc>
+          <w:tcPr>
+            <w:tcW w:type="dxa" w:w="1662"/>
+            <w:shd w:fill="5B9BD5"/>
+          </w:tcPr>
+          <w:p>
+            <w:r>
+              <w:rPr>
+                <w:b/>
+                <w:color w:val="FFFFFF"/>
+                <w:sz w:val="16"/>
+              </w:rPr>
+              <w:t>Interview ID</w:t>
+            </w:r>
+          </w:p>
+        </w:tc>
+        <w:tc>
+          <w:tcPr>
+            <w:tcW w:type="dxa" w:w="1662"/>
+            <w:shd w:fill="5B9BD5"/>
+          </w:tcPr>
+          <w:p>
+            <w:r>
+              <w:rPr>
+                <w:b/>
+                <w:color w:val="FFFFFF"/>
+                <w:sz w:val="16"/>
+              </w:rPr>
+              <w:t>ID Agent</w:t>
+            </w:r>
+          </w:p>
+        </w:tc>
+        <w:tc>
+          <w:tcPr>
+            <w:tcW w:type="dxa" w:w="1662"/>
+            <w:shd w:fill="5B9BD5"/>
+          </w:tcPr>
+          <w:p>
+            <w:r>
+              <w:rPr>
+                <w:b/>
+                <w:color w:val="FFFFFF"/>
+                <w:sz w:val="16"/>
+              </w:rPr>
+              <w:t>ID Equipe</w:t>
+            </w:r>
+          </w:p>
+        </w:tc>
+        <w:tc>
+          <w:tcPr>
+            <w:tcW w:type="dxa" w:w="1662"/>
+            <w:shd w:fill="5B9BD5"/>
+          </w:tcPr>
+          <w:p>
+            <w:r>
+              <w:rPr>
+                <w:b/>
+                <w:color w:val="FFFFFF"/>
+                <w:sz w:val="16"/>
+              </w:rPr>
+              <w:t>Agent</w:t>
+            </w:r>
+          </w:p>
+        </w:tc>
+        <w:tc>
+          <w:tcPr>
+            <w:tcW w:type="dxa" w:w="1662"/>
+            <w:shd w:fill="5B9BD5"/>
+          </w:tcPr>
+          <w:p>
+            <w:r>
+              <w:rPr>
+                <w:b/>
+                <w:color w:val="FFFFFF"/>
+                <w:sz w:val="16"/>
+              </w:rPr>
+              <w:t>Chef d'equipe</w:t>
+            </w:r>
+          </w:p>
+        </w:tc>
+      </w:tr>
+      <w:tr>
+        <w:tc>
+          <w:tcPr>
+            <w:tcW w:type="dxa" w:w="1662"/>
+          </w:tcPr>
+          <w:p>
+            <w:r>
+              <w:rPr>
+                <w:sz w:val="14"/>
+              </w:rPr>
+              <w:t>43-91-87-01</w:t>
+            </w:r>
+          </w:p>
+        </w:tc>
+        <w:tc>
+          <w:tcPr>
+            <w:tcW w:type="dxa" w:w="1662"/>
+          </w:tcPr>
+          <w:p>
+            <w:r>
+              <w:rPr>
+                <w:sz w:val="14"/>
+              </w:rPr>
+              <w:t>f4630b9ec634456fb6d87a1c9a7edde6</w:t>
+            </w:r>
+          </w:p>
+        </w:tc>
+        <w:tc>
+          <w:tcPr>
+            <w:tcW w:type="dxa" w:w="1662"/>
+          </w:tcPr>
+          <w:p>
+            <w:r>
+              <w:rPr>
+                <w:sz w:val="14"/>
+              </w:rPr>
+              <w:t>EQ31_enq2</w:t>
+            </w:r>
+          </w:p>
+        </w:tc>
+        <w:tc>
+          <w:tcPr>
+            <w:tcW w:type="dxa" w:w="1662"/>
+          </w:tcPr>
+          <w:p>
+            <w:r>
+              <w:rPr>
+                <w:sz w:val="14"/>
+              </w:rPr>
+              <w:t>Equipe31</w:t>
+            </w:r>
+          </w:p>
+        </w:tc>
+        <w:tc>
+          <w:tcPr>
+            <w:tcW w:type="dxa" w:w="1662"/>
+          </w:tcPr>
+          <w:p>
+            <w:r>
+              <w:rPr>
+                <w:sz w:val="14"/>
+              </w:rPr>
+              <w:t>Souaibou KANTE</w:t>
+            </w:r>
+          </w:p>
+        </w:tc>
+        <w:tc>
+          <w:tcPr>
+            <w:tcW w:type="dxa" w:w="1662"/>
+          </w:tcPr>
+          <w:p>
+            <w:r>
+              <w:rPr>
+                <w:sz w:val="14"/>
+              </w:rPr>
+              <w:t>Alassane Ndoye DIALLO</w:t>
+            </w:r>
+          </w:p>
+        </w:tc>
+      </w:tr>
+    </w:tbl>
+    <w:p/>
+    <w:tbl>
+      <w:tblPr>
+        <w:tblStyle w:val="TableGrid"/>
+        <w:tblW w:type="auto" w:w="0"/>
+        <w:tblLook w:firstColumn="1" w:firstRow="1" w:lastColumn="0" w:lastRow="0" w:noHBand="0" w:noVBand="1" w:val="04A0"/>
+      </w:tblPr>
+      <w:tblGrid>
+        <w:gridCol w:w="3324"/>
+        <w:gridCol w:w="3324"/>
+        <w:gridCol w:w="3324"/>
+      </w:tblGrid>
+      <w:tr>
+        <w:tc>
+          <w:tcPr>
+            <w:tcW w:type="dxa" w:w="3324"/>
+            <w:shd w:fill="70AD47"/>
+          </w:tcPr>
+          <w:p>
+            <w:r>
+              <w:rPr>
+                <w:b/>
+                <w:color w:val="FFFFFF"/>
+                <w:sz w:val="18"/>
+              </w:rPr>
+              <w:t>Chef de Menage</w:t>
+            </w:r>
+          </w:p>
+        </w:tc>
+        <w:tc>
+          <w:tcPr>
+            <w:tcW w:type="dxa" w:w="3324"/>
+            <w:shd w:fill="70AD47"/>
+          </w:tcPr>
+          <w:p>
+            <w:r>
+              <w:rPr>
+                <w:b/>
+                <w:color w:val="FFFFFF"/>
+                <w:sz w:val="18"/>
+              </w:rPr>
+              <w:t>Quartier/Village (s00q05)</w:t>
+            </w:r>
+          </w:p>
+        </w:tc>
+        <w:tc>
+          <w:tcPr>
+            <w:tcW w:type="dxa" w:w="3324"/>
+            <w:shd w:fill="70AD47"/>
+          </w:tcPr>
+          <w:p>
+            <w:r>
+              <w:rPr>
+                <w:b/>
+                <w:color w:val="FFFFFF"/>
+                <w:sz w:val="18"/>
+              </w:rPr>
+              <w:t>Localisation GPS</w:t>
+            </w:r>
+          </w:p>
+        </w:tc>
+      </w:tr>
+      <w:tr>
+        <w:tc>
+          <w:tcPr>
+            <w:tcW w:type="dxa" w:w="3324"/>
+          </w:tcPr>
+          <w:p>
+            <w:r>
+              <w:rPr>
+                <w:sz w:val="18"/>
+              </w:rPr>
+              <w:t>CHEIKHOU DANFAKHA</w:t>
+            </w:r>
+          </w:p>
+        </w:tc>
+        <w:tc>
+          <w:tcPr>
+            <w:tcW w:type="dxa" w:w="3324"/>
+          </w:tcPr>
+          <w:p>
+            <w:r>
+              <w:rPr>
+                <w:sz w:val="18"/>
+              </w:rPr>
+              <w:t>N/A</w:t>
+            </w:r>
+          </w:p>
+        </w:tc>
+        <w:tc>
+          <w:tcPr>
+            <w:tcW w:type="dxa" w:w="3324"/>
+          </w:tcPr>
+          <w:p>
+            <w:r/>
+            <w:hyperlink r:id="rId16">
+              <w:r>
+                <w:rPr>
+                  <w:color w:val="0563C1"/>
+                  <w:u w:val="single"/>
+                </w:rPr>
+                <w:t>SANELA</w:t>
+              </w:r>
+            </w:hyperlink>
+          </w:p>
+        </w:tc>
+      </w:tr>
+    </w:tbl>
+    <w:p/>
+    <w:p>
+      <w:r>
+        <w:rPr>
+          <w:b/>
+          <w:color w:val="4672C4"/>
+          <w:sz w:val="22"/>
+        </w:rPr>
+        <w:t>&gt;&gt; Section0 - Identification et renseignements de controle</w:t>
+      </w:r>
+    </w:p>
+    <w:p>
+      <w:pPr>
+        <w:ind w:left="283"/>
+      </w:pPr>
+      <w:r>
+        <w:rPr>
+          <w:sz w:val="20"/>
+        </w:rPr>
+        <w:t>- Le questionnaire semble ne pas être complètement fini mais le questionnaire est en statut complet, prière de compléter le questionnaire.</w:t>
+      </w:r>
+    </w:p>
+    <w:p>
+      <w:r>
+        <w:rPr>
+          <w:b/>
+          <w:color w:val="4672C4"/>
+          <w:sz w:val="22"/>
+        </w:rPr>
+        <w:t>&gt;&gt; Section1 - Caracteristiques des membres</w:t>
+      </w:r>
+    </w:p>
+    <w:p>
+      <w:pPr>
+        <w:ind w:left="283"/>
+      </w:pPr>
+      <w:r>
+        <w:rPr>
+          <w:sz w:val="20"/>
+        </w:rPr>
+        <w:t xml:space="preserve">- Attention ! Le montant (6000 Fcfa) dépensé ou reçu en cadeau pour les recharges internet ou de forfaits de données mobiles(hors appels vocaux), aucours des 30 derniers jours de  CHEIKHOU DANFAKHA est relativement élevé par rapport aux autres montants depansés observés dans cette zone. Prière de corriger ou de confirmer avec le QG. </w:t>
+        <w:br/>
+        <w:t>- Attention ! Vous avez déclaré en s01q00 que le répondant est la personne elle-même, or MADI DANFAKHA est trop jeune (7 ans) pour fournir des informations correctes. Prière de refaire la section 1 pour MADI DANFAKHA en demandant à un adulte de répondre aux questions à sa place.</w:t>
+      </w:r>
+    </w:p>
+    <w:p>
+      <w:r>
+        <w:rPr>
+          <w:b/>
+          <w:color w:val="4672C4"/>
+          <w:sz w:val="22"/>
+        </w:rPr>
+        <w:t>&gt;&gt; Section2 - Education</w:t>
+      </w:r>
+    </w:p>
+    <w:p>
+      <w:pPr>
+        <w:ind w:left="283"/>
+      </w:pPr>
+      <w:r>
+        <w:rPr>
+          <w:sz w:val="20"/>
+        </w:rPr>
+        <w:t xml:space="preserve">- Le montant des autres depenses pour l'année scolaire de DIBY DANFAKHA est faible ou élevé. veuillez, s'il vous plait, confirmer ces informations avec le QG ou apporter les corrections nécessaires. </w:t>
+        <w:br/>
+        <w:t xml:space="preserve">- Peu probable! CHEIKHOU DANFAKHA  n'arrive pas  à comprendre un petit texte lu dans une langue locale (s02q03). Veuillez corriger ou donner des explications au QG. Peu probable! CHEIKHOU DANFAKHA  ne sait ni lire, ni écrire, ni comprendre dans aucune des langues  (s02q01,s02q02,s02q03). Veuillez corriger ou donner des explications au QG. </w:t>
+        <w:br/>
+        <w:t xml:space="preserve">- Peu probable! KALEDING DANFAKHA  n'arrive pas  à comprendre un petit texte lu dans une langue locale (s02q03). Veuillez corriger ou donner des explications au QG. Peu probable! KALEDING DANFAKHA  ne sait ni lire, ni écrire, ni comprendre dans aucune des langues  (s02q01,s02q02,s02q03). Veuillez corriger ou donner des explications au QG. </w:t>
+        <w:br/>
+        <w:t xml:space="preserve">- Peu probable! KONDIANKI DANFAKHA  n'arrive pas  à comprendre un petit texte lu dans une langue locale (s02q03). Veuillez corriger ou donner des explications au QG. Peu probable! KONDIANKI DANFAKHA  ne sait ni lire, ni écrire, ni comprendre dans aucune des langues  (s02q01,s02q02,s02q03). Veuillez corriger ou donner des explications au QG. </w:t>
+        <w:br/>
+        <w:t xml:space="preserve">- Peu probable! MADI DANFAKHA  n'arrive pas  à comprendre un petit texte lu dans une langue locale (s02q03). Veuillez corriger ou donner des explications au QG. La raison principale que MADI DANFAKHA n'a pas été à l'école entre 2024/2025 est Restait a la maison pour la garde des enfants et semble exister dans les modalités, prière de prendre attache avec le QG pour plus d'explication afin de la classer bien. </w:t>
+        <w:br/>
+        <w:t xml:space="preserve">- Peu probable! MOHAMED DANFAKHA  n'arrive pas  à comprendre un petit texte lu dans une langue locale (s02q03). Veuillez corriger ou donner des explications au QG. Le montant des autres depenses pour l'année scolaire de MOHAMED DANFAKHA est faible ou élevé. veuillez, s'il vous plait, confirmer ces informations avec le QG ou apporter les corrections nécessaires. </w:t>
+        <w:br/>
+        <w:t xml:space="preserve">- Peu probable! SAMBA DANFAKHA  n'arrive pas  à comprendre un petit texte lu dans une langue locale (s02q03). Veuillez corriger ou donner des explications au QG. Le montant des autres depenses pour l'année scolaire de SAMBA DANFAKHA est faible ou élevé. veuillez, s'il vous plait, confirmer ces informations avec le QG ou apporter les corrections nécessaires. </w:t>
+        <w:br/>
+        <w:t xml:space="preserve">- Peu probable! SORY DANFAKHA  n'arrive pas  à comprendre un petit texte lu dans une langue locale (s02q03). Veuillez corriger ou donner des explications au QG. Le montant des autres depenses pour l'année scolaire de SORY DANFAKHA est faible ou élevé. veuillez, s'il vous plait, confirmer ces informations avec le QG ou apporter les corrections nécessaires. Attention ! Le frais de scolarité (1500 Fcfa) de SORY DANFAKHA en 5ème année de Primaire est relativement élevé par rapport aux autres frais de scolarités observés dans cette zone. Prière de corriger ou de confirmer avec le QG. </w:t>
+        <w:br/>
+        <w:t>- Peu probable! sira danfakha  n'arrive pas  à comprendre un petit texte lu dans une langue locale (s02q03). Veuillez corriger ou donner des explications au QG. Peu probable! sira danfakha  ne sait ni lire, ni écrire, ni comprendre dans aucune des langues  (s02q01,s02q02,s02q03). Veuillez corriger ou donner des explications au QG.</w:t>
+      </w:r>
+    </w:p>
+    <w:p>
+      <w:r>
+        <w:rPr>
+          <w:b/>
+          <w:color w:val="4672C4"/>
+          <w:sz w:val="22"/>
+        </w:rPr>
+        <w:t>&gt;&gt; Section4a - Emploi</w:t>
+      </w:r>
+    </w:p>
+    <w:p>
+      <w:pPr>
+        <w:ind w:left="283"/>
+      </w:pPr>
+      <w:r>
+        <w:rPr>
+          <w:sz w:val="20"/>
+        </w:rPr>
+        <w:t xml:space="preserve">- Avertissement! Généralement les jeunes hommes (10 à 25ans) font des travaux ménager soit apprendre les enfants à reviser leurs léçons ou d'autres cours, DIBY DANFAKHA n'a consacré aucune heure pour les travaux cités en s04q01, s04q02, s04q03, s04q04, s04q05, s04q06, s04q07 et s04q08.Prière de regarder pour corriger ou confirmer avec le QG. </w:t>
+        <w:br/>
+        <w:t xml:space="preserve">- Avertissement! Généralement les jeunes hommes (10 à 25ans) font des travaux ménager soit apprendre les enfants à reviser leurs léçons ou d'autres cours, KONDIANKI DANFAKHA n'a consacré aucune heure pour les travaux cités en s04q01, s04q02, s04q03, s04q04, s04q05, s04q06, s04q07 et s04q08.Prière de regarder pour corriger ou confirmer avec le QG. Incoherent! KONDIANKI DANFAKHA est (Ménagère) de la 4.21 et KONDIANKI DANFAKHA est un homme, prière de corriger. </w:t>
+        <w:br/>
+        <w:t xml:space="preserve">- Avertissement! Généralement les jeunes hommes (10 à 25ans) font des travaux ménager soit apprendre les enfants à reviser leurs léçons ou d'autres cours, SAMBA DANFAKHA n'a consacré aucune heure pour les travaux cités en s04q01, s04q02, s04q03, s04q04, s04q05, s04q06, s04q07 et s04q08.Prière de regarder pour corriger ou confirmer avec le QG. </w:t>
+        <w:br/>
+        <w:t xml:space="preserve">- Avertissement! Généralement les jeunes hommes (10 à 25ans) font des travaux ménager soit apprendre les enfants à reviser leurs léçons ou d'autres cours, SORY DANFAKHA n'a consacré aucune heure pour les travaux cités en s04q01, s04q02, s04q03, s04q04, s04q05, s04q06, s04q07 et s04q08.Prière de regarder pour corriger ou confirmer avec le QG. </w:t>
+        <w:br/>
+        <w:t>- Avertissement! Le nombre d'heure consacré à faire des courses au cours des 7 derniers jours au marché ou travaux menager ou lessive etc.. pour sira danfakha semble très élevés, prière de corriger ou confirmer avec le QG (s04q01 s04q02 s04q03 s04q04 s04q05 s04q06 s04q07 s04q08).</w:t>
+      </w:r>
+    </w:p>
+    <w:p>
+      <w:r>
+        <w:rPr>
+          <w:b/>
+          <w:color w:val="4672C4"/>
+          <w:sz w:val="22"/>
+        </w:rPr>
+        <w:t>&gt;&gt; Section4b - Emploi - Activite principale</w:t>
+      </w:r>
+    </w:p>
+    <w:p>
+      <w:pPr>
+        <w:ind w:left="283"/>
+      </w:pPr>
+      <w:r>
+        <w:rPr>
+          <w:sz w:val="20"/>
+        </w:rPr>
+        <w:t>- ||  sira danfakha est un agriculteur dans un milieu rural donc il travaille principalement  pour son propre compte ou contribue à une entreprise familiale, prière de regarder la question s04q46.  Incohérence! sira danfakha  evolue dans l'agriculture mais est  considéré comme salarié ou stagiaire/apprenti non renuméré, prière de revoir la question s04q46 et corriger. Avertissement!!! sira danfakha enquêté dans l'emploi principale n'a pas declaré son salaire prière de fournir plus d'effort pour lui demander son salire, vous pouvez utiliser des stratégies pour faire une estimation ou demander des conseils au QG. Avertissement!!! sira danfakha enquêté dans l'emploi principale n'a pas declaré son revenu prière de fournir plus d'effort pour lui demander son revenu, vous pouvez utiliser des stratégies pour faire une estimation ou demander des conseils au QG.</w:t>
+      </w:r>
+    </w:p>
+    <w:p>
+      <w:r>
+        <w:rPr>
+          <w:b/>
+          <w:color w:val="4672C4"/>
+          <w:sz w:val="22"/>
+        </w:rPr>
+        <w:t>&gt;&gt; Section7b - Consommation alimentaire - 7 jours</w:t>
+      </w:r>
+    </w:p>
+    <w:p>
+      <w:pPr>
+        <w:ind w:left="283"/>
+      </w:pPr>
+      <w:r>
+        <w:rPr>
+          <w:sz w:val="20"/>
+        </w:rPr>
+        <w:t>- Attention ! Le prix unitaire d'achat (500 Fcfa) de Sel en Sachets (Petit) est relativement élevé par rapport aux autres prix observés dans cette zone. Prière de corriger ou de confirmer avec le QG. Avertissement!! le prix unitaire (150 Fcfa) de Thé en sachet (unité: Sachets) de taille Tres petit est très faible ou élevé. Prière de corriger ou de confirmer avec le QG. Avertissement!!! Le ménage a consommé 30 Sachets Tres petit de Sucre en poudre , cette quantité semble anormale pour une consommation des 7 derniers jours.Prière de corriger ou de confirmer avec le QG. Avertissement!!! Le ménage a consommé 35 Pièce Tres petit de Gombo frais, cette quantité semble anormale pour une consommation des 7 derniers jours.Prière de corriger ou de confirmer avec le QG. Incohérence!! Dans ce ménage, chaque individus consomme par jour 37.29285 Kg  de cereale; Prière de revoir les quantités prises de ces produits. Incohérence!! Dans ce ménage, chaque individus consomme par jour 37.29285 Kg  de cereale; Prière de revoir les quantités prises de ces produits. Incohérence!! Dans ce ménage, chaque individus consomme par jour 37.29285 Kg  de cereale; Prière de revoir les quantités prises de ces produits. Attention ! Le prix unitaire d'achat (8500 Fcfa) de Riz importé parfumé en Sac (50 Kg) (taille unique) est relativement faible par rapport aux autres prix observés dans cette zone. Prière de corriger ou de confirmer avec le QG.</w:t>
+      </w:r>
+    </w:p>
+    <w:p>
+      <w:r>
+        <w:rPr>
+          <w:b/>
+          <w:color w:val="4672C4"/>
+          <w:sz w:val="22"/>
+        </w:rPr>
+        <w:t>&gt;&gt; Section9c - Depenses non-alimentaires - 30 jours</w:t>
+      </w:r>
+    </w:p>
+    <w:p>
+      <w:pPr>
+        <w:ind w:left="283"/>
+      </w:pPr>
+      <w:r>
+        <w:rPr>
+          <w:sz w:val="20"/>
+        </w:rPr>
+        <w:t>- La dernière fois que vous avez acheté Bois de chauffe ramassé/coupé (estimer la valeur) est a la brousse et semble exister dans les modalités, prière de prendre attache avec le QG pour plus d'explication afin de la classer bien.</w:t>
+      </w:r>
+    </w:p>
+    <w:p>
+      <w:r>
+        <w:rPr>
+          <w:b/>
+          <w:color w:val="4672C4"/>
+          <w:sz w:val="22"/>
+        </w:rPr>
+        <w:t>&gt;&gt; Section10a - Existence entreprise non agricole</w:t>
+      </w:r>
+    </w:p>
+    <w:p>
+      <w:pPr>
+        <w:ind w:left="283"/>
+      </w:pPr>
+      <w:r>
+        <w:rPr>
+          <w:sz w:val="20"/>
+        </w:rPr>
+        <w:t>- Avertissement!!! Le ménage de CHEIKHOU DANFAKHA a comme taille 10 personnes dont ils vivent à KEDOUGOU Rural et aucune d'entre ne possède une entreprise non agricole, prière de revoir cette partie de la section 10 de ce menage.</w:t>
+      </w:r>
+    </w:p>
+    <w:p>
+      <w:r>
+        <w:rPr>
+          <w:b/>
+          <w:color w:val="4672C4"/>
+          <w:sz w:val="22"/>
+        </w:rPr>
+        <w:t>&gt;&gt; Section11 - Caracteristiques logement</w:t>
+      </w:r>
+    </w:p>
+    <w:p>
+      <w:pPr>
+        <w:ind w:left="283"/>
+      </w:pPr>
+      <w:r>
+        <w:rPr>
+          <w:sz w:val="20"/>
+        </w:rPr>
+        <w:t>- Le montant (FCFA) du loyer mensuel payé pour un logement comme le votre dans ce village/quartier est trop élevé, Veuillez s'il vous plaît corriger cette information.</w:t>
+      </w:r>
+    </w:p>
+    <w:p>
+      <w:r>
+        <w:rPr>
+          <w:b/>
+          <w:color w:val="4672C4"/>
+          <w:sz w:val="22"/>
+        </w:rPr>
+        <w:t>&gt;&gt; Section16a - Champs et parcelles</w:t>
+      </w:r>
+    </w:p>
+    <w:p>
+      <w:pPr>
+        <w:ind w:left="283"/>
+      </w:pPr>
+      <w:r>
+        <w:rPr>
+          <w:sz w:val="20"/>
+        </w:rPr>
+        <w:t>- Avertissement!! La parcelle a comme nom (1) qui ne semble pas être un bon nom ou contient des lettres, prière de mettre le vrai nom de la parcelle. Le nombre de personnes toutes catégories confondues des main-d'oeuvre non-familiale sur la parcelle 1 au cours de la campagne pour la période des récoltes est de 37 personnes qui semble faible ou élevé. Merci de corriger. Le nombre de jours total de la main-d'oeuvre non-familiale sur cette parcelle 1 au cours de la campagne pour la période des récoltes est de 24 jours qui semble faible ou élevé. Merci de corriger. Le salaire total payé de toutes catégories confondues par le ménage CHEIKHOU DANFAKHA pour la main-d'oeuvre non-familiale sur la parcelle 1 au cours de la campagne pour la période des récoltes est de 130000 qui semble élevé ou faible. Merci de corriger. Le salaire d'une femme de 15ans et plus ayant travaillé sur la parcelle 1 par jours au moment de la période des récoltes est de 486.1111 FCFA qui semble faible ou  élevé, prière de corriger. La superficie de la parcelle 1 selon les mesures GPS est de 1.5 hectare et celle donnée par l'exploitant est de 1.5 qui sont identique, comment cela pourrait-il se faire prière de corriger. Le document légal (titre, acte, certificat etc. ) qui affirme votre possession de la parcelle 1 est  et semble exister dans les modalités, prière de prendre attache avec le QG pour plus d'explication afin de la classer bien.</w:t>
+      </w:r>
+    </w:p>
+    <w:p>
+      <w:r>
+        <w:rPr>
+          <w:b/>
+          <w:color w:val="4672C4"/>
+          <w:sz w:val="22"/>
+        </w:rPr>
+        <w:t>&gt;&gt; Section19 - Equipements agricoles</w:t>
+      </w:r>
+    </w:p>
+    <w:p>
+      <w:pPr>
+        <w:ind w:left="283"/>
+      </w:pPr>
+      <w:r>
+        <w:rPr>
+          <w:sz w:val="20"/>
+        </w:rPr>
+        <w:t>- Attention ! Houe/daba/hilaire a été achété à 5000 Fcfa est relativement élevé par rapport aux autres prix d'achat observés dans cette zone. Prière de corriger ou de confirmer avec le QG. Attention ! Houe/daba/hilaire a été revendu à 5000 Fcfa qui est relativement élevé par rapport aux autres prix de revente observés dans cette zone. Prière de corriger ou de confirmer avec le QG.</w:t>
+      </w:r>
+    </w:p>
+    <w:p>
+      <w:r>
+        <w:t>________________________________________________________________________________</w:t>
+      </w:r>
+    </w:p>
+    <w:p>
+      <w:pPr>
+        <w:pStyle w:val="Heading2"/>
+      </w:pPr>
+      <w:r>
+        <w:t>Menage 13</w:t>
+      </w:r>
+    </w:p>
+    <w:tbl>
+      <w:tblPr>
+        <w:tblStyle w:val="TableGrid"/>
+        <w:tblW w:type="auto" w:w="0"/>
+        <w:tblLook w:firstColumn="1" w:firstRow="1" w:lastColumn="0" w:lastRow="0" w:noHBand="0" w:noVBand="1" w:val="04A0"/>
+      </w:tblPr>
+      <w:tblGrid>
+        <w:gridCol w:w="1662"/>
+        <w:gridCol w:w="1662"/>
+        <w:gridCol w:w="1662"/>
+        <w:gridCol w:w="1662"/>
+        <w:gridCol w:w="1662"/>
+        <w:gridCol w:w="1662"/>
+      </w:tblGrid>
+      <w:tr>
+        <w:tc>
+          <w:tcPr>
+            <w:tcW w:type="dxa" w:w="1662"/>
+            <w:shd w:fill="5B9BD5"/>
+          </w:tcPr>
+          <w:p>
+            <w:r>
+              <w:rPr>
+                <w:b/>
+                <w:color w:val="FFFFFF"/>
+                <w:sz w:val="16"/>
+              </w:rPr>
+              <w:t>Interview Key</w:t>
+            </w:r>
+          </w:p>
+        </w:tc>
+        <w:tc>
+          <w:tcPr>
+            <w:tcW w:type="dxa" w:w="1662"/>
+            <w:shd w:fill="5B9BD5"/>
+          </w:tcPr>
+          <w:p>
+            <w:r>
+              <w:rPr>
+                <w:b/>
+                <w:color w:val="FFFFFF"/>
+                <w:sz w:val="16"/>
+              </w:rPr>
+              <w:t>Interview ID</w:t>
+            </w:r>
+          </w:p>
+        </w:tc>
+        <w:tc>
+          <w:tcPr>
+            <w:tcW w:type="dxa" w:w="1662"/>
+            <w:shd w:fill="5B9BD5"/>
+          </w:tcPr>
+          <w:p>
+            <w:r>
+              <w:rPr>
+                <w:b/>
+                <w:color w:val="FFFFFF"/>
+                <w:sz w:val="16"/>
+              </w:rPr>
+              <w:t>ID Agent</w:t>
+            </w:r>
+          </w:p>
+        </w:tc>
+        <w:tc>
+          <w:tcPr>
+            <w:tcW w:type="dxa" w:w="1662"/>
+            <w:shd w:fill="5B9BD5"/>
+          </w:tcPr>
+          <w:p>
+            <w:r>
+              <w:rPr>
+                <w:b/>
+                <w:color w:val="FFFFFF"/>
+                <w:sz w:val="16"/>
+              </w:rPr>
+              <w:t>ID Equipe</w:t>
+            </w:r>
+          </w:p>
+        </w:tc>
+        <w:tc>
+          <w:tcPr>
+            <w:tcW w:type="dxa" w:w="1662"/>
+            <w:shd w:fill="5B9BD5"/>
+          </w:tcPr>
+          <w:p>
+            <w:r>
+              <w:rPr>
+                <w:b/>
+                <w:color w:val="FFFFFF"/>
+                <w:sz w:val="16"/>
+              </w:rPr>
+              <w:t>Agent</w:t>
+            </w:r>
+          </w:p>
+        </w:tc>
+        <w:tc>
+          <w:tcPr>
+            <w:tcW w:type="dxa" w:w="1662"/>
+            <w:shd w:fill="5B9BD5"/>
+          </w:tcPr>
+          <w:p>
+            <w:r>
+              <w:rPr>
+                <w:b/>
+                <w:color w:val="FFFFFF"/>
+                <w:sz w:val="16"/>
+              </w:rPr>
+              <w:t>Chef d'equipe</w:t>
+            </w:r>
+          </w:p>
+        </w:tc>
+      </w:tr>
+      <w:tr>
+        <w:tc>
+          <w:tcPr>
+            <w:tcW w:type="dxa" w:w="1662"/>
+          </w:tcPr>
+          <w:p>
+            <w:r>
+              <w:rPr>
+                <w:sz w:val="14"/>
+              </w:rPr>
+              <w:t>06-91-02-84</w:t>
+            </w:r>
+          </w:p>
+        </w:tc>
+        <w:tc>
+          <w:tcPr>
+            <w:tcW w:type="dxa" w:w="1662"/>
+          </w:tcPr>
+          <w:p>
+            <w:r>
+              <w:rPr>
+                <w:sz w:val="14"/>
+              </w:rPr>
+              <w:t>66d3768857954e99b17a1972545241e1</w:t>
+            </w:r>
+          </w:p>
+        </w:tc>
+        <w:tc>
+          <w:tcPr>
+            <w:tcW w:type="dxa" w:w="1662"/>
+          </w:tcPr>
+          <w:p>
+            <w:r>
+              <w:rPr>
+                <w:sz w:val="14"/>
+              </w:rPr>
+              <w:t>EQ31_enq3</w:t>
+            </w:r>
+          </w:p>
+        </w:tc>
+        <w:tc>
+          <w:tcPr>
+            <w:tcW w:type="dxa" w:w="1662"/>
+          </w:tcPr>
+          <w:p>
+            <w:r>
+              <w:rPr>
+                <w:sz w:val="14"/>
+              </w:rPr>
+              <w:t>Equipe31</w:t>
+            </w:r>
+          </w:p>
+        </w:tc>
+        <w:tc>
+          <w:tcPr>
+            <w:tcW w:type="dxa" w:w="1662"/>
+          </w:tcPr>
+          <w:p>
+            <w:r>
+              <w:rPr>
+                <w:sz w:val="14"/>
+              </w:rPr>
+              <w:t>Armel SAGNA</w:t>
+            </w:r>
+          </w:p>
+        </w:tc>
+        <w:tc>
+          <w:tcPr>
+            <w:tcW w:type="dxa" w:w="1662"/>
+          </w:tcPr>
+          <w:p>
+            <w:r>
+              <w:rPr>
+                <w:sz w:val="14"/>
+              </w:rPr>
+              <w:t>Alassane Ndoye DIALLO</w:t>
+            </w:r>
+          </w:p>
+        </w:tc>
+      </w:tr>
+    </w:tbl>
+    <w:p/>
+    <w:tbl>
+      <w:tblPr>
+        <w:tblStyle w:val="TableGrid"/>
+        <w:tblW w:type="auto" w:w="0"/>
+        <w:tblLook w:firstColumn="1" w:firstRow="1" w:lastColumn="0" w:lastRow="0" w:noHBand="0" w:noVBand="1" w:val="04A0"/>
+      </w:tblPr>
+      <w:tblGrid>
+        <w:gridCol w:w="3324"/>
+        <w:gridCol w:w="3324"/>
+        <w:gridCol w:w="3324"/>
+      </w:tblGrid>
+      <w:tr>
+        <w:tc>
+          <w:tcPr>
+            <w:tcW w:type="dxa" w:w="3324"/>
+            <w:shd w:fill="70AD47"/>
+          </w:tcPr>
+          <w:p>
+            <w:r>
+              <w:rPr>
+                <w:b/>
+                <w:color w:val="FFFFFF"/>
+                <w:sz w:val="18"/>
+              </w:rPr>
+              <w:t>Chef de Menage</w:t>
+            </w:r>
+          </w:p>
+        </w:tc>
+        <w:tc>
+          <w:tcPr>
+            <w:tcW w:type="dxa" w:w="3324"/>
+            <w:shd w:fill="70AD47"/>
+          </w:tcPr>
+          <w:p>
+            <w:r>
+              <w:rPr>
+                <w:b/>
+                <w:color w:val="FFFFFF"/>
+                <w:sz w:val="18"/>
+              </w:rPr>
+              <w:t>Quartier/Village (s00q05)</w:t>
+            </w:r>
+          </w:p>
+        </w:tc>
+        <w:tc>
+          <w:tcPr>
+            <w:tcW w:type="dxa" w:w="3324"/>
+            <w:shd w:fill="70AD47"/>
+          </w:tcPr>
+          <w:p>
+            <w:r>
+              <w:rPr>
+                <w:b/>
+                <w:color w:val="FFFFFF"/>
+                <w:sz w:val="18"/>
+              </w:rPr>
+              <w:t>Localisation GPS</w:t>
+            </w:r>
+          </w:p>
+        </w:tc>
+      </w:tr>
+      <w:tr>
+        <w:tc>
+          <w:tcPr>
+            <w:tcW w:type="dxa" w:w="3324"/>
+          </w:tcPr>
+          <w:p>
+            <w:r>
+              <w:rPr>
+                <w:sz w:val="18"/>
+              </w:rPr>
+              <w:t>DEMBO SAMOURA</w:t>
+            </w:r>
+          </w:p>
+        </w:tc>
+        <w:tc>
+          <w:tcPr>
+            <w:tcW w:type="dxa" w:w="3324"/>
+          </w:tcPr>
+          <w:p>
+            <w:r>
+              <w:rPr>
+                <w:sz w:val="18"/>
+              </w:rPr>
+              <w:t>N/A</w:t>
+            </w:r>
+          </w:p>
+        </w:tc>
+        <w:tc>
+          <w:tcPr>
+            <w:tcW w:type="dxa" w:w="3324"/>
+          </w:tcPr>
+          <w:p>
+            <w:r/>
+            <w:hyperlink r:id="rId17">
+              <w:r>
+                <w:rPr>
+                  <w:color w:val="0563C1"/>
+                  <w:u w:val="single"/>
+                </w:rPr>
+                <w:t>SANELA</w:t>
+              </w:r>
+            </w:hyperlink>
+          </w:p>
+        </w:tc>
+      </w:tr>
+    </w:tbl>
+    <w:p/>
+    <w:p>
+      <w:r>
+        <w:rPr>
+          <w:b/>
+          <w:color w:val="4672C4"/>
+          <w:sz w:val="22"/>
+        </w:rPr>
+        <w:t>&gt;&gt; Section0 - Identification et renseignements de controle</w:t>
+      </w:r>
+    </w:p>
+    <w:p>
+      <w:pPr>
+        <w:ind w:left="283"/>
+      </w:pPr>
+      <w:r>
+        <w:rPr>
+          <w:sz w:val="20"/>
+        </w:rPr>
+        <w:t>- Prière de renseigner toutes les informations du ménage dans la section 0 avant d'entamer les autres informations. Le questionnaire semble ne pas être complètement fini mais le questionnaire est en statut complet, prière de compléter le questionnaire.</w:t>
+      </w:r>
+    </w:p>
+    <w:p>
+      <w:r>
+        <w:rPr>
+          <w:b/>
+          <w:color w:val="4672C4"/>
+          <w:sz w:val="22"/>
+        </w:rPr>
+        <w:t>&gt;&gt; Section1 - Caracteristiques des membres</w:t>
+      </w:r>
+    </w:p>
+    <w:p>
+      <w:pPr>
+        <w:ind w:left="283"/>
+      </w:pPr>
+      <w:r>
+        <w:rPr>
+          <w:sz w:val="20"/>
+        </w:rPr>
+        <w:t>- Incoherence! Dembo Samoura dispose d'un téléphone portable à s01q39, donc la raison évoquée ne peut pas être (ne dispose pas d'appareil).</w:t>
+      </w:r>
+    </w:p>
+    <w:p>
+      <w:r>
+        <w:rPr>
+          <w:b/>
+          <w:color w:val="4672C4"/>
+          <w:sz w:val="22"/>
+        </w:rPr>
+        <w:t>&gt;&gt; Section2 - Education</w:t>
+      </w:r>
+    </w:p>
+    <w:p>
+      <w:pPr>
+        <w:ind w:left="283"/>
+      </w:pPr>
+      <w:r>
+        <w:rPr>
+          <w:sz w:val="20"/>
+        </w:rPr>
+        <w:t xml:space="preserve">- Attention ! Le frais de scolarité (1500 Fcfa) de Mbalou Keita en 5ème année de Primaire est relativement élevé par rapport aux autres frais de scolarités observés dans cette zone. Prière de corriger ou de confirmer avec le QG. </w:t>
+        <w:br/>
+        <w:t xml:space="preserve">- Peu probable! Coumba Samoura  n'arrive pas  à comprendre un petit texte lu dans une langue locale (s02q03). Veuillez corriger ou donner des explications au QG. Peu probable! Coumba Samoura  ne sait ni lire, ni écrire, ni comprendre dans aucune des langues  (s02q01,s02q02,s02q03). Veuillez corriger ou donner des explications au QG. </w:t>
+        <w:br/>
+        <w:t xml:space="preserve">- Peu probable! Dembo Samoura  n'arrive pas  à comprendre un petit texte lu dans une langue locale (s02q03). Veuillez corriger ou donner des explications au QG. Peu probable! Dembo Samoura  ne sait ni lire, ni écrire, ni comprendre dans aucune des langues  (s02q01,s02q02,s02q03). Veuillez corriger ou donner des explications au QG. </w:t>
+        <w:br/>
+        <w:t>- Peu probable! Fily Diouara  n'arrive pas  à comprendre un petit texte lu dans une langue locale (s02q03). Veuillez corriger ou donner des explications au QG. Peu probable! Fily Diouara  ne sait ni lire, ni écrire, ni comprendre dans aucune des langues  (s02q01,s02q02,s02q03). Veuillez corriger ou donner des explications au QG.</w:t>
+      </w:r>
+    </w:p>
+    <w:p>
+      <w:r>
+        <w:rPr>
+          <w:b/>
+          <w:color w:val="4672C4"/>
+          <w:sz w:val="22"/>
+        </w:rPr>
+        <w:t>&gt;&gt; Section4a - Emploi</w:t>
+      </w:r>
+    </w:p>
+    <w:p>
+      <w:pPr>
+        <w:ind w:left="283"/>
+      </w:pPr>
+      <w:r>
+        <w:rPr>
+          <w:sz w:val="20"/>
+        </w:rPr>
+        <w:t xml:space="preserve">- Avertissement! Dembo Samoura travaille principalement dans l'agriculture ou élevage ou pêche et le secteur institutionnel déclaré semble  incohérent, prière de corriger ou confirmer avec le QG. </w:t>
+        <w:br/>
+        <w:t>- Avertissement! Mbalou Keita n'a consacré aucune heure pour aucun des travaux du ménage, prière de regarder les réponses prises dans les questions (s04q01 s04q02 s04q03 s04q04 s04q05 s04q06 s04q07 s04q08).</w:t>
+      </w:r>
+    </w:p>
+    <w:p>
+      <w:r>
+        <w:rPr>
+          <w:b/>
+          <w:color w:val="4672C4"/>
+          <w:sz w:val="22"/>
+        </w:rPr>
+        <w:t>&gt;&gt; Section4b - Emploi - Activite principale</w:t>
+      </w:r>
+    </w:p>
+    <w:p>
+      <w:pPr>
+        <w:ind w:left="283"/>
+      </w:pPr>
+      <w:r>
+        <w:rPr>
+          <w:sz w:val="20"/>
+        </w:rPr>
+        <w:t>- Avertissement!! Le montant de Sory Samoura semble trop élevé pour un revenu net gagné par semaine. Veuillez, s'il vous plaît, confirmer cette information avec le QG ou la corriger.</w:t>
+      </w:r>
+    </w:p>
+    <w:p>
+      <w:r>
+        <w:rPr>
+          <w:b/>
+          <w:color w:val="4672C4"/>
+          <w:sz w:val="22"/>
+        </w:rPr>
+        <w:t>&gt;&gt; Section7b - Consommation alimentaire - 7 jours</w:t>
+      </w:r>
+    </w:p>
+    <w:p>
+      <w:pPr>
+        <w:ind w:left="283"/>
+      </w:pPr>
+      <w:r>
+        <w:rPr>
+          <w:sz w:val="20"/>
+        </w:rPr>
+        <w:t>- Avertissement!! La quantité (3.5 litre) du produit Huile de soja  consommée  par le ménage semble très élevé, prière de corriger ou confirmer avec le QG. Avertissement!!! Le ménage a consommé 14 Sachets Petit de Sucre en poudre , cette quantité semble anormale pour une consommation des 7 derniers jours.Prière de corriger ou de confirmer avec le QG. Attention ! Le prix unitaire d'achat (200 Fcfa) de Sucre en poudre  en Sachets (Petit) est relativement élevé par rapport aux autres prix observés dans cette zone. Prière de corriger ou de confirmer avec le QG. Avertissement!!! Le ménage a consommé 21 Paquet Tres petit de Thé en sachet, cette quantité semble anormale pour une consommation des 7 derniers jours.Prière de corriger ou de confirmer avec le QG. Avertissement!! le prix unitaire (100 Fcfa) de Thé en sachet (unité: Paquet) de taille Tres petit est très faible ou élevé. Prière de corriger ou de confirmer avec le QG. Attention ! Soupçons de quantité anormale! Le ménage de Dembo Samoura avec une taille de 7 personnes a consommé 21 Paquet en Tres petit de Thé en sachet qui est relativement élevé comme consommation par rapport à la condition de vie des autres ménages de même taille dans cette zone. Prière de corriger ou de confirmer avec le QG. Incohérence!! Dans ce ménage, chaque individus consomme par jour 15.56939 Kg  de cereale; Prière de revoir les quantités prises de ces produits.</w:t>
+      </w:r>
+    </w:p>
+    <w:p>
+      <w:r>
+        <w:rPr>
+          <w:b/>
+          <w:color w:val="4672C4"/>
+          <w:sz w:val="22"/>
+        </w:rPr>
+        <w:t>&gt;&gt; Section9f - Depenses non-alimentaires - 12 mois</w:t>
+      </w:r>
+    </w:p>
+    <w:p>
+      <w:pPr>
+        <w:ind w:left="283"/>
+      </w:pPr>
+      <w:r>
+        <w:rPr>
+          <w:sz w:val="20"/>
+        </w:rPr>
+        <w:t>- Moins possible d'avoir un ménage qui n'a effectué aucune des dépenses au cours de 12 derniers mois, veuillez revoir la section pour ce ménage.</w:t>
+      </w:r>
+    </w:p>
+    <w:p>
+      <w:r>
+        <w:rPr>
+          <w:b/>
+          <w:color w:val="4672C4"/>
+          <w:sz w:val="22"/>
+        </w:rPr>
+        <w:t>&gt;&gt; Section10a - Existence entreprise non agricole</w:t>
+      </w:r>
+    </w:p>
+    <w:p>
+      <w:pPr>
+        <w:ind w:left="283"/>
+      </w:pPr>
+      <w:r>
+        <w:rPr>
+          <w:sz w:val="20"/>
+        </w:rPr>
+        <w:t>- Avertissement!!! Le ménage de Dembo Samoura a comme taille 7 personnes dont ils vivent à KEDOUGOU Rural et aucune d'entre ne possède une entreprise non agricole, prière de revoir cette partie de la section 10 de ce menage.</w:t>
+      </w:r>
+    </w:p>
+    <w:p>
+      <w:r>
+        <w:rPr>
+          <w:b/>
+          <w:color w:val="4672C4"/>
+          <w:sz w:val="22"/>
+        </w:rPr>
+        <w:t>&gt;&gt; Section14 - Chocs</w:t>
+      </w:r>
+    </w:p>
+    <w:p>
+      <w:pPr>
+        <w:ind w:left="283"/>
+      </w:pPr>
+      <w:r>
+        <w:rPr>
+          <w:sz w:val="20"/>
+        </w:rPr>
+        <w:t>- Avertissement!! Le ménage n'a été négativement affecté par aucun des problèmes donnés dans la section 14. Confirmez vous cette information avec le QG?</w:t>
+      </w:r>
+    </w:p>
+    <w:p>
+      <w:r>
+        <w:rPr>
+          <w:b/>
+          <w:color w:val="4672C4"/>
+          <w:sz w:val="22"/>
+        </w:rPr>
+        <w:t>&gt;&gt; Section16a - Champs et parcelles</w:t>
+      </w:r>
+    </w:p>
+    <w:p>
+      <w:pPr>
+        <w:ind w:left="283"/>
+      </w:pPr>
+      <w:r>
+        <w:rPr>
+          <w:sz w:val="20"/>
+        </w:rPr>
+        <w:t xml:space="preserve">- La superficie de la parcelle Arachide selon les mesures GPS est de 3193 hectare qui semble élevé ou faible, prière de corriger. Le document légal (titre, acte, certificat etc. ) qui affirme votre possession de la parcelle Arachide est  et semble exister dans les modalités, prière de prendre attache avec le QG pour plus d'explication afin de la classer bien. </w:t>
+        <w:br/>
+        <w:t xml:space="preserve">- Le nombre d'homme de 15 ans et plus (20) non membre du ménage de Dembo Samoura ayant travaillé dans la parcelle Arachide pour la période d'entretien du sol semble élevé, prière de corriger. Le nombre de personnes toutes catégories confondues des main-d'oeuvre non-familiale sur la parcelle Arachide au cours de la campagne pour la période d'entretien du sol (sarclage, etc.) est de 20 personnes qui semble faible ou élevé. Merci de corriger. La superficie de la parcelle Arachide selon les mesures GPS est de 5710 hectare qui semble élevé ou faible, prière de corriger. Le document légal (titre, acte, certificat etc. ) qui affirme votre possession de la parcelle Arachide est  et semble exister dans les modalités, prière de prendre attache avec le QG pour plus d'explication afin de la classer bien. </w:t>
+        <w:br/>
+        <w:t>- Le nombre d'homme de 15 ans et plus (20) non membre du ménage de Dembo Samoura ayant travaillé dans la parcelle Arachide pour la période d'entretien du sol semble élevé, prière de corriger. Le nombre de personnes toutes catégories confondues des main-d'oeuvre non-familiale sur la parcelle Arachide au cours de la campagne pour la période d'entretien du sol (sarclage, etc.) est de 20 personnes qui semble faible ou élevé. Merci de corriger. La superficie de la parcelle Arachide selon les mesures GPS est de 7400 hectare qui semble élevé ou faible, prière de corriger. Le document légal (titre, acte, certificat etc. ) qui affirme votre possession de la parcelle Arachide est  et semble exister dans les modalités, prière de prendre attache avec le QG pour plus d'explication afin de la classer bien.</w:t>
+      </w:r>
+    </w:p>
+    <w:p>
+      <w:r>
+        <w:t>________________________________________________________________________________</w:t>
+      </w:r>
+    </w:p>
+    <w:p>
+      <w:pPr>
+        <w:pStyle w:val="Heading2"/>
+      </w:pPr>
+      <w:r>
+        <w:t>Menage 14</w:t>
+      </w:r>
+    </w:p>
+    <w:tbl>
+      <w:tblPr>
+        <w:tblStyle w:val="TableGrid"/>
+        <w:tblW w:type="auto" w:w="0"/>
+        <w:tblLook w:firstColumn="1" w:firstRow="1" w:lastColumn="0" w:lastRow="0" w:noHBand="0" w:noVBand="1" w:val="04A0"/>
+      </w:tblPr>
+      <w:tblGrid>
+        <w:gridCol w:w="1662"/>
+        <w:gridCol w:w="1662"/>
+        <w:gridCol w:w="1662"/>
+        <w:gridCol w:w="1662"/>
+        <w:gridCol w:w="1662"/>
+        <w:gridCol w:w="1662"/>
+      </w:tblGrid>
+      <w:tr>
+        <w:tc>
+          <w:tcPr>
+            <w:tcW w:type="dxa" w:w="1662"/>
+            <w:shd w:fill="5B9BD5"/>
+          </w:tcPr>
+          <w:p>
+            <w:r>
+              <w:rPr>
+                <w:b/>
+                <w:color w:val="FFFFFF"/>
+                <w:sz w:val="16"/>
+              </w:rPr>
+              <w:t>Interview Key</w:t>
+            </w:r>
+          </w:p>
+        </w:tc>
+        <w:tc>
+          <w:tcPr>
+            <w:tcW w:type="dxa" w:w="1662"/>
+            <w:shd w:fill="5B9BD5"/>
+          </w:tcPr>
+          <w:p>
+            <w:r>
+              <w:rPr>
+                <w:b/>
+                <w:color w:val="FFFFFF"/>
+                <w:sz w:val="16"/>
+              </w:rPr>
+              <w:t>Interview ID</w:t>
+            </w:r>
+          </w:p>
+        </w:tc>
+        <w:tc>
+          <w:tcPr>
+            <w:tcW w:type="dxa" w:w="1662"/>
+            <w:shd w:fill="5B9BD5"/>
+          </w:tcPr>
+          <w:p>
+            <w:r>
+              <w:rPr>
+                <w:b/>
+                <w:color w:val="FFFFFF"/>
+                <w:sz w:val="16"/>
+              </w:rPr>
+              <w:t>ID Agent</w:t>
+            </w:r>
+          </w:p>
+        </w:tc>
+        <w:tc>
+          <w:tcPr>
+            <w:tcW w:type="dxa" w:w="1662"/>
+            <w:shd w:fill="5B9BD5"/>
+          </w:tcPr>
+          <w:p>
+            <w:r>
+              <w:rPr>
+                <w:b/>
+                <w:color w:val="FFFFFF"/>
+                <w:sz w:val="16"/>
+              </w:rPr>
+              <w:t>ID Equipe</w:t>
+            </w:r>
+          </w:p>
+        </w:tc>
+        <w:tc>
+          <w:tcPr>
+            <w:tcW w:type="dxa" w:w="1662"/>
+            <w:shd w:fill="5B9BD5"/>
+          </w:tcPr>
+          <w:p>
+            <w:r>
+              <w:rPr>
+                <w:b/>
+                <w:color w:val="FFFFFF"/>
+                <w:sz w:val="16"/>
+              </w:rPr>
+              <w:t>Agent</w:t>
+            </w:r>
+          </w:p>
+        </w:tc>
+        <w:tc>
+          <w:tcPr>
+            <w:tcW w:type="dxa" w:w="1662"/>
+            <w:shd w:fill="5B9BD5"/>
+          </w:tcPr>
+          <w:p>
+            <w:r>
+              <w:rPr>
+                <w:b/>
+                <w:color w:val="FFFFFF"/>
+                <w:sz w:val="16"/>
+              </w:rPr>
+              <w:t>Chef d'equipe</w:t>
+            </w:r>
+          </w:p>
+        </w:tc>
+      </w:tr>
+      <w:tr>
+        <w:tc>
+          <w:tcPr>
+            <w:tcW w:type="dxa" w:w="1662"/>
+          </w:tcPr>
+          <w:p>
+            <w:r>
+              <w:rPr>
+                <w:sz w:val="14"/>
+              </w:rPr>
+              <w:t>98-03-34-78</w:t>
+            </w:r>
+          </w:p>
+        </w:tc>
+        <w:tc>
+          <w:tcPr>
+            <w:tcW w:type="dxa" w:w="1662"/>
+          </w:tcPr>
+          <w:p>
+            <w:r>
+              <w:rPr>
+                <w:sz w:val="14"/>
+              </w:rPr>
+              <w:t>43cda584816d42369e102422f080ce6f</w:t>
+            </w:r>
+          </w:p>
+        </w:tc>
+        <w:tc>
+          <w:tcPr>
+            <w:tcW w:type="dxa" w:w="1662"/>
+          </w:tcPr>
+          <w:p>
+            <w:r>
+              <w:rPr>
+                <w:sz w:val="14"/>
+              </w:rPr>
+              <w:t>EQ31_enq2</w:t>
+            </w:r>
+          </w:p>
+        </w:tc>
+        <w:tc>
+          <w:tcPr>
+            <w:tcW w:type="dxa" w:w="1662"/>
+          </w:tcPr>
+          <w:p>
+            <w:r>
+              <w:rPr>
+                <w:sz w:val="14"/>
+              </w:rPr>
+              <w:t>Equipe31</w:t>
+            </w:r>
+          </w:p>
+        </w:tc>
+        <w:tc>
+          <w:tcPr>
+            <w:tcW w:type="dxa" w:w="1662"/>
+          </w:tcPr>
+          <w:p>
+            <w:r>
+              <w:rPr>
+                <w:sz w:val="14"/>
+              </w:rPr>
+              <w:t>Souaibou KANTE</w:t>
+            </w:r>
+          </w:p>
+        </w:tc>
+        <w:tc>
+          <w:tcPr>
+            <w:tcW w:type="dxa" w:w="1662"/>
+          </w:tcPr>
+          <w:p>
+            <w:r>
+              <w:rPr>
+                <w:sz w:val="14"/>
+              </w:rPr>
+              <w:t>Alassane Ndoye DIALLO</w:t>
+            </w:r>
+          </w:p>
+        </w:tc>
+      </w:tr>
+    </w:tbl>
+    <w:p/>
+    <w:tbl>
+      <w:tblPr>
+        <w:tblStyle w:val="TableGrid"/>
+        <w:tblW w:type="auto" w:w="0"/>
+        <w:tblLook w:firstColumn="1" w:firstRow="1" w:lastColumn="0" w:lastRow="0" w:noHBand="0" w:noVBand="1" w:val="04A0"/>
+      </w:tblPr>
+      <w:tblGrid>
+        <w:gridCol w:w="3324"/>
+        <w:gridCol w:w="3324"/>
+        <w:gridCol w:w="3324"/>
+      </w:tblGrid>
+      <w:tr>
+        <w:tc>
+          <w:tcPr>
+            <w:tcW w:type="dxa" w:w="3324"/>
+            <w:shd w:fill="70AD47"/>
+          </w:tcPr>
+          <w:p>
+            <w:r>
+              <w:rPr>
+                <w:b/>
+                <w:color w:val="FFFFFF"/>
+                <w:sz w:val="18"/>
+              </w:rPr>
+              <w:t>Chef de Menage</w:t>
+            </w:r>
+          </w:p>
+        </w:tc>
+        <w:tc>
+          <w:tcPr>
+            <w:tcW w:type="dxa" w:w="3324"/>
+            <w:shd w:fill="70AD47"/>
+          </w:tcPr>
+          <w:p>
+            <w:r>
+              <w:rPr>
+                <w:b/>
+                <w:color w:val="FFFFFF"/>
+                <w:sz w:val="18"/>
+              </w:rPr>
+              <w:t>Quartier/Village (s00q05)</w:t>
+            </w:r>
+          </w:p>
+        </w:tc>
+        <w:tc>
+          <w:tcPr>
+            <w:tcW w:type="dxa" w:w="3324"/>
+            <w:shd w:fill="70AD47"/>
+          </w:tcPr>
+          <w:p>
+            <w:r>
+              <w:rPr>
+                <w:b/>
+                <w:color w:val="FFFFFF"/>
+                <w:sz w:val="18"/>
+              </w:rPr>
+              <w:t>Localisation GPS</w:t>
+            </w:r>
+          </w:p>
+        </w:tc>
+      </w:tr>
+      <w:tr>
+        <w:tc>
+          <w:tcPr>
+            <w:tcW w:type="dxa" w:w="3324"/>
+          </w:tcPr>
+          <w:p>
+            <w:r>
+              <w:rPr>
+                <w:sz w:val="18"/>
+              </w:rPr>
+              <w:t>YEREMAKHAN DANFAKHA</w:t>
+            </w:r>
+          </w:p>
+        </w:tc>
+        <w:tc>
+          <w:tcPr>
+            <w:tcW w:type="dxa" w:w="3324"/>
+          </w:tcPr>
+          <w:p>
+            <w:r>
+              <w:rPr>
+                <w:sz w:val="18"/>
+              </w:rPr>
+              <w:t>N/A</w:t>
+            </w:r>
+          </w:p>
+        </w:tc>
+        <w:tc>
+          <w:tcPr>
+            <w:tcW w:type="dxa" w:w="3324"/>
+          </w:tcPr>
+          <w:p>
+            <w:r/>
+            <w:hyperlink r:id="rId18">
+              <w:r>
+                <w:rPr>
+                  <w:color w:val="0563C1"/>
+                  <w:u w:val="single"/>
+                </w:rPr>
+                <w:t>SANELA</w:t>
+              </w:r>
+            </w:hyperlink>
+          </w:p>
+        </w:tc>
+      </w:tr>
+    </w:tbl>
+    <w:p/>
+    <w:p>
+      <w:r>
+        <w:rPr>
+          <w:b/>
+          <w:color w:val="4672C4"/>
+          <w:sz w:val="22"/>
+        </w:rPr>
+        <w:t>&gt;&gt; Section0 - Identification et renseignements de controle</w:t>
+      </w:r>
+    </w:p>
+    <w:p>
+      <w:pPr>
+        <w:ind w:left="283"/>
+      </w:pPr>
+      <w:r>
+        <w:rPr>
+          <w:sz w:val="20"/>
+        </w:rPr>
+        <w:t>- Le questionnaire semble ne pas être complètement fini mais le questionnaire est en statut complet, prière de compléter le questionnaire.</w:t>
+      </w:r>
+    </w:p>
+    <w:p>
+      <w:r>
+        <w:rPr>
+          <w:b/>
+          <w:color w:val="4672C4"/>
+          <w:sz w:val="22"/>
+        </w:rPr>
+        <w:t>&gt;&gt; Section1 - Caracteristiques des membres</w:t>
+      </w:r>
+    </w:p>
+    <w:p>
+      <w:pPr>
+        <w:ind w:left="283"/>
+      </w:pPr>
+      <w:r>
+        <w:rPr>
+          <w:sz w:val="20"/>
+        </w:rPr>
+        <w:t xml:space="preserve">- Avertissement!!!  SORY DANFAKHA  ne possède pas le téléphone android, a accès à l'internet , prière de confirmer cette information. </w:t>
+        <w:br/>
+        <w:t xml:space="preserve">-  Avertissement!!!  YORO DANFAKHA  ne possède pas le téléphone android, a accès à l'internet , prière de confirmer cette information. </w:t>
+        <w:br/>
+        <w:t xml:space="preserve">- Attention ! Vous avez déclaré en s01q00 que le répondant est la personne elle-même, or BINTOU DANFAKHA est trop jeune (10 ans) pour fournir des informations correctes. Prière de refaire la section 1 pour BINTOU DANFAKHA en demandant à un adulte de répondre aux questions à sa place. </w:t>
+        <w:br/>
+        <w:t xml:space="preserve">- Attention ! Vous avez déclaré en s01q00 que le répondant est la personne elle-même, or MBAFA DAFAKHA est trop jeune (7 ans) pour fournir des informations correctes. Prière de refaire la section 1 pour MBAFA DAFAKHA en demandant à un adulte de répondre aux questions à sa place. </w:t>
+        <w:br/>
+        <w:t xml:space="preserve">- Attention ! Vous avez déclaré en s01q00 que le répondant est la personne elle-même, or falaye danfakha est trop jeune (7 ans) pour fournir des informations correctes. Prière de refaire la section 1 pour falaye danfakha en demandant à un adulte de répondre aux questions à sa place. </w:t>
+        <w:br/>
+        <w:t xml:space="preserve">- Attention ! Vous avez déclaré en s01q00 que le répondant est la personne elle-même, or seyni danfakha est trop jeune (10 ans) pour fournir des informations correctes. Prière de refaire la section 1 pour seyni danfakha en demandant à un adulte de répondre aux questions à sa place. </w:t>
+        <w:br/>
+        <w:t>- La catégorie socioprofessionnelle de la mère biologique de  kama danfakha n'est pas coherente avec les réponses des questions s01q35 et s01q36, prière de corriger ou de confirmer cette informations avec le QG.</w:t>
+      </w:r>
+    </w:p>
+    <w:p>
+      <w:r>
+        <w:rPr>
+          <w:b/>
+          <w:color w:val="4672C4"/>
+          <w:sz w:val="22"/>
+        </w:rPr>
+        <w:t>&gt;&gt; Section2 - Education</w:t>
+      </w:r>
+    </w:p>
+    <w:p>
+      <w:pPr>
+        <w:ind w:left="283"/>
+      </w:pPr>
+      <w:r>
+        <w:rPr>
+          <w:sz w:val="20"/>
+        </w:rPr>
+        <w:t xml:space="preserve">- Incohérence!! seyni danfakha fréquente l'école  mais ne paie ni la scolarité ni la cotisation, prière de corriger ou fournir une explication à cela. Le montant des frais pour les cahiers et autres matériels scolaires pour l'année scolaire de seyni danfakha est de 0 FCFA, seyni danfakha a fait comment pour payer ces cahiers et autres matériels scolaires (SAC, stylo, craie, ardoise, crayon...) ? prière de corriger. </w:t>
+        <w:br/>
+        <w:t xml:space="preserve">- Le montant des autres depenses pour l'année scolaire de MAMADOU DANFAKHA est faible ou élevé. veuillez, s'il vous plait, confirmer ces informations avec le QG ou apporter les corrections nécessaires. </w:t>
+        <w:br/>
+        <w:t xml:space="preserve">- Le montant des autres depenses pour l'année scolaire de kama danfakha est faible ou élevé. veuillez, s'il vous plait, confirmer ces informations avec le QG ou apporter les corrections nécessaires. </w:t>
+        <w:br/>
+        <w:t xml:space="preserve">- Le montant des frais pour les cahiers et autres matériels scolaires pour l'année scolaire de falaye danfakha est de 0 FCFA, falaye danfakha a fait comment pour payer ces cahiers et autres matériels scolaires (SAC, stylo, craie, ardoise, crayon...) ? prière de corriger. Le montant des autres depenses pour l'année scolaire de falaye danfakha est faible ou élevé. veuillez, s'il vous plait, confirmer ces informations avec le QG ou apporter les corrections nécessaires. </w:t>
+        <w:br/>
+        <w:t xml:space="preserve">- Peu probable! BINTOU DANFAKHA  n'arrive pas  à comprendre un petit texte lu dans une langue locale (s02q03). Veuillez corriger ou donner des explications au QG. Le montant des autres depenses pour l'année scolaire de BINTOU DANFAKHA est faible ou élevé. veuillez, s'il vous plait, confirmer ces informations avec le QG ou apporter les corrections nécessaires. </w:t>
+        <w:br/>
+        <w:t xml:space="preserve">- Peu probable! DIALLA KEITA  n'arrive pas  à comprendre un petit texte lu dans une langue locale (s02q03). Veuillez corriger ou donner des explications au QG. Peu probable! DIALLA KEITA  ne sait ni lire, ni écrire, ni comprendre dans aucune des langues  (s02q01,s02q02,s02q03). Veuillez corriger ou donner des explications au QG. La raison principale que DIALLA KEITA n'a pas fait des études dans une école formelle est veux marier et semble exister dans les modalités, prière de prendre attache avec le QG pour plus d'explication afin de la classer bien. </w:t>
+        <w:br/>
+        <w:t xml:space="preserve">- Peu probable! FATOUMATA DANFAKHA  n'arrive pas  à comprendre un petit texte lu dans une langue locale (s02q03). Veuillez corriger ou donner des explications au QG. Le montant des autres depenses pour l'année scolaire de FATOUMATA DANFAKHA est faible ou élevé. veuillez, s'il vous plait, confirmer ces informations avec le QG ou apporter les corrections nécessaires. </w:t>
+        <w:br/>
+        <w:t xml:space="preserve">- Peu probable! FILY KANOUTE  n'arrive pas  à comprendre un petit texte lu dans une langue locale (s02q03). Veuillez corriger ou donner des explications au QG. Peu probable! FILY KANOUTE  ne sait ni lire, ni écrire, ni comprendre dans aucune des langues  (s02q01,s02q02,s02q03). Veuillez corriger ou donner des explications au QG. </w:t>
+        <w:br/>
+        <w:t xml:space="preserve">- Peu probable! FONSA DANFAKHA  n'arrive pas  à comprendre un petit texte lu dans une langue locale (s02q03). Veuillez corriger ou donner des explications au QG. Peu probable! FONSA DANFAKHA  ne sait ni lire, ni écrire, ni comprendre dans aucune des langues  (s02q01,s02q02,s02q03). Veuillez corriger ou donner des explications au QG. </w:t>
+        <w:br/>
+        <w:t xml:space="preserve">- Peu probable! NANSSA BIAGUI  n'arrive pas  à comprendre un petit texte lu dans une langue locale (s02q03). Veuillez corriger ou donner des explications au QG. Peu probable! NANSSA BIAGUI  ne sait ni lire, ni écrire, ni comprendre dans aucune des langues  (s02q01,s02q02,s02q03). Veuillez corriger ou donner des explications au QG. La raison principale que NANSSA BIAGUI n'a pas fait des études dans une école formelle est veux marier et semble exister dans les modalités, prière de prendre attache avec le QG pour plus d'explication afin de la classer bien. </w:t>
+        <w:br/>
+        <w:t xml:space="preserve">- Peu probable! SADIO DANFAKHA  n'arrive pas  à comprendre un petit texte lu dans une langue locale (s02q03). Veuillez corriger ou donner des explications au QG. Peu probable! SADIO DANFAKHA  ne sait ni lire, ni écrire, ni comprendre dans aucune des langues  (s02q01,s02q02,s02q03). Veuillez corriger ou donner des explications au QG. </w:t>
+        <w:br/>
+        <w:t xml:space="preserve">- Peu probable! SAIBO DANFAKHA  n'arrive pas  à comprendre un petit texte lu dans une langue locale (s02q03). Veuillez corriger ou donner des explications au QG. Avertissement!! SAIBO DANFAKHA qui sait écrire en français doit pouvoir lire en français. </w:t>
+        <w:br/>
+        <w:t xml:space="preserve">- Peu probable! SAMBARI DANFAKHA  n'arrive pas  à comprendre un petit texte lu dans une langue locale (s02q03). Veuillez corriger ou donner des explications au QG. Avertissement!! SAMBARI DANFAKHA qui sait écrire en français doit pouvoir lire en français. </w:t>
+        <w:br/>
+        <w:t xml:space="preserve">- Peu probable! SIRA DANFAKHA  n'arrive pas  à comprendre un petit texte lu dans une langue locale (s02q03). Veuillez corriger ou donner des explications au QG. Peu probable! SIRA DANFAKHA  ne sait ni lire, ni écrire, ni comprendre dans aucune des langues  (s02q01,s02q02,s02q03). Veuillez corriger ou donner des explications au QG. </w:t>
+        <w:br/>
+        <w:t xml:space="preserve">- Peu probable! SORY DANFAKHA  n'arrive pas  à comprendre un petit texte lu dans une langue locale (s02q03). Veuillez corriger ou donner des explications au QG. Avertissement!! SORY DANFAKHA qui sait écrire en français doit pouvoir lire en français. </w:t>
+        <w:br/>
+        <w:t xml:space="preserve">- Peu probable! TALIBO KEITA  n'arrive pas  à comprendre un petit texte lu dans une langue locale (s02q03). Veuillez corriger ou donner des explications au QG. Peu probable! TALIBO KEITA  ne sait ni lire, ni écrire, ni comprendre dans aucune des langues  (s02q01,s02q02,s02q03). Veuillez corriger ou donner des explications au QG. </w:t>
+        <w:br/>
+        <w:t xml:space="preserve">- Peu probable! YEREMAKHAN DANFAKHA  n'arrive pas  à comprendre un petit texte lu dans une langue locale (s02q03). Veuillez corriger ou donner des explications au QG. Peu probable! YEREMAKHAN DANFAKHA  ne sait ni lire, ni écrire, ni comprendre dans aucune des langues  (s02q01,s02q02,s02q03). Veuillez corriger ou donner des explications au QG. </w:t>
+        <w:br/>
+        <w:t xml:space="preserve">- Peu probable! YORO DANFAKHA  n'arrive pas  à comprendre un petit texte lu dans une langue locale (s02q03). Veuillez corriger ou donner des explications au QG. Peu probable! YORO DANFAKHA  ne sait ni lire, ni écrire, ni comprendre dans aucune des langues  (s02q01,s02q02,s02q03). Veuillez corriger ou donner des explications au QG. </w:t>
+        <w:br/>
+        <w:t xml:space="preserve">- Peu probable! dembo danfakha  n'arrive pas  à comprendre un petit texte lu dans une langue locale (s02q03). Veuillez corriger ou donner des explications au QG. Peu probable! dembo danfakha  ne sait ni lire, ni écrire, ni comprendre dans aucune des langues  (s02q01,s02q02,s02q03). Veuillez corriger ou donner des explications au QG. </w:t>
+        <w:br/>
+        <w:t xml:space="preserve">- Peu probable! diaba danfakha  n'arrive pas  à comprendre un petit texte lu dans une langue locale (s02q03). Veuillez corriger ou donner des explications au QG. Peu probable! diaba danfakha  ne sait ni lire, ni écrire, ni comprendre dans aucune des langues  (s02q01,s02q02,s02q03). Veuillez corriger ou donner des explications au QG. </w:t>
+        <w:br/>
+        <w:t xml:space="preserve">- Peu probable! diakhbo taliba  n'arrive pas  à comprendre un petit texte lu dans une langue locale (s02q03). Veuillez corriger ou donner des explications au QG. Peu probable! diakhbo taliba  ne sait ni lire, ni écrire, ni comprendre dans aucune des langues  (s02q01,s02q02,s02q03). Veuillez corriger ou donner des explications au QG. </w:t>
+        <w:br/>
+        <w:t xml:space="preserve">- Peu probable! diba danfakha  n'arrive pas  à comprendre un petit texte lu dans une langue locale (s02q03). Veuillez corriger ou donner des explications au QG. Peu probable! diba danfakha  ne sait ni lire, ni écrire, ni comprendre dans aucune des langues  (s02q01,s02q02,s02q03). Veuillez corriger ou donner des explications au QG. </w:t>
+        <w:br/>
+        <w:t xml:space="preserve">- Peu probable! dioukha fofana  n'arrive pas  à comprendre un petit texte lu dans une langue locale (s02q03). Veuillez corriger ou donner des explications au QG. Peu probable! dioukha fofana  ne sait ni lire, ni écrire, ni comprendre dans aucune des langues  (s02q01,s02q02,s02q03). Veuillez corriger ou donner des explications au QG. </w:t>
+        <w:br/>
+        <w:t xml:space="preserve">- Peu probable! kemokho danfakha  n'arrive pas  à comprendre un petit texte lu dans une langue locale (s02q03). Veuillez corriger ou donner des explications au QG. Peu probable! kemokho danfakha  ne sait ni lire, ni écrire, ni comprendre dans aucune des langues  (s02q01,s02q02,s02q03). Veuillez corriger ou donner des explications au QG. </w:t>
+        <w:br/>
+        <w:t xml:space="preserve">- Peu probable! maimouna danfakha  n'arrive pas  à comprendre un petit texte lu dans une langue locale (s02q03). Veuillez corriger ou donner des explications au QG. Peu probable! maimouna danfakha  ne sait ni lire, ni écrire, ni comprendre dans aucune des langues  (s02q01,s02q02,s02q03). Veuillez corriger ou donner des explications au QG. </w:t>
+        <w:br/>
+        <w:t xml:space="preserve">- Peu probable! mamadou2 danfakha  n'arrive pas  à comprendre un petit texte lu dans une langue locale (s02q03). Veuillez corriger ou donner des explications au QG. Avertissement!! mamadou2 danfakha qui sait écrire en français doit pouvoir lire en français. Le montant des autres depenses pour l'année scolaire de mamadou2 danfakha est faible ou élevé. veuillez, s'il vous plait, confirmer ces informations avec le QG ou apporter les corrections nécessaires. </w:t>
+        <w:br/>
+        <w:t>- Peu probable! mbamoussa cissokho  n'arrive pas  à comprendre un petit texte lu dans une langue locale (s02q03). Veuillez corriger ou donner des explications au QG. Peu probable! mbamoussa cissokho  ne sait ni lire, ni écrire, ni comprendre dans aucune des langues  (s02q01,s02q02,s02q03). Veuillez corriger ou donner des explications au QG.</w:t>
+      </w:r>
+    </w:p>
+    <w:p>
+      <w:r>
+        <w:rPr>
+          <w:b/>
+          <w:color w:val="4672C4"/>
+          <w:sz w:val="22"/>
+        </w:rPr>
+        <w:t>&gt;&gt; Section4a - Emploi</w:t>
+      </w:r>
+    </w:p>
+    <w:p>
+      <w:pPr>
+        <w:ind w:left="283"/>
+      </w:pPr>
+      <w:r>
+        <w:rPr>
+          <w:sz w:val="20"/>
+        </w:rPr>
+        <w:t xml:space="preserve">- Avertissement! BINTOU DANFAKHA n'a consacré aucune heure pour aucun des travaux du ménage, prière de regarder les réponses prises dans les questions (s04q01 s04q02 s04q03 s04q04 s04q05 s04q06 s04q07 s04q08). </w:t>
+        <w:br/>
+        <w:t xml:space="preserve">- Avertissement! Généralement les jeunes hommes (10 à 25ans) font des travaux ménager soit apprendre les enfants à reviser leurs léçons ou d'autres cours, MAMADOU DANFAKHA n'a consacré aucune heure pour les travaux cités en s04q01, s04q02, s04q03, s04q04, s04q05, s04q06, s04q07 et s04q08.Prière de regarder pour corriger ou confirmer avec le QG. </w:t>
+        <w:br/>
+        <w:t>- Avertissement! Généralement les jeunes hommes (10 à 25ans) font des travaux ménager soit apprendre les enfants à reviser leurs léçons ou d'autres cours, SITAFA DANFAKHA n'a consacré aucune heure pour les travaux cités en s04q01, s04q02, s04q03, s04q04, s04q05, s04q06, s04q07 et s04q08.Prière de regarder pour corriger ou confirmer avec le QG.</w:t>
+      </w:r>
+    </w:p>
+    <w:p>
+      <w:r>
+        <w:rPr>
+          <w:b/>
+          <w:color w:val="4672C4"/>
+          <w:sz w:val="22"/>
+        </w:rPr>
+        <w:t>&gt;&gt; Section4b - Emploi - Activite principale</w:t>
+      </w:r>
+    </w:p>
+    <w:p>
+      <w:pPr>
+        <w:ind w:left="283"/>
+      </w:pPr>
+      <w:r>
+        <w:rPr>
+          <w:sz w:val="20"/>
+        </w:rPr>
+        <w:t xml:space="preserve">- ||  Incohérence! DIALLA KEITA  evolue dans l'agriculture mais est  considéré comme salarié ou stagiaire/apprenti non renuméré, prière de revoir la question s04q46 et corriger. </w:t>
+        <w:br/>
+        <w:t xml:space="preserve">-  Incohérence! FILY KANOUTE  evolue dans l'agriculture mais est  considéré comme salarié ou stagiaire/apprenti non renuméré, prière de revoir la question s04q46 et corriger. </w:t>
+        <w:br/>
+        <w:t xml:space="preserve">-  Incohérence! NANSSA BIAGUI  evolue dans l'agriculture mais est  considéré comme salarié ou stagiaire/apprenti non renuméré, prière de revoir la question s04q46 et corriger. </w:t>
+        <w:br/>
+        <w:t xml:space="preserve">-  Incohérence! SAIBO DANFAKHA  evolue dans l'agriculture mais est  considéré comme salarié ou stagiaire/apprenti non renuméré, prière de revoir la question s04q46 et corriger. </w:t>
+        <w:br/>
+        <w:t xml:space="preserve">-  Incohérence! TALIBO KEITA  evolue dans l'agriculture mais est  considéré comme salarié ou stagiaire/apprenti non renuméré, prière de revoir la question s04q46 et corriger. </w:t>
+        <w:br/>
+        <w:t xml:space="preserve">-  Incohérence! YORO DANFAKHA  evolue dans l'agriculture mais est  considéré comme salarié ou stagiaire/apprenti non renuméré, prière de revoir la question s04q46 et corriger. </w:t>
+        <w:br/>
+        <w:t xml:space="preserve">-  Incohérence! diakhbo taliba  evolue dans l'agriculture mais est  considéré comme salarié ou stagiaire/apprenti non renuméré, prière de revoir la question s04q46 et corriger. </w:t>
+        <w:br/>
+        <w:t xml:space="preserve">-  Incohérence! diba danfakha  evolue dans l'agriculture mais est  considéré comme salarié ou stagiaire/apprenti non renuméré, prière de revoir la question s04q46 et corriger. </w:t>
+        <w:br/>
+        <w:t xml:space="preserve">-  Incohérence! dioukha fofana  evolue dans l'agriculture mais est  considéré comme salarié ou stagiaire/apprenti non renuméré, prière de revoir la question s04q46 et corriger. </w:t>
+        <w:br/>
+        <w:t xml:space="preserve">-  SAMBARI DANFAKHA est un agriculteur dans un milieu rural donc il travaille principalement  pour son propre compte ou contribue à une entreprise familiale, prière de regarder la question s04q46.  Incohérence! SAMBARI DANFAKHA  evolue dans l'agriculture mais est  considéré comme salarié ou stagiaire/apprenti non renuméré, prière de revoir la question s04q46 et corriger. Avertissement!!! SAMBARI DANFAKHA enquêté dans l'emploi principale n'a pas declaré son salaire prière de fournir plus d'effort pour lui demander son salire, vous pouvez utiliser des stratégies pour faire une estimation ou demander des conseils au QG. Avertissement!!! SAMBARI DANFAKHA enquêté dans l'emploi principale n'a pas declaré son revenu prière de fournir plus d'effort pour lui demander son revenu, vous pouvez utiliser des stratégies pour faire une estimation ou demander des conseils au QG. </w:t>
+        <w:br/>
+        <w:t xml:space="preserve">- Attention ! Le nombre de jours que BALLA DANFAKHA a travaillés par mois semble être inférieur à 15. Veuillez, s'il vous plaît, confirmer cette information.  Incohérence! BALLA DANFAKHA  evolue dans l'agriculture mais est  considéré comme salarié ou stagiaire/apprenti non renuméré, prière de revoir la question s04q46 et corriger. </w:t>
+        <w:br/>
+        <w:t xml:space="preserve">- Attention ! Le nombre de jours que SORY DANFAKHA a travaillés par mois semble être inférieur à 15. Veuillez, s'il vous plaît, confirmer cette information.  Incohérence! SORY DANFAKHA  evolue dans l'agriculture mais est  considéré comme salarié ou stagiaire/apprenti non renuméré, prière de revoir la question s04q46 et corriger. </w:t>
+        <w:br/>
+        <w:t>- Attention ! Le nombre de jours que maimouna danfakha a travaillés par mois semble être inférieur à 15. Veuillez, s'il vous plaît, confirmer cette information.  Incohérence! maimouna danfakha  evolue dans l'agriculture mais est  considéré comme salarié ou stagiaire/apprenti non renuméré, prière de revoir la question s04q46 et corriger.</w:t>
+      </w:r>
+    </w:p>
+    <w:p>
+      <w:r>
+        <w:rPr>
+          <w:b/>
+          <w:color w:val="4672C4"/>
+          <w:sz w:val="22"/>
+        </w:rPr>
+        <w:t>&gt;&gt; Section7a1 - Repas pris a l'exterieur du menage</w:t>
+      </w:r>
+    </w:p>
+    <w:p>
+      <w:pPr>
+        <w:ind w:left="283"/>
+      </w:pPr>
+      <w:r>
+        <w:rPr>
+          <w:sz w:val="20"/>
+        </w:rPr>
+        <w:t>- Attention ! La somme des repas pris à l'extérieur pour l'ensemble du ménage et pour les membres du ménage est identique, êtes-vous sûr de ne pas avoir reconduit les mêmes informations? Prière de vérifier et corriger ou de confirmer avec le QG. Attention ! Les informations des repas pris à l'extérieur pour l'ensemble du ménage et pour les membres du ménage sont identiques, prière de vérifier et de corriger ou de confirmer ces informations avec le QG.</w:t>
+      </w:r>
+    </w:p>
+    <w:p>
+      <w:r>
+        <w:rPr>
+          <w:b/>
+          <w:color w:val="4672C4"/>
+          <w:sz w:val="22"/>
+        </w:rPr>
+        <w:t>&gt;&gt; Section7b - Consommation alimentaire - 7 jours</w:t>
+      </w:r>
+    </w:p>
+    <w:p>
+      <w:pPr>
+        <w:ind w:left="283"/>
+      </w:pPr>
+      <w:r>
+        <w:rPr>
+          <w:sz w:val="20"/>
+        </w:rPr>
+        <w:t>- Avertissement!! le prix unitaire (150 Fcfa) de Thé en sachet (unité: Sachets) de taille Tres petit est très faible ou élevé. Prière de corriger ou de confirmer avec le QG. Avertissement!!! Le ménage a consommé 35 Pièce Petit de Oignon frais, cette quantité semble anormale pour une consommation des 7 derniers jours.Prière de corriger ou de confirmer avec le QG. Avertissement!!! Le ménage a consommé 35 Sachets Tres petit de Sucre en poudre , cette quantité semble anormale pour une consommation des 7 derniers jours.Prière de corriger ou de confirmer avec le QG. Avertissement!!!Le ménage a consommé 49 Kg de taille unique de Riz importé parfumé  ce qui semble incoherent pour une consommation aucours des 7 derniers jours, prière de verifier et corriger. Incohérence!! Dans ce ménage, chaque individus consomme par jour 16.79508 Kg  de cereale; Prière de revoir les quantités prises de ces produits. Avertissement!!!Le ménage a consommé 70 Cuillère de Tres petit de Sel  ce qui semble incoherent pour une consommation aucours des 7 derniers jours, prière de verifier et corriger. Avertissement!!! Le ménage a consommé 70 Cuillère Tres petit de Sel, cette quantité semble anormale pour une consommation des 7 derniers jours.Prière de corriger ou de confirmer avec le QG. Incohérence!! Dans ce ménage, chaque individus consomme par jour 16.79508 Kg  de cereale; Prière de revoir les quantités prises de ces produits. Incohérence!! Dans ce ménage, chaque individus consomme par jour 16.79508 Kg  de cereale; Prière de revoir les quantités prises de ces produits.</w:t>
+      </w:r>
+    </w:p>
+    <w:p>
+      <w:r>
+        <w:rPr>
+          <w:b/>
+          <w:color w:val="4672C4"/>
+          <w:sz w:val="22"/>
+        </w:rPr>
+        <w:t>&gt;&gt; Section9c - Depenses non-alimentaires - 30 jours</w:t>
+      </w:r>
+    </w:p>
+    <w:p>
+      <w:pPr>
+        <w:ind w:left="283"/>
+      </w:pPr>
+      <w:r>
+        <w:rPr>
+          <w:sz w:val="20"/>
+        </w:rPr>
+        <w:t>- La dernière fois que vous avez acheté Bois de chauffe ramassé/coupé (estimer la valeur) est en brousse et semble exister dans les modalités, prière de prendre attache avec le QG pour plus d'explication afin de la classer bien.</w:t>
+      </w:r>
+    </w:p>
+    <w:p>
+      <w:r>
+        <w:rPr>
+          <w:b/>
+          <w:color w:val="4672C4"/>
+          <w:sz w:val="22"/>
+        </w:rPr>
+        <w:t>&gt;&gt; Section10a - Existence entreprise non agricole</w:t>
+      </w:r>
+    </w:p>
+    <w:p>
+      <w:pPr>
+        <w:ind w:left="283"/>
+      </w:pPr>
+      <w:r>
+        <w:rPr>
+          <w:sz w:val="20"/>
+        </w:rPr>
+        <w:t>- Avertissement!!! Le ménage de YEREMAKHAN DANFAKHA a comme taille 36 personnes dont ils vivent à KEDOUGOU Rural et aucune d'entre ne possède une entreprise non agricole, prière de revoir cette partie de la section 10 de ce menage.</w:t>
+      </w:r>
+    </w:p>
+    <w:p>
+      <w:r>
+        <w:rPr>
+          <w:b/>
+          <w:color w:val="4672C4"/>
+          <w:sz w:val="22"/>
+        </w:rPr>
+        <w:t>&gt;&gt; Section11 - Caracteristiques logement</w:t>
+      </w:r>
+    </w:p>
+    <w:p>
+      <w:pPr>
+        <w:ind w:left="283"/>
+      </w:pPr>
+      <w:r>
+        <w:rPr>
+          <w:sz w:val="20"/>
+        </w:rPr>
+        <w:t>- Le montant (FCFA) du loyer mensuel payé pour un logement comme le votre dans ce village/quartier est trop élevé, Veuillez s'il vous plaît corriger cette information.</w:t>
+      </w:r>
+    </w:p>
+    <w:p>
+      <w:r>
+        <w:rPr>
+          <w:b/>
+          <w:color w:val="4672C4"/>
+          <w:sz w:val="22"/>
+        </w:rPr>
+        <w:t>&gt;&gt; Section16a - Champs et parcelles</w:t>
+      </w:r>
+    </w:p>
+    <w:p>
+      <w:pPr>
+        <w:ind w:left="283"/>
+      </w:pPr>
+      <w:r>
+        <w:rPr>
+          <w:sz w:val="20"/>
+        </w:rPr>
+        <w:t>- Avertissement!! La parcelle a comme nom (1) qui ne semble pas être un bon nom ou contient des lettres, prière de mettre le vrai nom de la parcelle. La superficie de la parcelle 1 selon les mesures GPS est de 2 hectare et celle donnée par l'exploitant est de 2 qui sont identique, comment cela pourrait-il se faire prière de corriger. Le document légal (titre, acte, certificat etc. ) qui affirme votre possession de la parcelle 1 est  et semble exister dans les modalités, prière de prendre attache avec le QG pour plus d'explication afin de la classer bien.</w:t>
+      </w:r>
+    </w:p>
+    <w:p>
+      <w:r>
+        <w:rPr>
+          <w:b/>
+          <w:color w:val="4672C4"/>
+          <w:sz w:val="22"/>
+        </w:rPr>
+        <w:t>&gt;&gt; Section19 - Equipements agricoles</w:t>
+      </w:r>
+    </w:p>
+    <w:p>
+      <w:pPr>
+        <w:ind w:left="283"/>
+      </w:pPr>
+      <w:r>
+        <w:rPr>
+          <w:sz w:val="20"/>
+        </w:rPr>
+        <w:t xml:space="preserve">- Attention ! Houe/daba/hilaire a été revendu à 3000 Fcfa qui est relativement élevé par rapport aux autres prix de revente observés dans cette zone. Prière de corriger ou de confirmer avec le QG. </w:t>
+        <w:br/>
+        <w:t>- Attention ! Machette a été revendu à 5000 Fcfa qui est relativement élevé par rapport aux autres prix de revente observés dans cette zone. Prière de corriger ou de confirmer avec le QG.</w:t>
+      </w:r>
+    </w:p>
+    <w:p>
+      <w:r>
+        <w:t>________________________________________________________________________________</w:t>
+      </w:r>
+    </w:p>
+    <w:p>
+      <w:pPr>
+        <w:pStyle w:val="Heading2"/>
+      </w:pPr>
+      <w:r>
+        <w:t>Menage 15</w:t>
+      </w:r>
+    </w:p>
+    <w:tbl>
+      <w:tblPr>
+        <w:tblStyle w:val="TableGrid"/>
+        <w:tblW w:type="auto" w:w="0"/>
+        <w:tblLook w:firstColumn="1" w:firstRow="1" w:lastColumn="0" w:lastRow="0" w:noHBand="0" w:noVBand="1" w:val="04A0"/>
+      </w:tblPr>
+      <w:tblGrid>
+        <w:gridCol w:w="1662"/>
+        <w:gridCol w:w="1662"/>
+        <w:gridCol w:w="1662"/>
+        <w:gridCol w:w="1662"/>
+        <w:gridCol w:w="1662"/>
+        <w:gridCol w:w="1662"/>
+      </w:tblGrid>
+      <w:tr>
+        <w:tc>
+          <w:tcPr>
+            <w:tcW w:type="dxa" w:w="1662"/>
+            <w:shd w:fill="5B9BD5"/>
+          </w:tcPr>
+          <w:p>
+            <w:r>
+              <w:rPr>
+                <w:b/>
+                <w:color w:val="FFFFFF"/>
+                <w:sz w:val="16"/>
+              </w:rPr>
+              <w:t>Interview Key</w:t>
+            </w:r>
+          </w:p>
+        </w:tc>
+        <w:tc>
+          <w:tcPr>
+            <w:tcW w:type="dxa" w:w="1662"/>
+            <w:shd w:fill="5B9BD5"/>
+          </w:tcPr>
+          <w:p>
+            <w:r>
+              <w:rPr>
+                <w:b/>
+                <w:color w:val="FFFFFF"/>
+                <w:sz w:val="16"/>
+              </w:rPr>
+              <w:t>Interview ID</w:t>
+            </w:r>
+          </w:p>
+        </w:tc>
+        <w:tc>
+          <w:tcPr>
+            <w:tcW w:type="dxa" w:w="1662"/>
+            <w:shd w:fill="5B9BD5"/>
+          </w:tcPr>
+          <w:p>
+            <w:r>
+              <w:rPr>
+                <w:b/>
+                <w:color w:val="FFFFFF"/>
+                <w:sz w:val="16"/>
+              </w:rPr>
+              <w:t>ID Agent</w:t>
+            </w:r>
+          </w:p>
+        </w:tc>
+        <w:tc>
+          <w:tcPr>
+            <w:tcW w:type="dxa" w:w="1662"/>
+            <w:shd w:fill="5B9BD5"/>
+          </w:tcPr>
+          <w:p>
+            <w:r>
+              <w:rPr>
+                <w:b/>
+                <w:color w:val="FFFFFF"/>
+                <w:sz w:val="16"/>
+              </w:rPr>
+              <w:t>ID Equipe</w:t>
+            </w:r>
+          </w:p>
+        </w:tc>
+        <w:tc>
+          <w:tcPr>
+            <w:tcW w:type="dxa" w:w="1662"/>
+            <w:shd w:fill="5B9BD5"/>
+          </w:tcPr>
+          <w:p>
+            <w:r>
+              <w:rPr>
+                <w:b/>
+                <w:color w:val="FFFFFF"/>
+                <w:sz w:val="16"/>
+              </w:rPr>
+              <w:t>Agent</w:t>
+            </w:r>
+          </w:p>
+        </w:tc>
+        <w:tc>
+          <w:tcPr>
+            <w:tcW w:type="dxa" w:w="1662"/>
+            <w:shd w:fill="5B9BD5"/>
+          </w:tcPr>
+          <w:p>
+            <w:r>
+              <w:rPr>
+                <w:b/>
+                <w:color w:val="FFFFFF"/>
+                <w:sz w:val="16"/>
+              </w:rPr>
+              <w:t>Chef d'equipe</w:t>
+            </w:r>
+          </w:p>
+        </w:tc>
+      </w:tr>
+      <w:tr>
+        <w:tc>
+          <w:tcPr>
+            <w:tcW w:type="dxa" w:w="1662"/>
+          </w:tcPr>
+          <w:p>
+            <w:r>
+              <w:rPr>
+                <w:sz w:val="14"/>
+              </w:rPr>
+              <w:t>86-04-66-77</w:t>
+            </w:r>
+          </w:p>
+        </w:tc>
+        <w:tc>
+          <w:tcPr>
+            <w:tcW w:type="dxa" w:w="1662"/>
+          </w:tcPr>
+          <w:p>
+            <w:r>
+              <w:rPr>
+                <w:sz w:val="14"/>
+              </w:rPr>
+              <w:t>692505ae7f914565a7b2c383e9aa739b</w:t>
+            </w:r>
+          </w:p>
+        </w:tc>
+        <w:tc>
+          <w:tcPr>
+            <w:tcW w:type="dxa" w:w="1662"/>
+          </w:tcPr>
+          <w:p>
+            <w:r>
+              <w:rPr>
+                <w:sz w:val="14"/>
+              </w:rPr>
+              <w:t>EQ31_enq2</w:t>
+            </w:r>
+          </w:p>
+        </w:tc>
+        <w:tc>
+          <w:tcPr>
+            <w:tcW w:type="dxa" w:w="1662"/>
+          </w:tcPr>
+          <w:p>
+            <w:r>
+              <w:rPr>
+                <w:sz w:val="14"/>
+              </w:rPr>
+              <w:t>Equipe31</w:t>
+            </w:r>
+          </w:p>
+        </w:tc>
+        <w:tc>
+          <w:tcPr>
+            <w:tcW w:type="dxa" w:w="1662"/>
+          </w:tcPr>
+          <w:p>
+            <w:r>
+              <w:rPr>
+                <w:sz w:val="14"/>
+              </w:rPr>
+              <w:t>Souaibou KANTE</w:t>
+            </w:r>
+          </w:p>
+        </w:tc>
+        <w:tc>
+          <w:tcPr>
+            <w:tcW w:type="dxa" w:w="1662"/>
+          </w:tcPr>
+          <w:p>
+            <w:r>
+              <w:rPr>
+                <w:sz w:val="14"/>
+              </w:rPr>
+              <w:t>Alassane Ndoye DIALLO</w:t>
+            </w:r>
+          </w:p>
+        </w:tc>
+      </w:tr>
+    </w:tbl>
+    <w:p/>
+    <w:tbl>
+      <w:tblPr>
+        <w:tblStyle w:val="TableGrid"/>
+        <w:tblW w:type="auto" w:w="0"/>
+        <w:tblLook w:firstColumn="1" w:firstRow="1" w:lastColumn="0" w:lastRow="0" w:noHBand="0" w:noVBand="1" w:val="04A0"/>
+      </w:tblPr>
+      <w:tblGrid>
+        <w:gridCol w:w="3324"/>
+        <w:gridCol w:w="3324"/>
+        <w:gridCol w:w="3324"/>
+      </w:tblGrid>
+      <w:tr>
+        <w:tc>
+          <w:tcPr>
+            <w:tcW w:type="dxa" w:w="3324"/>
+            <w:shd w:fill="70AD47"/>
+          </w:tcPr>
+          <w:p>
+            <w:r>
+              <w:rPr>
+                <w:b/>
+                <w:color w:val="FFFFFF"/>
+                <w:sz w:val="18"/>
+              </w:rPr>
+              <w:t>Chef de Menage</w:t>
+            </w:r>
+          </w:p>
+        </w:tc>
+        <w:tc>
+          <w:tcPr>
+            <w:tcW w:type="dxa" w:w="3324"/>
+            <w:shd w:fill="70AD47"/>
+          </w:tcPr>
+          <w:p>
+            <w:r>
+              <w:rPr>
+                <w:b/>
+                <w:color w:val="FFFFFF"/>
+                <w:sz w:val="18"/>
+              </w:rPr>
+              <w:t>Quartier/Village (s00q05)</w:t>
+            </w:r>
+          </w:p>
+        </w:tc>
+        <w:tc>
+          <w:tcPr>
+            <w:tcW w:type="dxa" w:w="3324"/>
+            <w:shd w:fill="70AD47"/>
+          </w:tcPr>
+          <w:p>
+            <w:r>
+              <w:rPr>
+                <w:b/>
+                <w:color w:val="FFFFFF"/>
+                <w:sz w:val="18"/>
+              </w:rPr>
+              <w:t>Localisation GPS</w:t>
+            </w:r>
+          </w:p>
+        </w:tc>
+      </w:tr>
+      <w:tr>
+        <w:tc>
+          <w:tcPr>
+            <w:tcW w:type="dxa" w:w="3324"/>
+          </w:tcPr>
+          <w:p>
+            <w:r>
+              <w:rPr>
+                <w:sz w:val="18"/>
+              </w:rPr>
+              <w:t>MADY DANFAKHA</w:t>
+            </w:r>
+          </w:p>
+        </w:tc>
+        <w:tc>
+          <w:tcPr>
+            <w:tcW w:type="dxa" w:w="3324"/>
+          </w:tcPr>
+          <w:p>
+            <w:r>
+              <w:rPr>
+                <w:sz w:val="18"/>
+              </w:rPr>
+              <w:t>N/A</w:t>
+            </w:r>
+          </w:p>
+        </w:tc>
+        <w:tc>
+          <w:tcPr>
+            <w:tcW w:type="dxa" w:w="3324"/>
+          </w:tcPr>
+          <w:p>
+            <w:r/>
+            <w:hyperlink r:id="rId19">
+              <w:r>
+                <w:rPr>
+                  <w:color w:val="0563C1"/>
+                  <w:u w:val="single"/>
+                </w:rPr>
+                <w:t>SANELA</w:t>
+              </w:r>
+            </w:hyperlink>
+          </w:p>
+        </w:tc>
+      </w:tr>
+    </w:tbl>
+    <w:p/>
+    <w:p>
+      <w:r>
+        <w:rPr>
+          <w:b/>
+          <w:color w:val="4672C4"/>
+          <w:sz w:val="22"/>
+        </w:rPr>
+        <w:t>&gt;&gt; Section0 - Identification et renseignements de controle</w:t>
+      </w:r>
+    </w:p>
+    <w:p>
+      <w:pPr>
+        <w:ind w:left="283"/>
+      </w:pPr>
+      <w:r>
+        <w:rPr>
+          <w:sz w:val="20"/>
+        </w:rPr>
+        <w:t>- Le questionnaire semble ne pas être complètement fini mais le questionnaire est en statut complet, prière de compléter le questionnaire.</w:t>
+      </w:r>
+    </w:p>
+    <w:p>
+      <w:r>
+        <w:rPr>
+          <w:b/>
+          <w:color w:val="4672C4"/>
+          <w:sz w:val="22"/>
+        </w:rPr>
+        <w:t>&gt;&gt; Section1 - Caracteristiques des membres</w:t>
+      </w:r>
+    </w:p>
+    <w:p>
+      <w:pPr>
+        <w:ind w:left="283"/>
+      </w:pPr>
+      <w:r>
+        <w:rPr>
+          <w:sz w:val="20"/>
+        </w:rPr>
+        <w:t>- Attention ! Vous avez déclaré en s01q00 que le répondant est la personne elle-même, or MOHAMED DANFAKHA est trop jeune (10 ans) pour fournir des informations correctes. Prière de refaire la section 1 pour MOHAMED DANFAKHA en demandant à un adulte de répondre aux questions à sa place.</w:t>
+      </w:r>
+    </w:p>
+    <w:p>
+      <w:r>
+        <w:rPr>
+          <w:b/>
+          <w:color w:val="4672C4"/>
+          <w:sz w:val="22"/>
+        </w:rPr>
+        <w:t>&gt;&gt; Section2 - Education</w:t>
+      </w:r>
+    </w:p>
+    <w:p>
+      <w:pPr>
+        <w:ind w:left="283"/>
+      </w:pPr>
+      <w:r>
+        <w:rPr>
+          <w:sz w:val="20"/>
+        </w:rPr>
+        <w:t xml:space="preserve">- Le montant des autres depenses pour l'année scolaire de COUMBA DANFAKHA est faible ou élevé. veuillez, s'il vous plait, confirmer ces informations avec le QG ou apporter les corrections nécessaires. </w:t>
+        <w:br/>
+        <w:t xml:space="preserve">- Le montant des autres depenses pour l'année scolaire de DABO DANFAKHA est faible ou élevé. veuillez, s'il vous plait, confirmer ces informations avec le QG ou apporter les corrections nécessaires. </w:t>
+        <w:br/>
+        <w:t xml:space="preserve">- Le montant des autres depenses pour l'année scolaire de FATIMATA DANFAKHA est faible ou élevé. veuillez, s'il vous plait, confirmer ces informations avec le QG ou apporter les corrections nécessaires. </w:t>
+        <w:br/>
+        <w:t xml:space="preserve">- Peu probable! GOUNDO DANFAKHA  n'arrive pas  à comprendre un petit texte lu dans une langue locale (s02q03). Veuillez corriger ou donner des explications au QG. Peu probable! GOUNDO DANFAKHA  ne sait ni lire, ni écrire, ni comprendre dans aucune des langues  (s02q01,s02q02,s02q03). Veuillez corriger ou donner des explications au QG. </w:t>
+        <w:br/>
+        <w:t xml:space="preserve">- Peu probable! MADY DANFAKHA  n'arrive pas  à comprendre un petit texte lu dans une langue locale (s02q03). Veuillez corriger ou donner des explications au QG. Peu probable! MADY DANFAKHA  ne sait ni lire, ni écrire, ni comprendre dans aucune des langues  (s02q01,s02q02,s02q03). Veuillez corriger ou donner des explications au QG. </w:t>
+        <w:br/>
+        <w:t xml:space="preserve">- Peu probable! MOHAMED DANFAKHA  n'arrive pas  à comprendre un petit texte lu dans une langue locale (s02q03). Veuillez corriger ou donner des explications au QG. </w:t>
+        <w:br/>
+        <w:t xml:space="preserve">- Peu probable! SADIO DANFAKHA  n'arrive pas  à comprendre un petit texte lu dans une langue locale (s02q03). Veuillez corriger ou donner des explications au QG. Avertissement!! SADIO DANFAKHA qui sait écrire en français doit pouvoir lire en français. </w:t>
+        <w:br/>
+        <w:t xml:space="preserve">- Peu probable! SAGNA DANFAKHA  n'arrive pas  à comprendre un petit texte lu dans une langue locale (s02q03). Veuillez corriger ou donner des explications au QG. Peu probable! SAGNA DANFAKHA  ne sait ni lire, ni écrire, ni comprendre dans aucune des langues  (s02q01,s02q02,s02q03). Veuillez corriger ou donner des explications au QG. La raison principale que SAGNA DANFAKHA n'a pas fait des études dans une école formelle est femme ménagére et semble exister dans les modalités, prière de prendre attache avec le QG pour plus d'explication afin de la classer bien. </w:t>
+        <w:br/>
+        <w:t xml:space="preserve">- Peu probable! SEYNI DANFAKHA  n'arrive pas  à comprendre un petit texte lu dans une langue locale (s02q03). Veuillez corriger ou donner des explications au QG. Le montant des autres depenses pour l'année scolaire de SEYNI DANFAKHA est faible ou élevé. veuillez, s'il vous plait, confirmer ces informations avec le QG ou apporter les corrections nécessaires. </w:t>
+        <w:br/>
+        <w:t>- Peu probable! SINA DANFAKHA  n'arrive pas  à comprendre un petit texte lu dans une langue locale (s02q03). Veuillez corriger ou donner des explications au QG. Le montant des autres depenses pour l'année scolaire de SINA DANFAKHA est faible ou élevé. veuillez, s'il vous plait, confirmer ces informations avec le QG ou apporter les corrections nécessaires.</w:t>
+      </w:r>
+    </w:p>
+    <w:p>
+      <w:r>
+        <w:rPr>
+          <w:b/>
+          <w:color w:val="4672C4"/>
+          <w:sz w:val="22"/>
+        </w:rPr>
+        <w:t>&gt;&gt; Section4a - Emploi</w:t>
+      </w:r>
+    </w:p>
+    <w:p>
+      <w:pPr>
+        <w:ind w:left="283"/>
+      </w:pPr>
+      <w:r>
+        <w:rPr>
+          <w:sz w:val="20"/>
+        </w:rPr>
+        <w:t xml:space="preserve">- Avertissement! COUMBA DANFAKHA n'a consacré aucune heure pour aucun des travaux du ménage, prière de regarder les réponses prises dans les questions (s04q01 s04q02 s04q03 s04q04 s04q05 s04q06 s04q07 s04q08). </w:t>
+        <w:br/>
+        <w:t>- Avertissement! Généralement les jeunes hommes (10 à 25ans) font des travaux ménager soit apprendre les enfants à reviser leurs léçons ou d'autres cours, MOHAMED DANFAKHA n'a consacré aucune heure pour les travaux cités en s04q01, s04q02, s04q03, s04q04, s04q05, s04q06, s04q07 et s04q08.Prière de regarder pour corriger ou confirmer avec le QG.</w:t>
+      </w:r>
+    </w:p>
+    <w:p>
+      <w:r>
+        <w:rPr>
+          <w:b/>
+          <w:color w:val="4672C4"/>
+          <w:sz w:val="22"/>
+        </w:rPr>
+        <w:t>&gt;&gt; Section7a1 - Repas pris a l'exterieur du menage</w:t>
+      </w:r>
+    </w:p>
+    <w:p>
+      <w:pPr>
+        <w:ind w:left="283"/>
+      </w:pPr>
+      <w:r>
+        <w:rPr>
+          <w:sz w:val="20"/>
+        </w:rPr>
+        <w:t>- Attention ! La somme des repas pris à l'extérieur pour l'ensemble du ménage et pour les membres du ménage est identique, êtes-vous sûr de ne pas avoir reconduit les mêmes informations? Prière de vérifier et corriger ou de confirmer avec le QG. Attention ! Les informations des repas pris à l'extérieur pour l'ensemble du ménage et pour les membres du ménage sont identiques, prière de vérifier et de corriger ou de confirmer ces informations avec le QG.</w:t>
+      </w:r>
+    </w:p>
+    <w:p>
+      <w:r>
+        <w:rPr>
+          <w:b/>
+          <w:color w:val="4672C4"/>
+          <w:sz w:val="22"/>
+        </w:rPr>
+        <w:t>&gt;&gt; Section7b - Consommation alimentaire - 7 jours</w:t>
+      </w:r>
+    </w:p>
+    <w:p>
+      <w:pPr>
+        <w:ind w:left="283"/>
+      </w:pPr>
+      <w:r>
+        <w:rPr>
+          <w:sz w:val="20"/>
+        </w:rPr>
+        <w:t>- Attention ! Le prix unitaire d'achat (16.66667 Fcfa) de Ail en Morceau (Portion) (Petit) est relativement faible par rapport aux autres prix observés dans cette zone. Prière de corriger ou de confirmer avec le QG. Avertissement!! le prix unitaire (100 Fcfa) de Thé en sachet (unité: Sachets) de taille Tres petit est très faible ou élevé. Prière de corriger ou de confirmer avec le QG. Avertissement!!! Le ménage a consommé 21 Sachets Tres petit de Sucre en poudre , cette quantité semble anormale pour une consommation des 7 derniers jours.Prière de corriger ou de confirmer avec le QG. Incohérence!! Dans ce ménage, chaque individus consomme par jour 31.76048 Kg  de cereale; Prière de revoir les quantités prises de ces produits. Incohérence!! Dans ce ménage, chaque individus consomme par jour 31.76048 Kg  de cereale; Prière de revoir les quantités prises de ces produits. Incohérence!! Dans ce ménage, chaque individus consomme par jour 31.76048 Kg  de cereale; Prière de revoir les quantités prises de ces produits.</w:t>
+      </w:r>
+    </w:p>
+    <w:p>
+      <w:r>
+        <w:rPr>
+          <w:b/>
+          <w:color w:val="4672C4"/>
+          <w:sz w:val="22"/>
+        </w:rPr>
+        <w:t>&gt;&gt; Section10a - Existence entreprise non agricole</w:t>
+      </w:r>
+    </w:p>
+    <w:p>
+      <w:pPr>
+        <w:ind w:left="283"/>
+      </w:pPr>
+      <w:r>
+        <w:rPr>
+          <w:sz w:val="20"/>
+        </w:rPr>
+        <w:t>- Avertissement!!! Le ménage de MADY DANFAKHA a comme taille 12 personnes dont ils vivent à KEDOUGOU Rural et aucune d'entre ne possède une entreprise non agricole, prière de revoir cette partie de la section 10 de ce menage.</w:t>
+      </w:r>
+    </w:p>
+    <w:p>
+      <w:r>
+        <w:rPr>
+          <w:b/>
+          <w:color w:val="4672C4"/>
+          <w:sz w:val="22"/>
+        </w:rPr>
+        <w:t>&gt;&gt; Section11 - Caracteristiques logement</w:t>
+      </w:r>
+    </w:p>
+    <w:p>
+      <w:pPr>
+        <w:ind w:left="283"/>
+      </w:pPr>
+      <w:r>
+        <w:rPr>
+          <w:sz w:val="20"/>
+        </w:rPr>
+        <w:t>- Le montant (FCFA) du loyer mensuel payé pour un logement comme le votre dans ce village/quartier est trop élevé, Veuillez s'il vous plaît corriger cette information.</w:t>
+      </w:r>
+    </w:p>
+    <w:p>
+      <w:r>
+        <w:rPr>
+          <w:b/>
+          <w:color w:val="4672C4"/>
+          <w:sz w:val="22"/>
+        </w:rPr>
+        <w:t>&gt;&gt; Section12 - Actifs du menage</w:t>
+      </w:r>
+    </w:p>
+    <w:p>
+      <w:pPr>
+        <w:ind w:left="283"/>
+      </w:pPr>
+      <w:r>
+        <w:rPr>
+          <w:sz w:val="20"/>
+        </w:rPr>
+        <w:t xml:space="preserve">- Attention ! Lit a été revendu à 250000 Fcfa qui est relativement élevé par rapport aux autres prix de revente observés dans cette zone. Prière de corriger ou de confirmer avec le QG. </w:t>
+        <w:br/>
+        <w:t>- Attention ! Téléphone portable a été revendu à 150000 Fcfa qui est relativement élevé par rapport aux autres prix de revente observés dans cette zone. Prière de corriger ou de confirmer avec le QG.</w:t>
+      </w:r>
+    </w:p>
+    <w:p>
+      <w:r>
+        <w:rPr>
+          <w:b/>
+          <w:color w:val="4672C4"/>
+          <w:sz w:val="22"/>
+        </w:rPr>
+        <w:t>&gt;&gt; Section16a - Champs et parcelles</w:t>
+      </w:r>
+    </w:p>
+    <w:p>
+      <w:pPr>
+        <w:ind w:left="283"/>
+      </w:pPr>
+      <w:r>
+        <w:rPr>
+          <w:sz w:val="20"/>
+        </w:rPr>
+        <w:t>- Avertissement!! La parcelle a comme nom (1) qui ne semble pas être un bon nom ou contient des lettres, prière de mettre le vrai nom de la parcelle. Le nombre de personnes toutes catégories confondues des main-d'oeuvre non-familiale sur la parcelle 1 au cours de la campagne pour la période des récoltes est de 20 personnes qui semble faible ou élevé. Merci de corriger. Le salaire total payé de toutes catégories confondues par le ménage MADY DANFAKHA pour la main-d'oeuvre non-familiale sur la parcelle 1 au cours de la campagne pour la période des récoltes est de 120000 qui semble élevé ou faible. Merci de corriger. La superficie de la parcelle 1 selon les mesures GPS est de 3 hectare et celle donnée par l'exploitant est de 3 qui sont identique, comment cela pourrait-il se faire prière de corriger. Le document légal (titre, acte, certificat etc. ) qui affirme votre possession de la parcelle 1 est  et semble exister dans les modalités, prière de prendre attache avec le QG pour plus d'explication afin de la classer bien.</w:t>
+      </w:r>
+    </w:p>
+    <w:p>
+      <w:r>
+        <w:rPr>
+          <w:b/>
+          <w:color w:val="4672C4"/>
+          <w:sz w:val="22"/>
+        </w:rPr>
+        <w:t>&gt;&gt; Section19 - Equipements agricoles</w:t>
+      </w:r>
+    </w:p>
+    <w:p>
+      <w:pPr>
+        <w:ind w:left="283"/>
+      </w:pPr>
+      <w:r>
+        <w:rPr>
+          <w:sz w:val="20"/>
+        </w:rPr>
+        <w:t xml:space="preserve">- Attention ! Hache/pioche a été revendu à 5000 Fcfa qui est relativement élevé par rapport aux autres prix de revente observés dans cette zone. Prière de corriger ou de confirmer avec le QG. </w:t>
+        <w:br/>
+        <w:t>- Attention ! Houe/daba/hilaire a été revendu à 3500 Fcfa qui est relativement élevé par rapport aux autres prix de revente observés dans cette zone. Prière de corriger ou de confirmer avec le QG.</w:t>
       </w:r>
     </w:p>
     <w:p>
